--- a/editable_docx/03_Ходатайство_об_истребовании_доказательств.docx
+++ b/editable_docx/03_Ходатайство_об_истребовании_доказательств.docx
@@ -2362,6 +2362,36 @@
     </w:p>
     <w:p>
       <w:pPr>
+        <w:pStyle w:val="Heading3"/>
+      </w:pPr>
+      <w:r>
+        <w:rPr>
+          <w:rFonts w:ascii="Times New Roman" w:hAnsi="Times New Roman" w:cs="Times New Roman" w:eastAsia="Times New Roman"/>
+          <w:b/>
+          <w:i w:val="0"/>
+          <w:color w:val="000000"/>
+          <w:sz w:val="23"/>
+        </w:rPr>
+        <w:t>Прямое возмещение убытков</w:t>
+      </w:r>
+    </w:p>
+    <w:p>
+      <w:pPr>
+        <w:ind w:firstLine="709"/>
+      </w:pPr>
+      <w:r>
+        <w:rPr>
+          <w:rFonts w:ascii="Times New Roman" w:hAnsi="Times New Roman" w:cs="Times New Roman" w:eastAsia="Times New Roman"/>
+          <w:b w:val="0"/>
+          <w:i w:val="0"/>
+          <w:color w:val="000000"/>
+          <w:sz w:val="22"/>
+        </w:rPr>
+        <w:t>Если полис ХХХ 0284409797 является полисом ОСАГО автомобиля истца и выполнены условия ст. 14.1 Закона об ОСАГО, необходимо установить, обращалось ли ООО «ВИГОРАВТО» за прямым возмещением убытков к своему страховщику. Вид указанного полиса заранее не утверждается.</w:t>
+      </w:r>
+    </w:p>
+    <w:p>
+      <w:pPr>
         <w:pStyle w:val="Heading2"/>
       </w:pPr>
       <w:r>
@@ -2564,7 +2594,7 @@
           <w:color w:val="000000"/>
           <w:sz w:val="22"/>
         </w:rPr>
-        <w:t>содержание первоначально указанных повреждений;</w:t>
+        <w:t>сведения о разногласиях участников;</w:t>
       </w:r>
     </w:p>
     <w:p>
@@ -2589,7 +2619,7 @@
           <w:color w:val="000000"/>
           <w:sz w:val="22"/>
         </w:rPr>
-        <w:t>материалы N231029-18673;</w:t>
+        <w:t>сведения о применённом лимите 100 000 или 400 000 руб.;</w:t>
       </w:r>
     </w:p>
     <w:p>
@@ -2614,6 +2644,81 @@
           <w:color w:val="000000"/>
           <w:sz w:val="22"/>
         </w:rPr>
+        <w:t>сведения о передаче извещения и фотофиксации в АИС ОСАГО;</w:t>
+      </w:r>
+    </w:p>
+    <w:p>
+      <w:pPr>
+        <w:spacing w:after="40"/>
+        <w:ind w:left="510" w:hanging="227"/>
+        <w:jc w:val="both"/>
+      </w:pPr>
+      <w:r>
+        <w:rPr>
+          <w:rFonts w:ascii="Times New Roman" w:hAnsi="Times New Roman" w:cs="Times New Roman" w:eastAsia="Times New Roman"/>
+          <w:color w:val="000000"/>
+          <w:sz w:val="22"/>
+        </w:rPr>
+        <w:t xml:space="preserve">• </w:t>
+      </w:r>
+      <w:r>
+        <w:rPr>
+          <w:rFonts w:ascii="Times New Roman" w:hAnsi="Times New Roman" w:cs="Times New Roman" w:eastAsia="Times New Roman"/>
+          <w:b w:val="0"/>
+          <w:i w:val="0"/>
+          <w:color w:val="000000"/>
+          <w:sz w:val="22"/>
+        </w:rPr>
+        <w:t>содержание первоначально указанных повреждений;</w:t>
+      </w:r>
+    </w:p>
+    <w:p>
+      <w:pPr>
+        <w:spacing w:after="40"/>
+        <w:ind w:left="510" w:hanging="227"/>
+        <w:jc w:val="both"/>
+      </w:pPr>
+      <w:r>
+        <w:rPr>
+          <w:rFonts w:ascii="Times New Roman" w:hAnsi="Times New Roman" w:cs="Times New Roman" w:eastAsia="Times New Roman"/>
+          <w:color w:val="000000"/>
+          <w:sz w:val="22"/>
+        </w:rPr>
+        <w:t xml:space="preserve">• </w:t>
+      </w:r>
+      <w:r>
+        <w:rPr>
+          <w:rFonts w:ascii="Times New Roman" w:hAnsi="Times New Roman" w:cs="Times New Roman" w:eastAsia="Times New Roman"/>
+          <w:b w:val="0"/>
+          <w:i w:val="0"/>
+          <w:color w:val="000000"/>
+          <w:sz w:val="22"/>
+        </w:rPr>
+        <w:t>материалы N231029-18673;</w:t>
+      </w:r>
+    </w:p>
+    <w:p>
+      <w:pPr>
+        <w:spacing w:after="40"/>
+        <w:ind w:left="510" w:hanging="227"/>
+        <w:jc w:val="both"/>
+      </w:pPr>
+      <w:r>
+        <w:rPr>
+          <w:rFonts w:ascii="Times New Roman" w:hAnsi="Times New Roman" w:cs="Times New Roman" w:eastAsia="Times New Roman"/>
+          <w:color w:val="000000"/>
+          <w:sz w:val="22"/>
+        </w:rPr>
+        <w:t xml:space="preserve">• </w:t>
+      </w:r>
+      <w:r>
+        <w:rPr>
+          <w:rFonts w:ascii="Times New Roman" w:hAnsi="Times New Roman" w:cs="Times New Roman" w:eastAsia="Times New Roman"/>
+          <w:b w:val="0"/>
+          <w:i w:val="0"/>
+          <w:color w:val="000000"/>
+          <w:sz w:val="22"/>
+        </w:rPr>
         <w:t>материалы фотофиксации 347490.</w:t>
       </w:r>
     </w:p>
@@ -2913,7 +3018,7 @@
           <w:color w:val="000000"/>
           <w:sz w:val="22"/>
         </w:rPr>
-        <w:t>дефектовки;</w:t>
+        <w:t>счета;</w:t>
       </w:r>
     </w:p>
     <w:p>
@@ -2938,7 +3043,7 @@
           <w:color w:val="000000"/>
           <w:sz w:val="22"/>
         </w:rPr>
-        <w:t>сведения о последующих страховых событиях;</w:t>
+        <w:t>акты выполненных работ;</w:t>
       </w:r>
     </w:p>
     <w:p>
@@ -2963,7 +3068,7 @@
           <w:color w:val="000000"/>
           <w:sz w:val="22"/>
         </w:rPr>
-        <w:t>текущее состояние;</w:t>
+        <w:t>даты ремонта;</w:t>
       </w:r>
     </w:p>
     <w:p>
@@ -2988,7 +3093,7 @@
           <w:color w:val="000000"/>
           <w:sz w:val="22"/>
         </w:rPr>
-        <w:t>текущий пробег;</w:t>
+        <w:t>перечень фактически заменённых деталей;</w:t>
       </w:r>
     </w:p>
     <w:p>
@@ -3013,7 +3118,7 @@
           <w:color w:val="000000"/>
           <w:sz w:val="22"/>
         </w:rPr>
-        <w:t>место нахождения автомобиля;</w:t>
+        <w:t>дефектовки;</w:t>
       </w:r>
     </w:p>
     <w:p>
@@ -3038,7 +3143,7 @@
           <w:color w:val="000000"/>
           <w:sz w:val="22"/>
         </w:rPr>
-        <w:t>возможность предоставить автомобиль для экспертизы.</w:t>
+        <w:t>сведения о последующих страховых событиях;</w:t>
       </w:r>
     </w:p>
     <w:p>
@@ -3063,7 +3168,7 @@
           <w:color w:val="000000"/>
           <w:sz w:val="22"/>
         </w:rPr>
-        <w:t>полис ХХХ 0284409797, указанный в иске;</w:t>
+        <w:t>текущее состояние;</w:t>
       </w:r>
     </w:p>
     <w:p>
@@ -3088,7 +3193,7 @@
           <w:color w:val="000000"/>
           <w:sz w:val="22"/>
         </w:rPr>
-        <w:t>сведения о страховщике, виде страхования, страхователе, застрахованном ТС и сроке действия этого полиса;</w:t>
+        <w:t>текущий пробег;</w:t>
       </w:r>
     </w:p>
     <w:p>
@@ -3113,7 +3218,207 @@
           <w:color w:val="000000"/>
           <w:sz w:val="22"/>
         </w:rPr>
+        <w:t>место нахождения автомобиля;</w:t>
+      </w:r>
+    </w:p>
+    <w:p>
+      <w:pPr>
+        <w:spacing w:after="40"/>
+        <w:ind w:left="510" w:hanging="227"/>
+        <w:jc w:val="both"/>
+      </w:pPr>
+      <w:r>
+        <w:rPr>
+          <w:rFonts w:ascii="Times New Roman" w:hAnsi="Times New Roman" w:cs="Times New Roman" w:eastAsia="Times New Roman"/>
+          <w:color w:val="000000"/>
+          <w:sz w:val="22"/>
+        </w:rPr>
+        <w:t xml:space="preserve">• </w:t>
+      </w:r>
+      <w:r>
+        <w:rPr>
+          <w:rFonts w:ascii="Times New Roman" w:hAnsi="Times New Roman" w:cs="Times New Roman" w:eastAsia="Times New Roman"/>
+          <w:b w:val="0"/>
+          <w:i w:val="0"/>
+          <w:color w:val="000000"/>
+          <w:sz w:val="22"/>
+        </w:rPr>
+        <w:t>возможность предоставить автомобиль для экспертизы.</w:t>
+      </w:r>
+    </w:p>
+    <w:p>
+      <w:pPr>
+        <w:spacing w:after="40"/>
+        <w:ind w:left="510" w:hanging="227"/>
+        <w:jc w:val="both"/>
+      </w:pPr>
+      <w:r>
+        <w:rPr>
+          <w:rFonts w:ascii="Times New Roman" w:hAnsi="Times New Roman" w:cs="Times New Roman" w:eastAsia="Times New Roman"/>
+          <w:color w:val="000000"/>
+          <w:sz w:val="22"/>
+        </w:rPr>
+        <w:t xml:space="preserve">• </w:t>
+      </w:r>
+      <w:r>
+        <w:rPr>
+          <w:rFonts w:ascii="Times New Roman" w:hAnsi="Times New Roman" w:cs="Times New Roman" w:eastAsia="Times New Roman"/>
+          <w:b w:val="0"/>
+          <w:i w:val="0"/>
+          <w:color w:val="000000"/>
+          <w:sz w:val="22"/>
+        </w:rPr>
+        <w:t>полис ХХХ 0284409797, указанный в иске;</w:t>
+      </w:r>
+    </w:p>
+    <w:p>
+      <w:pPr>
+        <w:spacing w:after="40"/>
+        <w:ind w:left="510" w:hanging="227"/>
+        <w:jc w:val="both"/>
+      </w:pPr>
+      <w:r>
+        <w:rPr>
+          <w:rFonts w:ascii="Times New Roman" w:hAnsi="Times New Roman" w:cs="Times New Roman" w:eastAsia="Times New Roman"/>
+          <w:color w:val="000000"/>
+          <w:sz w:val="22"/>
+        </w:rPr>
+        <w:t xml:space="preserve">• </w:t>
+      </w:r>
+      <w:r>
+        <w:rPr>
+          <w:rFonts w:ascii="Times New Roman" w:hAnsi="Times New Roman" w:cs="Times New Roman" w:eastAsia="Times New Roman"/>
+          <w:b w:val="0"/>
+          <w:i w:val="0"/>
+          <w:color w:val="000000"/>
+          <w:sz w:val="22"/>
+        </w:rPr>
+        <w:t>сведения о страховщике, виде страхования, страхователе, застрахованном ТС и сроке действия этого полиса;</w:t>
+      </w:r>
+    </w:p>
+    <w:p>
+      <w:pPr>
+        <w:spacing w:after="40"/>
+        <w:ind w:left="510" w:hanging="227"/>
+        <w:jc w:val="both"/>
+      </w:pPr>
+      <w:r>
+        <w:rPr>
+          <w:rFonts w:ascii="Times New Roman" w:hAnsi="Times New Roman" w:cs="Times New Roman" w:eastAsia="Times New Roman"/>
+          <w:color w:val="000000"/>
+          <w:sz w:val="22"/>
+        </w:rPr>
+        <w:t xml:space="preserve">• </w:t>
+      </w:r>
+      <w:r>
+        <w:rPr>
+          <w:rFonts w:ascii="Times New Roman" w:hAnsi="Times New Roman" w:cs="Times New Roman" w:eastAsia="Times New Roman"/>
+          <w:b w:val="0"/>
+          <w:i w:val="0"/>
+          <w:color w:val="000000"/>
+          <w:sz w:val="22"/>
+        </w:rPr>
         <w:t>пояснение о связи полиса ХХХ 0284409797 с договором КАСКО № 65/22-04(7)-000217 и выплатным делом № 065/23-04-001505.</w:t>
+      </w:r>
+    </w:p>
+    <w:p>
+      <w:pPr>
+        <w:spacing w:after="40"/>
+        <w:ind w:left="510" w:hanging="227"/>
+        <w:jc w:val="both"/>
+      </w:pPr>
+      <w:r>
+        <w:rPr>
+          <w:rFonts w:ascii="Times New Roman" w:hAnsi="Times New Roman" w:cs="Times New Roman" w:eastAsia="Times New Roman"/>
+          <w:color w:val="000000"/>
+          <w:sz w:val="22"/>
+        </w:rPr>
+        <w:t xml:space="preserve">• </w:t>
+      </w:r>
+      <w:r>
+        <w:rPr>
+          <w:rFonts w:ascii="Times New Roman" w:hAnsi="Times New Roman" w:cs="Times New Roman" w:eastAsia="Times New Roman"/>
+          <w:b w:val="0"/>
+          <w:i w:val="0"/>
+          <w:color w:val="000000"/>
+          <w:sz w:val="22"/>
+        </w:rPr>
+        <w:t>полный договор на юридические услуги и приложения;</w:t>
+      </w:r>
+    </w:p>
+    <w:p>
+      <w:pPr>
+        <w:spacing w:after="40"/>
+        <w:ind w:left="510" w:hanging="227"/>
+        <w:jc w:val="both"/>
+      </w:pPr>
+      <w:r>
+        <w:rPr>
+          <w:rFonts w:ascii="Times New Roman" w:hAnsi="Times New Roman" w:cs="Times New Roman" w:eastAsia="Times New Roman"/>
+          <w:color w:val="000000"/>
+          <w:sz w:val="22"/>
+        </w:rPr>
+        <w:t xml:space="preserve">• </w:t>
+      </w:r>
+      <w:r>
+        <w:rPr>
+          <w:rFonts w:ascii="Times New Roman" w:hAnsi="Times New Roman" w:cs="Times New Roman" w:eastAsia="Times New Roman"/>
+          <w:b w:val="0"/>
+          <w:i w:val="0"/>
+          <w:color w:val="000000"/>
+          <w:sz w:val="22"/>
+        </w:rPr>
+        <w:t>акт оказанных услуг, если он составлялся;</w:t>
+      </w:r>
+    </w:p>
+    <w:p>
+      <w:pPr>
+        <w:spacing w:after="40"/>
+        <w:ind w:left="510" w:hanging="227"/>
+        <w:jc w:val="both"/>
+      </w:pPr>
+      <w:r>
+        <w:rPr>
+          <w:rFonts w:ascii="Times New Roman" w:hAnsi="Times New Roman" w:cs="Times New Roman" w:eastAsia="Times New Roman"/>
+          <w:color w:val="000000"/>
+          <w:sz w:val="22"/>
+        </w:rPr>
+        <w:t xml:space="preserve">• </w:t>
+      </w:r>
+      <w:r>
+        <w:rPr>
+          <w:rFonts w:ascii="Times New Roman" w:hAnsi="Times New Roman" w:cs="Times New Roman" w:eastAsia="Times New Roman"/>
+          <w:b w:val="0"/>
+          <w:i w:val="0"/>
+          <w:color w:val="000000"/>
+          <w:sz w:val="22"/>
+        </w:rPr>
+        <w:t>перечень фактически выполненных юридических работ;</w:t>
+      </w:r>
+    </w:p>
+    <w:p>
+      <w:pPr>
+        <w:spacing w:after="40"/>
+        <w:ind w:left="510" w:hanging="227"/>
+        <w:jc w:val="both"/>
+      </w:pPr>
+      <w:r>
+        <w:rPr>
+          <w:rFonts w:ascii="Times New Roman" w:hAnsi="Times New Roman" w:cs="Times New Roman" w:eastAsia="Times New Roman"/>
+          <w:color w:val="000000"/>
+          <w:sz w:val="22"/>
+        </w:rPr>
+        <w:t xml:space="preserve">• </w:t>
+      </w:r>
+      <w:r>
+        <w:rPr>
+          <w:rFonts w:ascii="Times New Roman" w:hAnsi="Times New Roman" w:cs="Times New Roman" w:eastAsia="Times New Roman"/>
+          <w:b w:val="0"/>
+          <w:i w:val="0"/>
+          <w:color w:val="000000"/>
+          <w:sz w:val="22"/>
+        </w:rPr>
+        <w:t>сведения об относимости расходов 50 000 руб. именно к настоящему делу.</w:t>
       </w:r>
     </w:p>
     <w:p>
@@ -3145,7 +3450,7 @@
           <w:color w:val="000000"/>
           <w:sz w:val="22"/>
         </w:rPr>
-        <w:t>Ремонтировался ли автомобиль после ДТП, какие работы выполнялись, сохранилось ли исходное состояние, можно ли провести натурное исследование и какова связь полиса ХХХ 0284409797 с договором КАСКО и выплатным делом.</w:t>
+        <w:t>Ремонтировался ли автомобиль после ДТП, какие работы и замены выполнялись, сохранилось ли исходное состояние, можно ли провести натурное исследование, какова связь полиса ХХХ 0284409797 с договором КАСКО и выплатным делом и какие юридические услуги фактически оказаны.</w:t>
       </w:r>
     </w:p>
     <w:p>
@@ -3177,7 +3482,7 @@
           <w:color w:val="000000"/>
           <w:sz w:val="22"/>
         </w:rPr>
-        <w:t>Эти сведения необходимы для проверки причинной связи, повторности повреждений и фактической основы заключения 2026 года.</w:t>
+        <w:t>Отсутствие фактического ремонта само по себе не исключает наличие ущерба. Сведения о ремонте необходимы для проверки причинной связи, повторности повреждений, текущего состояния, возможности натурной экспертизы и того, какие детали фактически заменялись.</w:t>
       </w:r>
     </w:p>
     <w:p>
@@ -3320,22 +3625,7 @@
           <w:color w:val="000000"/>
           <w:sz w:val="25"/>
         </w:rPr>
-        <w:t>5. УГИБДД ГУ МВД России по г. Москве</w:t>
-      </w:r>
-    </w:p>
-    <w:p>
-      <w:pPr>
-        <w:ind w:firstLine="709"/>
-      </w:pPr>
-      <w:r>
-        <w:rPr>
-          <w:rFonts w:ascii="Times New Roman" w:hAnsi="Times New Roman" w:cs="Times New Roman" w:eastAsia="Times New Roman"/>
-          <w:b w:val="0"/>
-          <w:i w:val="0"/>
-          <w:color w:val="000000"/>
-          <w:sz w:val="22"/>
-        </w:rPr>
-        <w:t>Ответчик не утверждает, что спорные повреждения возникли в другом ДТП. История иных событий запрашивается как исходный материал для проверки причинной связи.</w:t>
+        <w:t>5. Истец / Левинский - полный комплект заключения 2026 года</w:t>
       </w:r>
     </w:p>
     <w:p>
@@ -3377,7 +3667,7 @@
           <w:color w:val="000000"/>
           <w:sz w:val="22"/>
         </w:rPr>
-        <w:t>сведения о зарегистрированных ДТП с участием Volkswagen Polo VIN XW8ZZZ61ZLG032867 до 29.10.2023 - для проверки ранее существовавших повреждений задней части автомобиля;</w:t>
+        <w:t>заключение от 07.08.2026 полностью, без пропуска страниц;</w:t>
       </w:r>
     </w:p>
     <w:p>
@@ -3402,7 +3692,7 @@
           <w:color w:val="000000"/>
           <w:sz w:val="22"/>
         </w:rPr>
-        <w:t>сведения о зарегистрированных ДТП с участием того же автомобиля с 29.10.2023 по 07.08.2026 - для проверки последующих повреждающих событий до заключения Левинского;</w:t>
+        <w:t>приложение №1 полностью;</w:t>
       </w:r>
     </w:p>
     <w:p>
@@ -3427,7 +3717,232 @@
           <w:color w:val="000000"/>
           <w:sz w:val="22"/>
         </w:rPr>
-        <w:t>при наличии зарегистрированных ДТП, в которых фиксировались повреждения задней части указанного автомобиля, - материалы фиксации соответствующих повреждений.</w:t>
+        <w:t>все остальные приложения к заключению;</w:t>
+      </w:r>
+    </w:p>
+    <w:p>
+      <w:pPr>
+        <w:spacing w:after="40"/>
+        <w:ind w:left="510" w:hanging="227"/>
+        <w:jc w:val="both"/>
+      </w:pPr>
+      <w:r>
+        <w:rPr>
+          <w:rFonts w:ascii="Times New Roman" w:hAnsi="Times New Roman" w:cs="Times New Roman" w:eastAsia="Times New Roman"/>
+          <w:color w:val="000000"/>
+          <w:sz w:val="22"/>
+        </w:rPr>
+        <w:t xml:space="preserve">• </w:t>
+      </w:r>
+      <w:r>
+        <w:rPr>
+          <w:rFonts w:ascii="Times New Roman" w:hAnsi="Times New Roman" w:cs="Times New Roman" w:eastAsia="Times New Roman"/>
+          <w:b w:val="0"/>
+          <w:i w:val="0"/>
+          <w:color w:val="000000"/>
+          <w:sz w:val="22"/>
+        </w:rPr>
+        <w:t>полный построчный расчёт;</w:t>
+      </w:r>
+    </w:p>
+    <w:p>
+      <w:pPr>
+        <w:spacing w:after="40"/>
+        <w:ind w:left="510" w:hanging="227"/>
+        <w:jc w:val="both"/>
+      </w:pPr>
+      <w:r>
+        <w:rPr>
+          <w:rFonts w:ascii="Times New Roman" w:hAnsi="Times New Roman" w:cs="Times New Roman" w:eastAsia="Times New Roman"/>
+          <w:color w:val="000000"/>
+          <w:sz w:val="22"/>
+        </w:rPr>
+        <w:t xml:space="preserve">• </w:t>
+      </w:r>
+      <w:r>
+        <w:rPr>
+          <w:rFonts w:ascii="Times New Roman" w:hAnsi="Times New Roman" w:cs="Times New Roman" w:eastAsia="Times New Roman"/>
+          <w:b w:val="0"/>
+          <w:i w:val="0"/>
+          <w:color w:val="000000"/>
+          <w:sz w:val="22"/>
+        </w:rPr>
+        <w:t>все источники цен;</w:t>
+      </w:r>
+    </w:p>
+    <w:p>
+      <w:pPr>
+        <w:spacing w:after="40"/>
+        <w:ind w:left="510" w:hanging="227"/>
+        <w:jc w:val="both"/>
+      </w:pPr>
+      <w:r>
+        <w:rPr>
+          <w:rFonts w:ascii="Times New Roman" w:hAnsi="Times New Roman" w:cs="Times New Roman" w:eastAsia="Times New Roman"/>
+          <w:color w:val="000000"/>
+          <w:sz w:val="22"/>
+        </w:rPr>
+        <w:t xml:space="preserve">• </w:t>
+      </w:r>
+      <w:r>
+        <w:rPr>
+          <w:rFonts w:ascii="Times New Roman" w:hAnsi="Times New Roman" w:cs="Times New Roman" w:eastAsia="Times New Roman"/>
+          <w:b w:val="0"/>
+          <w:i w:val="0"/>
+          <w:color w:val="000000"/>
+          <w:sz w:val="22"/>
+        </w:rPr>
+        <w:t>распечатки и скриншоты ценовых предложений;</w:t>
+      </w:r>
+    </w:p>
+    <w:p>
+      <w:pPr>
+        <w:spacing w:after="40"/>
+        <w:ind w:left="510" w:hanging="227"/>
+        <w:jc w:val="both"/>
+      </w:pPr>
+      <w:r>
+        <w:rPr>
+          <w:rFonts w:ascii="Times New Roman" w:hAnsi="Times New Roman" w:cs="Times New Roman" w:eastAsia="Times New Roman"/>
+          <w:color w:val="000000"/>
+          <w:sz w:val="22"/>
+        </w:rPr>
+        <w:t xml:space="preserve">• </w:t>
+      </w:r>
+      <w:r>
+        <w:rPr>
+          <w:rFonts w:ascii="Times New Roman" w:hAnsi="Times New Roman" w:cs="Times New Roman" w:eastAsia="Times New Roman"/>
+          <w:b w:val="0"/>
+          <w:i w:val="0"/>
+          <w:color w:val="000000"/>
+          <w:sz w:val="22"/>
+        </w:rPr>
+        <w:t>дата получения каждой цены;</w:t>
+      </w:r>
+    </w:p>
+    <w:p>
+      <w:pPr>
+        <w:spacing w:after="40"/>
+        <w:ind w:left="510" w:hanging="227"/>
+        <w:jc w:val="both"/>
+      </w:pPr>
+      <w:r>
+        <w:rPr>
+          <w:rFonts w:ascii="Times New Roman" w:hAnsi="Times New Roman" w:cs="Times New Roman" w:eastAsia="Times New Roman"/>
+          <w:color w:val="000000"/>
+          <w:sz w:val="22"/>
+        </w:rPr>
+        <w:t xml:space="preserve">• </w:t>
+      </w:r>
+      <w:r>
+        <w:rPr>
+          <w:rFonts w:ascii="Times New Roman" w:hAnsi="Times New Roman" w:cs="Times New Roman" w:eastAsia="Times New Roman"/>
+          <w:b w:val="0"/>
+          <w:i w:val="0"/>
+          <w:color w:val="000000"/>
+          <w:sz w:val="22"/>
+        </w:rPr>
+        <w:t>материалы, переданные Левинскому заказчиком;</w:t>
+      </w:r>
+    </w:p>
+    <w:p>
+      <w:pPr>
+        <w:spacing w:after="40"/>
+        <w:ind w:left="510" w:hanging="227"/>
+        <w:jc w:val="both"/>
+      </w:pPr>
+      <w:r>
+        <w:rPr>
+          <w:rFonts w:ascii="Times New Roman" w:hAnsi="Times New Roman" w:cs="Times New Roman" w:eastAsia="Times New Roman"/>
+          <w:color w:val="000000"/>
+          <w:sz w:val="22"/>
+        </w:rPr>
+        <w:t xml:space="preserve">• </w:t>
+      </w:r>
+      <w:r>
+        <w:rPr>
+          <w:rFonts w:ascii="Times New Roman" w:hAnsi="Times New Roman" w:cs="Times New Roman" w:eastAsia="Times New Roman"/>
+          <w:b w:val="0"/>
+          <w:i w:val="0"/>
+          <w:color w:val="000000"/>
+          <w:sz w:val="22"/>
+        </w:rPr>
+        <w:t>фотографии;</w:t>
+      </w:r>
+    </w:p>
+    <w:p>
+      <w:pPr>
+        <w:spacing w:after="40"/>
+        <w:ind w:left="510" w:hanging="227"/>
+        <w:jc w:val="both"/>
+      </w:pPr>
+      <w:r>
+        <w:rPr>
+          <w:rFonts w:ascii="Times New Roman" w:hAnsi="Times New Roman" w:cs="Times New Roman" w:eastAsia="Times New Roman"/>
+          <w:color w:val="000000"/>
+          <w:sz w:val="22"/>
+        </w:rPr>
+        <w:t xml:space="preserve">• </w:t>
+      </w:r>
+      <w:r>
+        <w:rPr>
+          <w:rFonts w:ascii="Times New Roman" w:hAnsi="Times New Roman" w:cs="Times New Roman" w:eastAsia="Times New Roman"/>
+          <w:b w:val="0"/>
+          <w:i w:val="0"/>
+          <w:color w:val="000000"/>
+          <w:sz w:val="22"/>
+        </w:rPr>
+        <w:t>документы осмотра;</w:t>
+      </w:r>
+    </w:p>
+    <w:p>
+      <w:pPr>
+        <w:spacing w:after="40"/>
+        <w:ind w:left="510" w:hanging="227"/>
+        <w:jc w:val="both"/>
+      </w:pPr>
+      <w:r>
+        <w:rPr>
+          <w:rFonts w:ascii="Times New Roman" w:hAnsi="Times New Roman" w:cs="Times New Roman" w:eastAsia="Times New Roman"/>
+          <w:color w:val="000000"/>
+          <w:sz w:val="22"/>
+        </w:rPr>
+        <w:t xml:space="preserve">• </w:t>
+      </w:r>
+      <w:r>
+        <w:rPr>
+          <w:rFonts w:ascii="Times New Roman" w:hAnsi="Times New Roman" w:cs="Times New Roman" w:eastAsia="Times New Roman"/>
+          <w:b w:val="0"/>
+          <w:i w:val="0"/>
+          <w:color w:val="000000"/>
+          <w:sz w:val="22"/>
+        </w:rPr>
+        <w:t>договор и задание на исследование;</w:t>
+      </w:r>
+    </w:p>
+    <w:p>
+      <w:pPr>
+        <w:spacing w:after="40"/>
+        <w:ind w:left="510" w:hanging="227"/>
+        <w:jc w:val="both"/>
+      </w:pPr>
+      <w:r>
+        <w:rPr>
+          <w:rFonts w:ascii="Times New Roman" w:hAnsi="Times New Roman" w:cs="Times New Roman" w:eastAsia="Times New Roman"/>
+          <w:color w:val="000000"/>
+          <w:sz w:val="22"/>
+        </w:rPr>
+        <w:t xml:space="preserve">• </w:t>
+      </w:r>
+      <w:r>
+        <w:rPr>
+          <w:rFonts w:ascii="Times New Roman" w:hAnsi="Times New Roman" w:cs="Times New Roman" w:eastAsia="Times New Roman"/>
+          <w:b w:val="0"/>
+          <w:i w:val="0"/>
+          <w:color w:val="000000"/>
+          <w:sz w:val="22"/>
+        </w:rPr>
+        <w:t>документы, определяющие перечень поставленных вопросов.</w:t>
       </w:r>
     </w:p>
     <w:p>
@@ -3459,7 +3974,7 @@
           <w:color w:val="000000"/>
           <w:sz w:val="22"/>
         </w:rPr>
-        <w:t>Наличие или отсутствие иных зарегистрированных повреждающих событий, которые могли затрагивать спорные элементы задней части автомобиля.</w:t>
+        <w:t>Содержится ли в заключении самостоятельный ответ на вопрос №1 о составе и характере повреждений; какие данные и цены использованы; какие материалы переданы заказчиком; не перенесён ли перечень повреждений полностью из акта от 30.10.2023.</w:t>
       </w:r>
     </w:p>
     <w:p>
@@ -3491,7 +4006,7 @@
           <w:color w:val="000000"/>
           <w:sz w:val="22"/>
         </w:rPr>
-        <w:t>Сведения необходимы для последующей экспертной дифференциации происхождения десяти заявленных повреждений. Отсутствие иных ДТП также является значимым результатом проверки.</w:t>
+        <w:t>Заключение является основой расчёта 227 490,87 руб. Полнота его выводов, приложений и исходных данных влияет на возможность проверки объёма ущерба и причинной связи.</w:t>
       </w:r>
     </w:p>
     <w:p>
@@ -3523,7 +4038,7 @@
           <w:color w:val="000000"/>
           <w:sz w:val="22"/>
         </w:rPr>
-        <w:t>УГИБДД ГУ МВД России по г. Москве.</w:t>
+        <w:t>Истец и Левинский Н.К.</w:t>
       </w:r>
     </w:p>
     <w:p>
@@ -3555,7 +4070,7 @@
           <w:color w:val="000000"/>
           <w:sz w:val="22"/>
         </w:rPr>
-        <w:t>Обращение ID 6265336 от 19.10.2026.</w:t>
+        <w:t>В изученном комплекте выявлены только имеющиеся страницы и итоговые величины; полный комплект исходных приложений не представлен.</w:t>
       </w:r>
     </w:p>
     <w:p>
@@ -3587,7 +4102,7 @@
           <w:color w:val="000000"/>
           <w:sz w:val="22"/>
         </w:rPr>
-        <w:t>Ответом ГУ МВД России по г. Москве от 20.10.2026 № 3/267729720750 в предоставлении сведений отказано ввиду отсутствия у заявителя документального подтверждения права на их получение. Одновременно МВД прямо указало, что необходимые сведения и документы будут предоставлены по запросу уполномоченного должностного лица либо судьи.</w:t>
+        <w:t>Материалы исследования находятся у истца и автора заключения.</w:t>
       </w:r>
     </w:p>
     <w:p>
@@ -3619,7 +4134,7 @@
           <w:color w:val="000000"/>
           <w:sz w:val="22"/>
         </w:rPr>
-        <w:t>Истребовать указанные сведения и материалы у ГУ МВД России по г. Москве.</w:t>
+        <w:t>Истребовать полный комплект заключения, приложений, расчётов и исходных материалов либо предложить истцу представить их.</w:t>
       </w:r>
     </w:p>
     <w:p>
@@ -3634,7 +4149,321 @@
           <w:color w:val="000000"/>
           <w:sz w:val="25"/>
         </w:rPr>
-        <w:t>6. НСИС и РСА</w:t>
+        <w:t>6. УГИБДД ГУ МВД России по г. Москве</w:t>
+      </w:r>
+    </w:p>
+    <w:p>
+      <w:pPr>
+        <w:ind w:firstLine="709"/>
+      </w:pPr>
+      <w:r>
+        <w:rPr>
+          <w:rFonts w:ascii="Times New Roman" w:hAnsi="Times New Roman" w:cs="Times New Roman" w:eastAsia="Times New Roman"/>
+          <w:b w:val="0"/>
+          <w:i w:val="0"/>
+          <w:color w:val="000000"/>
+          <w:sz w:val="22"/>
+        </w:rPr>
+        <w:t>Ответчик не утверждает, что спорные повреждения возникли в другом ДТП. История иных событий запрашивается как исходный материал для проверки причинной связи.</w:t>
+      </w:r>
+    </w:p>
+    <w:p>
+      <w:pPr>
+        <w:spacing w:before="120"/>
+        <w:ind w:firstLine="0"/>
+        <w:jc w:val="left"/>
+      </w:pPr>
+      <w:r>
+        <w:rPr>
+          <w:rFonts w:ascii="Times New Roman" w:hAnsi="Times New Roman" w:cs="Times New Roman" w:eastAsia="Times New Roman"/>
+          <w:b/>
+          <w:i w:val="0"/>
+          <w:color w:val="000000"/>
+          <w:sz w:val="22"/>
+        </w:rPr>
+        <w:t>Какие доказательства истребуются:</w:t>
+      </w:r>
+    </w:p>
+    <w:p>
+      <w:pPr>
+        <w:spacing w:after="40"/>
+        <w:ind w:left="510" w:hanging="227"/>
+        <w:jc w:val="both"/>
+      </w:pPr>
+      <w:r>
+        <w:rPr>
+          <w:rFonts w:ascii="Times New Roman" w:hAnsi="Times New Roman" w:cs="Times New Roman" w:eastAsia="Times New Roman"/>
+          <w:color w:val="000000"/>
+          <w:sz w:val="22"/>
+        </w:rPr>
+        <w:t xml:space="preserve">• </w:t>
+      </w:r>
+      <w:r>
+        <w:rPr>
+          <w:rFonts w:ascii="Times New Roman" w:hAnsi="Times New Roman" w:cs="Times New Roman" w:eastAsia="Times New Roman"/>
+          <w:b w:val="0"/>
+          <w:i w:val="0"/>
+          <w:color w:val="000000"/>
+          <w:sz w:val="22"/>
+        </w:rPr>
+        <w:t>сведения о зарегистрированных ДТП с участием Volkswagen Polo VIN XW8ZZZ61ZLG032867 до 29.10.2023 - для проверки ранее существовавших повреждений задней части автомобиля;</w:t>
+      </w:r>
+    </w:p>
+    <w:p>
+      <w:pPr>
+        <w:spacing w:after="40"/>
+        <w:ind w:left="510" w:hanging="227"/>
+        <w:jc w:val="both"/>
+      </w:pPr>
+      <w:r>
+        <w:rPr>
+          <w:rFonts w:ascii="Times New Roman" w:hAnsi="Times New Roman" w:cs="Times New Roman" w:eastAsia="Times New Roman"/>
+          <w:color w:val="000000"/>
+          <w:sz w:val="22"/>
+        </w:rPr>
+        <w:t xml:space="preserve">• </w:t>
+      </w:r>
+      <w:r>
+        <w:rPr>
+          <w:rFonts w:ascii="Times New Roman" w:hAnsi="Times New Roman" w:cs="Times New Roman" w:eastAsia="Times New Roman"/>
+          <w:b w:val="0"/>
+          <w:i w:val="0"/>
+          <w:color w:val="000000"/>
+          <w:sz w:val="22"/>
+        </w:rPr>
+        <w:t>сведения о зарегистрированных ДТП с участием того же автомобиля с 29.10.2023 по 07.08.2026 - для проверки последующих повреждающих событий до заключения Левинского;</w:t>
+      </w:r>
+    </w:p>
+    <w:p>
+      <w:pPr>
+        <w:spacing w:after="40"/>
+        <w:ind w:left="510" w:hanging="227"/>
+        <w:jc w:val="both"/>
+      </w:pPr>
+      <w:r>
+        <w:rPr>
+          <w:rFonts w:ascii="Times New Roman" w:hAnsi="Times New Roman" w:cs="Times New Roman" w:eastAsia="Times New Roman"/>
+          <w:color w:val="000000"/>
+          <w:sz w:val="22"/>
+        </w:rPr>
+        <w:t xml:space="preserve">• </w:t>
+      </w:r>
+      <w:r>
+        <w:rPr>
+          <w:rFonts w:ascii="Times New Roman" w:hAnsi="Times New Roman" w:cs="Times New Roman" w:eastAsia="Times New Roman"/>
+          <w:b w:val="0"/>
+          <w:i w:val="0"/>
+          <w:color w:val="000000"/>
+          <w:sz w:val="22"/>
+        </w:rPr>
+        <w:t>при наличии зарегистрированных ДТП, в которых фиксировались повреждения задней части указанного автомобиля, - материалы фиксации соответствующих повреждений.</w:t>
+      </w:r>
+    </w:p>
+    <w:p>
+      <w:pPr>
+        <w:spacing w:before="120"/>
+        <w:ind w:firstLine="0"/>
+        <w:jc w:val="left"/>
+      </w:pPr>
+      <w:r>
+        <w:rPr>
+          <w:rFonts w:ascii="Times New Roman" w:hAnsi="Times New Roman" w:cs="Times New Roman" w:eastAsia="Times New Roman"/>
+          <w:b/>
+          <w:i w:val="0"/>
+          <w:color w:val="000000"/>
+          <w:sz w:val="22"/>
+        </w:rPr>
+        <w:t>Какое обстоятельство устанавливается:</w:t>
+      </w:r>
+    </w:p>
+    <w:p>
+      <w:pPr>
+        <w:ind w:firstLine="709"/>
+      </w:pPr>
+      <w:r>
+        <w:rPr>
+          <w:rFonts w:ascii="Times New Roman" w:hAnsi="Times New Roman" w:cs="Times New Roman" w:eastAsia="Times New Roman"/>
+          <w:b w:val="0"/>
+          <w:i w:val="0"/>
+          <w:color w:val="000000"/>
+          <w:sz w:val="22"/>
+        </w:rPr>
+        <w:t>Наличие или отсутствие иных зарегистрированных повреждающих событий, которые могли затрагивать спорные элементы задней части автомобиля.</w:t>
+      </w:r>
+    </w:p>
+    <w:p>
+      <w:pPr>
+        <w:spacing w:before="120"/>
+        <w:ind w:firstLine="0"/>
+        <w:jc w:val="left"/>
+      </w:pPr>
+      <w:r>
+        <w:rPr>
+          <w:rFonts w:ascii="Times New Roman" w:hAnsi="Times New Roman" w:cs="Times New Roman" w:eastAsia="Times New Roman"/>
+          <w:b/>
+          <w:i w:val="0"/>
+          <w:color w:val="000000"/>
+          <w:sz w:val="22"/>
+        </w:rPr>
+        <w:t>Значение для дела:</w:t>
+      </w:r>
+    </w:p>
+    <w:p>
+      <w:pPr>
+        <w:ind w:firstLine="709"/>
+      </w:pPr>
+      <w:r>
+        <w:rPr>
+          <w:rFonts w:ascii="Times New Roman" w:hAnsi="Times New Roman" w:cs="Times New Roman" w:eastAsia="Times New Roman"/>
+          <w:b w:val="0"/>
+          <w:i w:val="0"/>
+          <w:color w:val="000000"/>
+          <w:sz w:val="22"/>
+        </w:rPr>
+        <w:t>Сведения необходимы для последующей экспертной дифференциации происхождения десяти заявленных повреждений. Отсутствие иных ДТП также является значимым результатом проверки.</w:t>
+      </w:r>
+    </w:p>
+    <w:p>
+      <w:pPr>
+        <w:spacing w:before="120"/>
+        <w:ind w:firstLine="0"/>
+        <w:jc w:val="left"/>
+      </w:pPr>
+      <w:r>
+        <w:rPr>
+          <w:rFonts w:ascii="Times New Roman" w:hAnsi="Times New Roman" w:cs="Times New Roman" w:eastAsia="Times New Roman"/>
+          <w:b/>
+          <w:i w:val="0"/>
+          <w:color w:val="000000"/>
+          <w:sz w:val="22"/>
+        </w:rPr>
+        <w:t>У кого находится доказательство:</w:t>
+      </w:r>
+    </w:p>
+    <w:p>
+      <w:pPr>
+        <w:ind w:firstLine="709"/>
+      </w:pPr>
+      <w:r>
+        <w:rPr>
+          <w:rFonts w:ascii="Times New Roman" w:hAnsi="Times New Roman" w:cs="Times New Roman" w:eastAsia="Times New Roman"/>
+          <w:b w:val="0"/>
+          <w:i w:val="0"/>
+          <w:color w:val="000000"/>
+          <w:sz w:val="22"/>
+        </w:rPr>
+        <w:t>УГИБДД ГУ МВД России по г. Москве.</w:t>
+      </w:r>
+    </w:p>
+    <w:p>
+      <w:pPr>
+        <w:spacing w:before="120"/>
+        <w:ind w:firstLine="0"/>
+        <w:jc w:val="left"/>
+      </w:pPr>
+      <w:r>
+        <w:rPr>
+          <w:rFonts w:ascii="Times New Roman" w:hAnsi="Times New Roman" w:cs="Times New Roman" w:eastAsia="Times New Roman"/>
+          <w:b/>
+          <w:i w:val="0"/>
+          <w:color w:val="000000"/>
+          <w:sz w:val="22"/>
+        </w:rPr>
+        <w:t>Что предпринял ответчик:</w:t>
+      </w:r>
+    </w:p>
+    <w:p>
+      <w:pPr>
+        <w:ind w:firstLine="709"/>
+      </w:pPr>
+      <w:r>
+        <w:rPr>
+          <w:rFonts w:ascii="Times New Roman" w:hAnsi="Times New Roman" w:cs="Times New Roman" w:eastAsia="Times New Roman"/>
+          <w:b w:val="0"/>
+          <w:i w:val="0"/>
+          <w:color w:val="000000"/>
+          <w:sz w:val="22"/>
+        </w:rPr>
+        <w:t>Обращение ID 6265336 от 19.10.2026.</w:t>
+      </w:r>
+    </w:p>
+    <w:p>
+      <w:pPr>
+        <w:spacing w:before="120"/>
+        <w:ind w:firstLine="0"/>
+        <w:jc w:val="left"/>
+      </w:pPr>
+      <w:r>
+        <w:rPr>
+          <w:rFonts w:ascii="Times New Roman" w:hAnsi="Times New Roman" w:cs="Times New Roman" w:eastAsia="Times New Roman"/>
+          <w:b/>
+          <w:i w:val="0"/>
+          <w:color w:val="000000"/>
+          <w:sz w:val="22"/>
+        </w:rPr>
+        <w:t>Почему невозможно получить самостоятельно:</w:t>
+      </w:r>
+    </w:p>
+    <w:p>
+      <w:pPr>
+        <w:ind w:firstLine="709"/>
+      </w:pPr>
+      <w:r>
+        <w:rPr>
+          <w:rFonts w:ascii="Times New Roman" w:hAnsi="Times New Roman" w:cs="Times New Roman" w:eastAsia="Times New Roman"/>
+          <w:b w:val="0"/>
+          <w:i w:val="0"/>
+          <w:color w:val="000000"/>
+          <w:sz w:val="22"/>
+        </w:rPr>
+        <w:t>Ответом ГУ МВД России по г. Москве от 20.10.2026 № 3/267729720750 в предоставлении сведений отказано ввиду отсутствия у заявителя документального подтверждения права на их получение. Одновременно МВД прямо указало, что необходимые сведения и документы будут предоставлены по запросу уполномоченного должностного лица либо судьи.</w:t>
+      </w:r>
+    </w:p>
+    <w:p>
+      <w:pPr>
+        <w:spacing w:before="120"/>
+        <w:ind w:firstLine="0"/>
+        <w:jc w:val="left"/>
+      </w:pPr>
+      <w:r>
+        <w:rPr>
+          <w:rFonts w:ascii="Times New Roman" w:hAnsi="Times New Roman" w:cs="Times New Roman" w:eastAsia="Times New Roman"/>
+          <w:b/>
+          <w:i w:val="0"/>
+          <w:color w:val="000000"/>
+          <w:sz w:val="22"/>
+        </w:rPr>
+        <w:t>Что просит ответчик:</w:t>
+      </w:r>
+    </w:p>
+    <w:p>
+      <w:pPr>
+        <w:ind w:firstLine="709"/>
+      </w:pPr>
+      <w:r>
+        <w:rPr>
+          <w:rFonts w:ascii="Times New Roman" w:hAnsi="Times New Roman" w:cs="Times New Roman" w:eastAsia="Times New Roman"/>
+          <w:b w:val="0"/>
+          <w:i w:val="0"/>
+          <w:color w:val="000000"/>
+          <w:sz w:val="22"/>
+        </w:rPr>
+        <w:t>Истребовать указанные сведения и материалы у ГУ МВД России по г. Москве.</w:t>
+      </w:r>
+    </w:p>
+    <w:p>
+      <w:pPr>
+        <w:pStyle w:val="Heading2"/>
+      </w:pPr>
+      <w:r>
+        <w:rPr>
+          <w:rFonts w:ascii="Times New Roman" w:hAnsi="Times New Roman" w:cs="Times New Roman" w:eastAsia="Times New Roman"/>
+          <w:b/>
+          <w:i w:val="0"/>
+          <w:color w:val="000000"/>
+          <w:sz w:val="25"/>
+        </w:rPr>
+        <w:t>7. НСИС и РСА</w:t>
       </w:r>
     </w:p>
     <w:p>

--- a/editable_docx/03_Ходатайство_об_истребовании_доказательств.docx
+++ b/editable_docx/03_Ходатайство_об_истребовании_доказательств.docx
@@ -5,67 +5,52 @@
     <w:p>
       <w:pPr>
         <w:pStyle w:val="Heading1"/>
-        <w:spacing w:before="0"/>
         <w:jc w:val="center"/>
       </w:pPr>
       <w:r>
         <w:rPr>
-          <w:rFonts w:ascii="Times New Roman" w:hAnsi="Times New Roman" w:cs="Times New Roman" w:eastAsia="Times New Roman"/>
+          <w:rFonts w:ascii="Times New Roman" w:hAnsi="Times New Roman" w:eastAsia="Times New Roman"/>
           <w:b/>
-          <w:i w:val="0"/>
           <w:color w:val="000000"/>
-          <w:sz w:val="23"/>
         </w:rPr>
         <w:t>В Тимирязевский районный суд г. Москвы</w:t>
       </w:r>
     </w:p>
     <w:p>
       <w:pPr>
-        <w:spacing w:before="120"/>
-        <w:ind w:firstLine="0"/>
-        <w:jc w:val="left"/>
+        <w:widowControl/>
+        <w:jc w:val="both"/>
       </w:pPr>
       <w:r>
         <w:rPr>
-          <w:rFonts w:ascii="Times New Roman" w:hAnsi="Times New Roman" w:cs="Times New Roman" w:eastAsia="Times New Roman"/>
+          <w:rFonts w:ascii="Times New Roman" w:hAnsi="Times New Roman" w:eastAsia="Times New Roman"/>
           <w:b/>
-          <w:i w:val="0"/>
-          <w:color w:val="000000"/>
-          <w:sz w:val="22"/>
         </w:rPr>
         <w:t>Дело № 02-5004/2026</w:t>
       </w:r>
     </w:p>
     <w:p>
       <w:pPr>
-        <w:spacing w:after="40"/>
-        <w:ind w:firstLine="0"/>
-        <w:jc w:val="left"/>
+        <w:widowControl/>
+        <w:jc w:val="both"/>
       </w:pPr>
       <w:r>
         <w:rPr>
-          <w:rFonts w:ascii="Times New Roman" w:hAnsi="Times New Roman" w:cs="Times New Roman" w:eastAsia="Times New Roman"/>
-          <w:b/>
-          <w:i w:val="0"/>
-          <w:color w:val="000000"/>
-          <w:sz w:val="22"/>
+          <w:rFonts w:ascii="Times New Roman" w:hAnsi="Times New Roman" w:eastAsia="Times New Roman"/>
+          <w:b w:val="0"/>
         </w:rPr>
         <w:t>Истец: ООО «ВИГОРАВТО»</w:t>
       </w:r>
     </w:p>
     <w:p>
       <w:pPr>
-        <w:spacing w:after="40"/>
-        <w:ind w:firstLine="0"/>
-        <w:jc w:val="left"/>
+        <w:widowControl/>
+        <w:jc w:val="both"/>
       </w:pPr>
       <w:r>
         <w:rPr>
-          <w:rFonts w:ascii="Times New Roman" w:hAnsi="Times New Roman" w:cs="Times New Roman" w:eastAsia="Times New Roman"/>
-          <w:b/>
-          <w:i w:val="0"/>
-          <w:color w:val="000000"/>
-          <w:sz w:val="22"/>
+          <w:rFonts w:ascii="Times New Roman" w:hAnsi="Times New Roman" w:eastAsia="Times New Roman"/>
+          <w:b w:val="0"/>
         </w:rPr>
         <w:t>Ответчик: Димитриева Марина Владимировна</w:t>
       </w:r>
@@ -73,76 +58,65 @@
     <w:p>
       <w:pPr>
         <w:pStyle w:val="Title"/>
-        <w:spacing w:before="200"/>
         <w:jc w:val="center"/>
       </w:pPr>
       <w:r>
         <w:rPr>
-          <w:rFonts w:ascii="Times New Roman" w:hAnsi="Times New Roman" w:cs="Times New Roman" w:eastAsia="Times New Roman"/>
+          <w:rFonts w:ascii="Times New Roman" w:hAnsi="Times New Roman" w:eastAsia="Times New Roman"/>
           <w:b/>
-          <w:i w:val="0"/>
           <w:color w:val="000000"/>
-          <w:sz w:val="30"/>
         </w:rPr>
         <w:t>ХОДАТАЙСТВО</w:t>
       </w:r>
     </w:p>
     <w:p>
       <w:pPr>
-        <w:ind w:firstLine="709"/>
+        <w:widowControl/>
+        <w:jc w:val="both"/>
       </w:pPr>
       <w:r>
         <w:rPr>
-          <w:rFonts w:ascii="Times New Roman" w:hAnsi="Times New Roman" w:cs="Times New Roman" w:eastAsia="Times New Roman"/>
+          <w:rFonts w:ascii="Times New Roman" w:hAnsi="Times New Roman" w:eastAsia="Times New Roman"/>
           <w:b w:val="0"/>
-          <w:i w:val="0"/>
-          <w:color w:val="000000"/>
-          <w:sz w:val="22"/>
         </w:rPr>
         <w:t>об истребовании доказательств</w:t>
       </w:r>
     </w:p>
     <w:p>
       <w:pPr>
-        <w:ind w:firstLine="709"/>
+        <w:widowControl/>
+        <w:jc w:val="both"/>
       </w:pPr>
       <w:r>
         <w:rPr>
-          <w:rFonts w:ascii="Times New Roman" w:hAnsi="Times New Roman" w:cs="Times New Roman" w:eastAsia="Times New Roman"/>
+          <w:rFonts w:ascii="Times New Roman" w:hAnsi="Times New Roman" w:eastAsia="Times New Roman"/>
           <w:b w:val="0"/>
-          <w:i w:val="0"/>
-          <w:color w:val="000000"/>
-          <w:sz w:val="22"/>
         </w:rPr>
         <w:t>Для установления фактического объёма повреждений, страхового урегулирования и содержания заключения 2026 года необходимо получить первичные документы, часть которых отсутствует у ответчика.</w:t>
       </w:r>
     </w:p>
     <w:p>
       <w:pPr>
-        <w:ind w:firstLine="709"/>
+        <w:widowControl/>
+        <w:jc w:val="both"/>
       </w:pPr>
       <w:r>
         <w:rPr>
-          <w:rFonts w:ascii="Times New Roman" w:hAnsi="Times New Roman" w:cs="Times New Roman" w:eastAsia="Times New Roman"/>
+          <w:rFonts w:ascii="Times New Roman" w:hAnsi="Times New Roman" w:eastAsia="Times New Roman"/>
           <w:b w:val="0"/>
-          <w:i w:val="0"/>
-          <w:color w:val="000000"/>
-          <w:sz w:val="22"/>
         </w:rPr>
-        <w:t>Ответчик уже обращался к держателям документов самостоятельно. АО ГСК «Югория» отказало в доступе к результатам осмотра и НТЭ, а ГУ МВД России по г. Москве отказало в предоставлении сведений без запроса уполномоченного должностного лица либо судьи.</w:t>
+        <w:t>Ответчик уже обращался к АО ГСК «Югория» и ГУ МВД России по г. Москве. АО ГСК «Югория» отказало в доступе к результатам осмотра и НТЭ, а ГУ МВД России по г. Москве отказало в предоставлении сведений без запроса уполномоченного должностного лица либо судьи. Официальную электронную запись извещения о ДТП, сведения об электронных подписях и исходные метаданные фотофиксации ответчик ранее самостоятельно не запрашивал.</w:t>
       </w:r>
     </w:p>
     <w:p>
       <w:pPr>
-        <w:ind w:firstLine="709"/>
+        <w:widowControl/>
+        <w:jc w:val="both"/>
       </w:pPr>
       <w:r>
         <w:rPr>
-          <w:rFonts w:ascii="Times New Roman" w:hAnsi="Times New Roman" w:cs="Times New Roman" w:eastAsia="Times New Roman"/>
+          <w:rFonts w:ascii="Times New Roman" w:hAnsi="Times New Roman" w:eastAsia="Times New Roman"/>
           <w:b w:val="0"/>
-          <w:i w:val="0"/>
-          <w:color w:val="000000"/>
-          <w:sz w:val="22"/>
         </w:rPr>
         <w:t>Истребование заявляется в порядке ст. 57 ГПК РФ.</w:t>
       </w:r>
@@ -150,1553 +124,922 @@
     <w:p>
       <w:pPr>
         <w:pStyle w:val="Heading2"/>
+        <w:jc w:val="left"/>
       </w:pPr>
       <w:r>
         <w:rPr>
-          <w:rFonts w:ascii="Times New Roman" w:hAnsi="Times New Roman" w:cs="Times New Roman" w:eastAsia="Times New Roman"/>
+          <w:rFonts w:ascii="Times New Roman" w:hAnsi="Times New Roman" w:eastAsia="Times New Roman"/>
           <w:b/>
-          <w:i w:val="0"/>
           <w:color w:val="000000"/>
-          <w:sz w:val="25"/>
         </w:rPr>
         <w:t>1. АО ГСК «Югория»: материалы КАСКО, осмотра и разборки</w:t>
       </w:r>
     </w:p>
     <w:p>
       <w:pPr>
-        <w:spacing w:before="120"/>
-        <w:ind w:firstLine="0"/>
-        <w:jc w:val="left"/>
+        <w:widowControl/>
+        <w:jc w:val="both"/>
       </w:pPr>
       <w:r>
         <w:rPr>
-          <w:rFonts w:ascii="Times New Roman" w:hAnsi="Times New Roman" w:cs="Times New Roman" w:eastAsia="Times New Roman"/>
+          <w:rFonts w:ascii="Times New Roman" w:hAnsi="Times New Roman" w:eastAsia="Times New Roman"/>
           <w:b/>
-          <w:i w:val="0"/>
-          <w:color w:val="000000"/>
-          <w:sz w:val="22"/>
         </w:rPr>
         <w:t>Какие доказательства истребуются:</w:t>
       </w:r>
     </w:p>
     <w:p>
       <w:pPr>
-        <w:spacing w:before="120"/>
-        <w:ind w:firstLine="0"/>
-        <w:jc w:val="left"/>
+        <w:widowControl/>
+        <w:jc w:val="both"/>
       </w:pPr>
       <w:r>
         <w:rPr>
-          <w:rFonts w:ascii="Times New Roman" w:hAnsi="Times New Roman" w:cs="Times New Roman" w:eastAsia="Times New Roman"/>
+          <w:rFonts w:ascii="Times New Roman" w:hAnsi="Times New Roman" w:eastAsia="Times New Roman"/>
           <w:b/>
-          <w:i w:val="0"/>
-          <w:color w:val="000000"/>
-          <w:sz w:val="22"/>
         </w:rPr>
         <w:t>А. Договор страхования</w:t>
       </w:r>
     </w:p>
     <w:p>
       <w:pPr>
-        <w:spacing w:after="40"/>
-        <w:ind w:left="510" w:hanging="227"/>
+        <w:widowControl/>
+        <w:ind w:left="317" w:hanging="230"/>
         <w:jc w:val="both"/>
       </w:pPr>
       <w:r>
         <w:rPr>
-          <w:rFonts w:ascii="Times New Roman" w:hAnsi="Times New Roman" w:cs="Times New Roman" w:eastAsia="Times New Roman"/>
-          <w:color w:val="000000"/>
-          <w:sz w:val="22"/>
+          <w:rFonts w:ascii="Times New Roman" w:hAnsi="Times New Roman" w:eastAsia="Times New Roman"/>
+          <w:b w:val="0"/>
         </w:rPr>
-        <w:t xml:space="preserve">• </w:t>
-      </w:r>
-      <w:r>
-        <w:rPr>
-          <w:rFonts w:ascii="Times New Roman" w:hAnsi="Times New Roman" w:cs="Times New Roman" w:eastAsia="Times New Roman"/>
-          <w:b w:val="0"/>
-          <w:i w:val="0"/>
-          <w:color w:val="000000"/>
-          <w:sz w:val="22"/>
-        </w:rPr>
-        <w:t>полный договор КАСКО № 65/22-04(7)-000217;</w:t>
+        <w:t>• полный договор КАСКО № 65/22-04(7)-000217;</w:t>
       </w:r>
     </w:p>
     <w:p>
       <w:pPr>
-        <w:spacing w:after="40"/>
-        <w:ind w:left="510" w:hanging="227"/>
+        <w:widowControl/>
+        <w:ind w:left="317" w:hanging="230"/>
         <w:jc w:val="both"/>
       </w:pPr>
       <w:r>
         <w:rPr>
-          <w:rFonts w:ascii="Times New Roman" w:hAnsi="Times New Roman" w:cs="Times New Roman" w:eastAsia="Times New Roman"/>
-          <w:color w:val="000000"/>
-          <w:sz w:val="22"/>
+          <w:rFonts w:ascii="Times New Roman" w:hAnsi="Times New Roman" w:eastAsia="Times New Roman"/>
+          <w:b w:val="0"/>
         </w:rPr>
-        <w:t xml:space="preserve">• </w:t>
-      </w:r>
-      <w:r>
-        <w:rPr>
-          <w:rFonts w:ascii="Times New Roman" w:hAnsi="Times New Roman" w:cs="Times New Roman" w:eastAsia="Times New Roman"/>
-          <w:b w:val="0"/>
-          <w:i w:val="0"/>
-          <w:color w:val="000000"/>
-          <w:sz w:val="22"/>
-        </w:rPr>
-        <w:t>все приложения, спецификации и перечни застрахованных автомобилей;</w:t>
+        <w:t>• все приложения, спецификации и перечни застрахованных автомобилей;</w:t>
       </w:r>
     </w:p>
     <w:p>
       <w:pPr>
-        <w:spacing w:after="40"/>
-        <w:ind w:left="510" w:hanging="227"/>
+        <w:widowControl/>
+        <w:ind w:left="317" w:hanging="230"/>
         <w:jc w:val="both"/>
       </w:pPr>
       <w:r>
         <w:rPr>
-          <w:rFonts w:ascii="Times New Roman" w:hAnsi="Times New Roman" w:cs="Times New Roman" w:eastAsia="Times New Roman"/>
-          <w:color w:val="000000"/>
-          <w:sz w:val="22"/>
+          <w:rFonts w:ascii="Times New Roman" w:hAnsi="Times New Roman" w:eastAsia="Times New Roman"/>
+          <w:b w:val="0"/>
         </w:rPr>
-        <w:t xml:space="preserve">• </w:t>
-      </w:r>
-      <w:r>
-        <w:rPr>
-          <w:rFonts w:ascii="Times New Roman" w:hAnsi="Times New Roman" w:cs="Times New Roman" w:eastAsia="Times New Roman"/>
-          <w:b w:val="0"/>
-          <w:i w:val="0"/>
-          <w:color w:val="000000"/>
-          <w:sz w:val="22"/>
-        </w:rPr>
-        <w:t>дополнительные соглашения;</w:t>
+        <w:t>• дополнительные соглашения;</w:t>
       </w:r>
     </w:p>
     <w:p>
       <w:pPr>
-        <w:spacing w:after="40"/>
-        <w:ind w:left="510" w:hanging="227"/>
+        <w:widowControl/>
+        <w:ind w:left="317" w:hanging="230"/>
         <w:jc w:val="both"/>
       </w:pPr>
       <w:r>
         <w:rPr>
-          <w:rFonts w:ascii="Times New Roman" w:hAnsi="Times New Roman" w:cs="Times New Roman" w:eastAsia="Times New Roman"/>
-          <w:color w:val="000000"/>
-          <w:sz w:val="22"/>
+          <w:rFonts w:ascii="Times New Roman" w:hAnsi="Times New Roman" w:eastAsia="Times New Roman"/>
+          <w:b w:val="0"/>
         </w:rPr>
-        <w:t xml:space="preserve">• </w:t>
-      </w:r>
-      <w:r>
-        <w:rPr>
-          <w:rFonts w:ascii="Times New Roman" w:hAnsi="Times New Roman" w:cs="Times New Roman" w:eastAsia="Times New Roman"/>
-          <w:b w:val="0"/>
-          <w:i w:val="0"/>
-          <w:color w:val="000000"/>
-          <w:sz w:val="22"/>
-        </w:rPr>
-        <w:t>документы, подтверждающие дату и основание включения Volkswagen Polo VIN XW8ZZZ61ZLG032867 в страховое покрытие;</w:t>
+        <w:t>• документы, подтверждающие дату и основание включения Volkswagen Polo VIN XW8ZZZ61ZLG032867 в страховое покрытие;</w:t>
       </w:r>
     </w:p>
     <w:p>
       <w:pPr>
-        <w:spacing w:after="40"/>
-        <w:ind w:left="510" w:hanging="227"/>
+        <w:widowControl/>
+        <w:ind w:left="317" w:hanging="230"/>
         <w:jc w:val="both"/>
       </w:pPr>
       <w:r>
         <w:rPr>
-          <w:rFonts w:ascii="Times New Roman" w:hAnsi="Times New Roman" w:cs="Times New Roman" w:eastAsia="Times New Roman"/>
-          <w:color w:val="000000"/>
-          <w:sz w:val="22"/>
+          <w:rFonts w:ascii="Times New Roman" w:hAnsi="Times New Roman" w:eastAsia="Times New Roman"/>
+          <w:b w:val="0"/>
         </w:rPr>
-        <w:t xml:space="preserve">• </w:t>
-      </w:r>
-      <w:r>
-        <w:rPr>
-          <w:rFonts w:ascii="Times New Roman" w:hAnsi="Times New Roman" w:cs="Times New Roman" w:eastAsia="Times New Roman"/>
-          <w:b w:val="0"/>
-          <w:i w:val="0"/>
-          <w:color w:val="000000"/>
-          <w:sz w:val="22"/>
-        </w:rPr>
-        <w:t>срок действия договора применительно к этому автомобилю.</w:t>
+        <w:t>• срок действия договора применительно к этому автомобилю.</w:t>
       </w:r>
     </w:p>
     <w:p>
       <w:pPr>
-        <w:spacing w:before="120"/>
-        <w:ind w:firstLine="0"/>
-        <w:jc w:val="left"/>
+        <w:widowControl/>
+        <w:jc w:val="both"/>
       </w:pPr>
       <w:r>
         <w:rPr>
-          <w:rFonts w:ascii="Times New Roman" w:hAnsi="Times New Roman" w:cs="Times New Roman" w:eastAsia="Times New Roman"/>
+          <w:rFonts w:ascii="Times New Roman" w:hAnsi="Times New Roman" w:eastAsia="Times New Roman"/>
           <w:b/>
-          <w:i w:val="0"/>
-          <w:color w:val="000000"/>
-          <w:sz w:val="22"/>
         </w:rPr>
         <w:t>Б. Предстраховой осмотр</w:t>
       </w:r>
     </w:p>
     <w:p>
       <w:pPr>
-        <w:ind w:firstLine="709"/>
+        <w:widowControl/>
+        <w:jc w:val="both"/>
       </w:pPr>
       <w:r>
         <w:rPr>
-          <w:rFonts w:ascii="Times New Roman" w:hAnsi="Times New Roman" w:cs="Times New Roman" w:eastAsia="Times New Roman"/>
+          <w:rFonts w:ascii="Times New Roman" w:hAnsi="Times New Roman" w:eastAsia="Times New Roman"/>
           <w:b w:val="0"/>
-          <w:i w:val="0"/>
-          <w:color w:val="000000"/>
-          <w:sz w:val="22"/>
         </w:rPr>
         <w:t>При наличии:</w:t>
       </w:r>
     </w:p>
     <w:p>
       <w:pPr>
-        <w:spacing w:after="40"/>
-        <w:ind w:left="510" w:hanging="227"/>
+        <w:widowControl/>
+        <w:ind w:left="317" w:hanging="230"/>
         <w:jc w:val="both"/>
       </w:pPr>
       <w:r>
         <w:rPr>
-          <w:rFonts w:ascii="Times New Roman" w:hAnsi="Times New Roman" w:cs="Times New Roman" w:eastAsia="Times New Roman"/>
-          <w:color w:val="000000"/>
-          <w:sz w:val="22"/>
+          <w:rFonts w:ascii="Times New Roman" w:hAnsi="Times New Roman" w:eastAsia="Times New Roman"/>
+          <w:b w:val="0"/>
         </w:rPr>
-        <w:t xml:space="preserve">• </w:t>
-      </w:r>
-      <w:r>
-        <w:rPr>
-          <w:rFonts w:ascii="Times New Roman" w:hAnsi="Times New Roman" w:cs="Times New Roman" w:eastAsia="Times New Roman"/>
-          <w:b w:val="0"/>
-          <w:i w:val="0"/>
-          <w:color w:val="000000"/>
-          <w:sz w:val="22"/>
-        </w:rPr>
-        <w:t>акт предстрахового осмотра;</w:t>
+        <w:t>• акт предстрахового осмотра;</w:t>
       </w:r>
     </w:p>
     <w:p>
       <w:pPr>
-        <w:spacing w:after="40"/>
-        <w:ind w:left="510" w:hanging="227"/>
+        <w:widowControl/>
+        <w:ind w:left="317" w:hanging="230"/>
         <w:jc w:val="both"/>
       </w:pPr>
       <w:r>
         <w:rPr>
-          <w:rFonts w:ascii="Times New Roman" w:hAnsi="Times New Roman" w:cs="Times New Roman" w:eastAsia="Times New Roman"/>
-          <w:color w:val="000000"/>
-          <w:sz w:val="22"/>
+          <w:rFonts w:ascii="Times New Roman" w:hAnsi="Times New Roman" w:eastAsia="Times New Roman"/>
+          <w:b w:val="0"/>
         </w:rPr>
-        <w:t xml:space="preserve">• </w:t>
-      </w:r>
-      <w:r>
-        <w:rPr>
-          <w:rFonts w:ascii="Times New Roman" w:hAnsi="Times New Roman" w:cs="Times New Roman" w:eastAsia="Times New Roman"/>
-          <w:b w:val="0"/>
-          <w:i w:val="0"/>
-          <w:color w:val="000000"/>
-          <w:sz w:val="22"/>
-        </w:rPr>
-        <w:t>карта осмотра;</w:t>
+        <w:t>• карта осмотра;</w:t>
       </w:r>
     </w:p>
     <w:p>
       <w:pPr>
-        <w:spacing w:after="40"/>
-        <w:ind w:left="510" w:hanging="227"/>
+        <w:widowControl/>
+        <w:ind w:left="317" w:hanging="230"/>
         <w:jc w:val="both"/>
       </w:pPr>
       <w:r>
         <w:rPr>
-          <w:rFonts w:ascii="Times New Roman" w:hAnsi="Times New Roman" w:cs="Times New Roman" w:eastAsia="Times New Roman"/>
-          <w:color w:val="000000"/>
-          <w:sz w:val="22"/>
+          <w:rFonts w:ascii="Times New Roman" w:hAnsi="Times New Roman" w:eastAsia="Times New Roman"/>
+          <w:b w:val="0"/>
         </w:rPr>
-        <w:t xml:space="preserve">• </w:t>
-      </w:r>
-      <w:r>
-        <w:rPr>
-          <w:rFonts w:ascii="Times New Roman" w:hAnsi="Times New Roman" w:cs="Times New Roman" w:eastAsia="Times New Roman"/>
-          <w:b w:val="0"/>
-          <w:i w:val="0"/>
-          <w:color w:val="000000"/>
-          <w:sz w:val="22"/>
-        </w:rPr>
-        <w:t>фотографии автомобиля;</w:t>
+        <w:t>• фотографии автомобиля;</w:t>
       </w:r>
     </w:p>
     <w:p>
       <w:pPr>
-        <w:spacing w:after="40"/>
-        <w:ind w:left="510" w:hanging="227"/>
+        <w:widowControl/>
+        <w:ind w:left="317" w:hanging="230"/>
         <w:jc w:val="both"/>
       </w:pPr>
       <w:r>
         <w:rPr>
-          <w:rFonts w:ascii="Times New Roman" w:hAnsi="Times New Roman" w:cs="Times New Roman" w:eastAsia="Times New Roman"/>
-          <w:color w:val="000000"/>
-          <w:sz w:val="22"/>
+          <w:rFonts w:ascii="Times New Roman" w:hAnsi="Times New Roman" w:eastAsia="Times New Roman"/>
+          <w:b w:val="0"/>
         </w:rPr>
-        <w:t xml:space="preserve">• </w:t>
-      </w:r>
-      <w:r>
-        <w:rPr>
-          <w:rFonts w:ascii="Times New Roman" w:hAnsi="Times New Roman" w:cs="Times New Roman" w:eastAsia="Times New Roman"/>
-          <w:b w:val="0"/>
-          <w:i w:val="0"/>
-          <w:color w:val="000000"/>
-          <w:sz w:val="22"/>
-        </w:rPr>
-        <w:t>исходные электронные фотографии и метаданные;</w:t>
+        <w:t>• исходные электронные фотографии и метаданные;</w:t>
       </w:r>
     </w:p>
     <w:p>
       <w:pPr>
-        <w:spacing w:after="40"/>
-        <w:ind w:left="510" w:hanging="227"/>
+        <w:widowControl/>
+        <w:ind w:left="317" w:hanging="230"/>
         <w:jc w:val="both"/>
       </w:pPr>
       <w:r>
         <w:rPr>
-          <w:rFonts w:ascii="Times New Roman" w:hAnsi="Times New Roman" w:cs="Times New Roman" w:eastAsia="Times New Roman"/>
-          <w:color w:val="000000"/>
-          <w:sz w:val="22"/>
+          <w:rFonts w:ascii="Times New Roman" w:hAnsi="Times New Roman" w:eastAsia="Times New Roman"/>
+          <w:b w:val="0"/>
         </w:rPr>
-        <w:t xml:space="preserve">• </w:t>
-      </w:r>
-      <w:r>
-        <w:rPr>
-          <w:rFonts w:ascii="Times New Roman" w:hAnsi="Times New Roman" w:cs="Times New Roman" w:eastAsia="Times New Roman"/>
-          <w:b w:val="0"/>
-          <w:i w:val="0"/>
-          <w:color w:val="000000"/>
-          <w:sz w:val="22"/>
-        </w:rPr>
-        <w:t>дата и время осмотра;</w:t>
+        <w:t>• дата и время осмотра;</w:t>
       </w:r>
     </w:p>
     <w:p>
       <w:pPr>
-        <w:spacing w:after="40"/>
-        <w:ind w:left="510" w:hanging="227"/>
+        <w:widowControl/>
+        <w:ind w:left="317" w:hanging="230"/>
         <w:jc w:val="both"/>
       </w:pPr>
       <w:r>
         <w:rPr>
-          <w:rFonts w:ascii="Times New Roman" w:hAnsi="Times New Roman" w:cs="Times New Roman" w:eastAsia="Times New Roman"/>
-          <w:color w:val="000000"/>
-          <w:sz w:val="22"/>
+          <w:rFonts w:ascii="Times New Roman" w:hAnsi="Times New Roman" w:eastAsia="Times New Roman"/>
+          <w:b w:val="0"/>
         </w:rPr>
-        <w:t xml:space="preserve">• </w:t>
-      </w:r>
-      <w:r>
-        <w:rPr>
-          <w:rFonts w:ascii="Times New Roman" w:hAnsi="Times New Roman" w:cs="Times New Roman" w:eastAsia="Times New Roman"/>
-          <w:b w:val="0"/>
-          <w:i w:val="0"/>
-          <w:color w:val="000000"/>
-          <w:sz w:val="22"/>
-        </w:rPr>
-        <w:t>зафиксированный пробег;</w:t>
+        <w:t>• зафиксированный пробег;</w:t>
       </w:r>
     </w:p>
     <w:p>
       <w:pPr>
-        <w:spacing w:after="40"/>
-        <w:ind w:left="510" w:hanging="227"/>
+        <w:widowControl/>
+        <w:ind w:left="317" w:hanging="230"/>
         <w:jc w:val="both"/>
       </w:pPr>
       <w:r>
         <w:rPr>
-          <w:rFonts w:ascii="Times New Roman" w:hAnsi="Times New Roman" w:cs="Times New Roman" w:eastAsia="Times New Roman"/>
-          <w:color w:val="000000"/>
-          <w:sz w:val="22"/>
+          <w:rFonts w:ascii="Times New Roman" w:hAnsi="Times New Roman" w:eastAsia="Times New Roman"/>
+          <w:b w:val="0"/>
         </w:rPr>
-        <w:t xml:space="preserve">• </w:t>
-      </w:r>
-      <w:r>
-        <w:rPr>
-          <w:rFonts w:ascii="Times New Roman" w:hAnsi="Times New Roman" w:cs="Times New Roman" w:eastAsia="Times New Roman"/>
-          <w:b w:val="0"/>
-          <w:i w:val="0"/>
-          <w:color w:val="000000"/>
-          <w:sz w:val="22"/>
-        </w:rPr>
-        <w:t>перечень существовавших повреждений;</w:t>
+        <w:t>• перечень существовавших повреждений;</w:t>
       </w:r>
     </w:p>
     <w:p>
       <w:pPr>
-        <w:spacing w:after="40"/>
-        <w:ind w:left="510" w:hanging="227"/>
+        <w:widowControl/>
+        <w:ind w:left="317" w:hanging="230"/>
         <w:jc w:val="both"/>
       </w:pPr>
       <w:r>
         <w:rPr>
-          <w:rFonts w:ascii="Times New Roman" w:hAnsi="Times New Roman" w:cs="Times New Roman" w:eastAsia="Times New Roman"/>
-          <w:color w:val="000000"/>
-          <w:sz w:val="22"/>
+          <w:rFonts w:ascii="Times New Roman" w:hAnsi="Times New Roman" w:eastAsia="Times New Roman"/>
+          <w:b w:val="0"/>
         </w:rPr>
-        <w:t xml:space="preserve">• </w:t>
-      </w:r>
-      <w:r>
-        <w:rPr>
-          <w:rFonts w:ascii="Times New Roman" w:hAnsi="Times New Roman" w:cs="Times New Roman" w:eastAsia="Times New Roman"/>
-          <w:b w:val="0"/>
-          <w:i w:val="0"/>
-          <w:color w:val="000000"/>
-          <w:sz w:val="22"/>
-        </w:rPr>
-        <w:t>отметки о плёнках, оклейке и дополнительном оборудовании;</w:t>
+        <w:t>• отметки о плёнках, оклейке и дополнительном оборудовании;</w:t>
       </w:r>
     </w:p>
     <w:p>
       <w:pPr>
-        <w:spacing w:after="40"/>
-        <w:ind w:left="510" w:hanging="227"/>
+        <w:widowControl/>
+        <w:ind w:left="317" w:hanging="230"/>
         <w:jc w:val="both"/>
       </w:pPr>
       <w:r>
         <w:rPr>
-          <w:rFonts w:ascii="Times New Roman" w:hAnsi="Times New Roman" w:cs="Times New Roman" w:eastAsia="Times New Roman"/>
-          <w:color w:val="000000"/>
-          <w:sz w:val="22"/>
+          <w:rFonts w:ascii="Times New Roman" w:hAnsi="Times New Roman" w:eastAsia="Times New Roman"/>
+          <w:b w:val="0"/>
         </w:rPr>
-        <w:t xml:space="preserve">• </w:t>
-      </w:r>
-      <w:r>
-        <w:rPr>
-          <w:rFonts w:ascii="Times New Roman" w:hAnsi="Times New Roman" w:cs="Times New Roman" w:eastAsia="Times New Roman"/>
-          <w:b w:val="0"/>
-          <w:i w:val="0"/>
-          <w:color w:val="000000"/>
-          <w:sz w:val="22"/>
-        </w:rPr>
-        <w:t>аналогичные материалы осмотра при включении автомобиля в корпоративный или флотский договор, если отдельного предстрахового осмотра при заключении договора не проводилось.</w:t>
+        <w:t>• аналогичные материалы осмотра при включении автомобиля в корпоративный или флотский договор, если отдельного предстрахового осмотра при заключении договора не проводилось.</w:t>
       </w:r>
     </w:p>
     <w:p>
       <w:pPr>
-        <w:spacing w:before="120"/>
-        <w:ind w:firstLine="0"/>
-        <w:jc w:val="left"/>
+        <w:widowControl/>
+        <w:jc w:val="both"/>
       </w:pPr>
       <w:r>
         <w:rPr>
-          <w:rFonts w:ascii="Times New Roman" w:hAnsi="Times New Roman" w:cs="Times New Roman" w:eastAsia="Times New Roman"/>
+          <w:rFonts w:ascii="Times New Roman" w:hAnsi="Times New Roman" w:eastAsia="Times New Roman"/>
           <w:b/>
-          <w:i w:val="0"/>
-          <w:color w:val="000000"/>
-          <w:sz w:val="22"/>
         </w:rPr>
         <w:t>В. Урегулирование 2023 года</w:t>
       </w:r>
     </w:p>
     <w:p>
       <w:pPr>
-        <w:spacing w:after="40"/>
-        <w:ind w:left="510" w:hanging="227"/>
+        <w:widowControl/>
+        <w:ind w:left="317" w:hanging="230"/>
         <w:jc w:val="both"/>
       </w:pPr>
       <w:r>
         <w:rPr>
-          <w:rFonts w:ascii="Times New Roman" w:hAnsi="Times New Roman" w:cs="Times New Roman" w:eastAsia="Times New Roman"/>
-          <w:color w:val="000000"/>
-          <w:sz w:val="22"/>
+          <w:rFonts w:ascii="Times New Roman" w:hAnsi="Times New Roman" w:eastAsia="Times New Roman"/>
+          <w:b w:val="0"/>
         </w:rPr>
-        <w:t xml:space="preserve">• </w:t>
-      </w:r>
-      <w:r>
-        <w:rPr>
-          <w:rFonts w:ascii="Times New Roman" w:hAnsi="Times New Roman" w:cs="Times New Roman" w:eastAsia="Times New Roman"/>
-          <w:b w:val="0"/>
-          <w:i w:val="0"/>
-          <w:color w:val="000000"/>
-          <w:sz w:val="22"/>
-        </w:rPr>
-        <w:t>полное заявление № 065/23-04-001505/01 от 08.11.2023;</w:t>
+        <w:t>• полное заявление № 065/23-04-001505/01 от 08.11.2023;</w:t>
       </w:r>
     </w:p>
     <w:p>
       <w:pPr>
-        <w:spacing w:after="40"/>
-        <w:ind w:left="510" w:hanging="227"/>
+        <w:widowControl/>
+        <w:ind w:left="317" w:hanging="230"/>
         <w:jc w:val="both"/>
       </w:pPr>
       <w:r>
         <w:rPr>
-          <w:rFonts w:ascii="Times New Roman" w:hAnsi="Times New Roman" w:cs="Times New Roman" w:eastAsia="Times New Roman"/>
-          <w:color w:val="000000"/>
-          <w:sz w:val="22"/>
+          <w:rFonts w:ascii="Times New Roman" w:hAnsi="Times New Roman" w:eastAsia="Times New Roman"/>
+          <w:b w:val="0"/>
         </w:rPr>
-        <w:t xml:space="preserve">• </w:t>
-      </w:r>
-      <w:r>
-        <w:rPr>
-          <w:rFonts w:ascii="Times New Roman" w:hAnsi="Times New Roman" w:cs="Times New Roman" w:eastAsia="Times New Roman"/>
-          <w:b w:val="0"/>
-          <w:i w:val="0"/>
-          <w:color w:val="000000"/>
-          <w:sz w:val="22"/>
-        </w:rPr>
-        <w:t>полный страховой акт № 065/23-04-001505/01/05 от 11.11.2023;</w:t>
+        <w:t>• полный страховой акт № 065/23-04-001505/01/05 от 11.11.2023;</w:t>
       </w:r>
     </w:p>
     <w:p>
       <w:pPr>
-        <w:spacing w:after="40"/>
-        <w:ind w:left="510" w:hanging="227"/>
+        <w:widowControl/>
+        <w:ind w:left="317" w:hanging="230"/>
         <w:jc w:val="both"/>
       </w:pPr>
       <w:r>
         <w:rPr>
-          <w:rFonts w:ascii="Times New Roman" w:hAnsi="Times New Roman" w:cs="Times New Roman" w:eastAsia="Times New Roman"/>
-          <w:color w:val="000000"/>
-          <w:sz w:val="22"/>
+          <w:rFonts w:ascii="Times New Roman" w:hAnsi="Times New Roman" w:eastAsia="Times New Roman"/>
+          <w:b w:val="0"/>
         </w:rPr>
-        <w:t xml:space="preserve">• </w:t>
-      </w:r>
-      <w:r>
-        <w:rPr>
-          <w:rFonts w:ascii="Times New Roman" w:hAnsi="Times New Roman" w:cs="Times New Roman" w:eastAsia="Times New Roman"/>
-          <w:b w:val="0"/>
-          <w:i w:val="0"/>
-          <w:color w:val="000000"/>
-          <w:sz w:val="22"/>
-        </w:rPr>
-        <w:t>полный текст Соглашения № 065/23-04-001505/01/06 от 20.11.2023;</w:t>
+        <w:t>• полный текст Соглашения № 065/23-04-001505/01/06 от 20.11.2023;</w:t>
       </w:r>
     </w:p>
     <w:p>
       <w:pPr>
-        <w:spacing w:after="40"/>
-        <w:ind w:left="510" w:hanging="227"/>
+        <w:widowControl/>
+        <w:ind w:left="317" w:hanging="230"/>
         <w:jc w:val="both"/>
       </w:pPr>
       <w:r>
         <w:rPr>
-          <w:rFonts w:ascii="Times New Roman" w:hAnsi="Times New Roman" w:cs="Times New Roman" w:eastAsia="Times New Roman"/>
-          <w:color w:val="000000"/>
-          <w:sz w:val="22"/>
+          <w:rFonts w:ascii="Times New Roman" w:hAnsi="Times New Roman" w:eastAsia="Times New Roman"/>
+          <w:b w:val="0"/>
         </w:rPr>
-        <w:t xml:space="preserve">• </w:t>
-      </w:r>
-      <w:r>
-        <w:rPr>
-          <w:rFonts w:ascii="Times New Roman" w:hAnsi="Times New Roman" w:cs="Times New Roman" w:eastAsia="Times New Roman"/>
-          <w:b w:val="0"/>
-          <w:i w:val="0"/>
-          <w:color w:val="000000"/>
-          <w:sz w:val="22"/>
-        </w:rPr>
-        <w:t>распоряжение № 065/23-04-001505/01/07;</w:t>
+        <w:t>• распоряжение № 065/23-04-001505/01/07;</w:t>
       </w:r>
     </w:p>
     <w:p>
       <w:pPr>
-        <w:spacing w:after="40"/>
-        <w:ind w:left="510" w:hanging="227"/>
+        <w:widowControl/>
+        <w:ind w:left="317" w:hanging="230"/>
         <w:jc w:val="both"/>
       </w:pPr>
       <w:r>
         <w:rPr>
-          <w:rFonts w:ascii="Times New Roman" w:hAnsi="Times New Roman" w:cs="Times New Roman" w:eastAsia="Times New Roman"/>
-          <w:color w:val="000000"/>
-          <w:sz w:val="22"/>
+          <w:rFonts w:ascii="Times New Roman" w:hAnsi="Times New Roman" w:eastAsia="Times New Roman"/>
+          <w:b w:val="0"/>
         </w:rPr>
-        <w:t xml:space="preserve">• </w:t>
-      </w:r>
-      <w:r>
-        <w:rPr>
-          <w:rFonts w:ascii="Times New Roman" w:hAnsi="Times New Roman" w:cs="Times New Roman" w:eastAsia="Times New Roman"/>
-          <w:b w:val="0"/>
-          <w:i w:val="0"/>
-          <w:color w:val="000000"/>
-          <w:sz w:val="22"/>
-        </w:rPr>
-        <w:t>все расчёты и калькуляции, на основании которых определены 57 100 руб.;</w:t>
+        <w:t>• все расчёты и калькуляции, на основании которых определены 57 100 руб.;</w:t>
       </w:r>
     </w:p>
     <w:p>
       <w:pPr>
-        <w:spacing w:after="40"/>
-        <w:ind w:left="510" w:hanging="227"/>
+        <w:widowControl/>
+        <w:ind w:left="317" w:hanging="230"/>
         <w:jc w:val="both"/>
       </w:pPr>
       <w:r>
         <w:rPr>
-          <w:rFonts w:ascii="Times New Roman" w:hAnsi="Times New Roman" w:cs="Times New Roman" w:eastAsia="Times New Roman"/>
-          <w:color w:val="000000"/>
-          <w:sz w:val="22"/>
+          <w:rFonts w:ascii="Times New Roman" w:hAnsi="Times New Roman" w:eastAsia="Times New Roman"/>
+          <w:b w:val="0"/>
         </w:rPr>
-        <w:t xml:space="preserve">• </w:t>
-      </w:r>
-      <w:r>
-        <w:rPr>
-          <w:rFonts w:ascii="Times New Roman" w:hAnsi="Times New Roman" w:cs="Times New Roman" w:eastAsia="Times New Roman"/>
-          <w:b w:val="0"/>
-          <w:i w:val="0"/>
-          <w:color w:val="000000"/>
-          <w:sz w:val="22"/>
-        </w:rPr>
-        <w:t>документ, подтверждающий, применялся ли износ;</w:t>
+        <w:t>• документ, подтверждающий, применялся ли износ;</w:t>
       </w:r>
     </w:p>
     <w:p>
       <w:pPr>
-        <w:spacing w:after="40"/>
-        <w:ind w:left="510" w:hanging="227"/>
+        <w:widowControl/>
+        <w:ind w:left="317" w:hanging="230"/>
         <w:jc w:val="both"/>
       </w:pPr>
       <w:r>
         <w:rPr>
-          <w:rFonts w:ascii="Times New Roman" w:hAnsi="Times New Roman" w:cs="Times New Roman" w:eastAsia="Times New Roman"/>
-          <w:color w:val="000000"/>
-          <w:sz w:val="22"/>
+          <w:rFonts w:ascii="Times New Roman" w:hAnsi="Times New Roman" w:eastAsia="Times New Roman"/>
+          <w:b w:val="0"/>
         </w:rPr>
-        <w:t xml:space="preserve">• </w:t>
-      </w:r>
-      <w:r>
-        <w:rPr>
-          <w:rFonts w:ascii="Times New Roman" w:hAnsi="Times New Roman" w:cs="Times New Roman" w:eastAsia="Times New Roman"/>
-          <w:b w:val="0"/>
-          <w:i w:val="0"/>
-          <w:color w:val="000000"/>
-          <w:sz w:val="22"/>
-        </w:rPr>
-        <w:t>перечень повреждений, вошедших именно в сумму 57 100 руб.;</w:t>
+        <w:t>• перечень повреждений, вошедших именно в сумму 57 100 руб.;</w:t>
       </w:r>
     </w:p>
     <w:p>
       <w:pPr>
-        <w:spacing w:after="40"/>
-        <w:ind w:left="510" w:hanging="227"/>
+        <w:widowControl/>
+        <w:ind w:left="317" w:hanging="230"/>
         <w:jc w:val="both"/>
       </w:pPr>
       <w:r>
         <w:rPr>
-          <w:rFonts w:ascii="Times New Roman" w:hAnsi="Times New Roman" w:cs="Times New Roman" w:eastAsia="Times New Roman"/>
-          <w:color w:val="000000"/>
-          <w:sz w:val="22"/>
+          <w:rFonts w:ascii="Times New Roman" w:hAnsi="Times New Roman" w:eastAsia="Times New Roman"/>
+          <w:b w:val="0"/>
         </w:rPr>
-        <w:t xml:space="preserve">• </w:t>
-      </w:r>
-      <w:r>
-        <w:rPr>
-          <w:rFonts w:ascii="Times New Roman" w:hAnsi="Times New Roman" w:cs="Times New Roman" w:eastAsia="Times New Roman"/>
-          <w:b w:val="0"/>
-          <w:i w:val="0"/>
-          <w:color w:val="000000"/>
-          <w:sz w:val="22"/>
-        </w:rPr>
-        <w:t>фотографии, использованные при определении этой суммы;</w:t>
+        <w:t>• фотографии, использованные при определении этой суммы;</w:t>
       </w:r>
     </w:p>
     <w:p>
       <w:pPr>
-        <w:spacing w:after="40"/>
-        <w:ind w:left="510" w:hanging="227"/>
+        <w:widowControl/>
+        <w:ind w:left="317" w:hanging="230"/>
         <w:jc w:val="both"/>
       </w:pPr>
       <w:r>
         <w:rPr>
-          <w:rFonts w:ascii="Times New Roman" w:hAnsi="Times New Roman" w:cs="Times New Roman" w:eastAsia="Times New Roman"/>
-          <w:color w:val="000000"/>
-          <w:sz w:val="22"/>
+          <w:rFonts w:ascii="Times New Roman" w:hAnsi="Times New Roman" w:eastAsia="Times New Roman"/>
+          <w:b w:val="0"/>
         </w:rPr>
-        <w:t xml:space="preserve">• </w:t>
-      </w:r>
-      <w:r>
-        <w:rPr>
-          <w:rFonts w:ascii="Times New Roman" w:hAnsi="Times New Roman" w:cs="Times New Roman" w:eastAsia="Times New Roman"/>
-          <w:b w:val="0"/>
-          <w:i w:val="0"/>
-          <w:color w:val="000000"/>
-          <w:sz w:val="22"/>
-        </w:rPr>
-        <w:t>полный акт осмотра от 30.10.2023 со всеми страницами и приложениями;</w:t>
+        <w:t>• полный акт осмотра от 30.10.2023 со всеми страницами и приложениями;</w:t>
       </w:r>
     </w:p>
     <w:p>
       <w:pPr>
-        <w:spacing w:after="40"/>
-        <w:ind w:left="510" w:hanging="227"/>
+        <w:widowControl/>
+        <w:ind w:left="317" w:hanging="230"/>
         <w:jc w:val="both"/>
       </w:pPr>
       <w:r>
         <w:rPr>
-          <w:rFonts w:ascii="Times New Roman" w:hAnsi="Times New Roman" w:cs="Times New Roman" w:eastAsia="Times New Roman"/>
-          <w:color w:val="000000"/>
-          <w:sz w:val="22"/>
+          <w:rFonts w:ascii="Times New Roman" w:hAnsi="Times New Roman" w:eastAsia="Times New Roman"/>
+          <w:b w:val="0"/>
         </w:rPr>
-        <w:t xml:space="preserve">• </w:t>
-      </w:r>
-      <w:r>
-        <w:rPr>
-          <w:rFonts w:ascii="Times New Roman" w:hAnsi="Times New Roman" w:cs="Times New Roman" w:eastAsia="Times New Roman"/>
-          <w:b w:val="0"/>
-          <w:i w:val="0"/>
-          <w:color w:val="000000"/>
-          <w:sz w:val="22"/>
-        </w:rPr>
-        <w:t>материалы осмотра и фотографии;</w:t>
+        <w:t>• материалы осмотра и фотографии;</w:t>
       </w:r>
     </w:p>
     <w:p>
       <w:pPr>
-        <w:spacing w:after="40"/>
-        <w:ind w:left="510" w:hanging="227"/>
+        <w:widowControl/>
+        <w:ind w:left="317" w:hanging="230"/>
         <w:jc w:val="both"/>
       </w:pPr>
       <w:r>
         <w:rPr>
-          <w:rFonts w:ascii="Times New Roman" w:hAnsi="Times New Roman" w:cs="Times New Roman" w:eastAsia="Times New Roman"/>
-          <w:color w:val="000000"/>
-          <w:sz w:val="22"/>
+          <w:rFonts w:ascii="Times New Roman" w:hAnsi="Times New Roman" w:eastAsia="Times New Roman"/>
+          <w:b w:val="0"/>
         </w:rPr>
-        <w:t xml:space="preserve">• </w:t>
-      </w:r>
-      <w:r>
-        <w:rPr>
-          <w:rFonts w:ascii="Times New Roman" w:hAnsi="Times New Roman" w:cs="Times New Roman" w:eastAsia="Times New Roman"/>
-          <w:b w:val="0"/>
-          <w:i w:val="0"/>
-          <w:color w:val="000000"/>
-          <w:sz w:val="22"/>
-        </w:rPr>
-        <w:t>фотографии до разборки, в процессе разборки и после неё;</w:t>
+        <w:t>• фотографии до разборки, в процессе разборки и после неё;</w:t>
       </w:r>
     </w:p>
     <w:p>
       <w:pPr>
-        <w:spacing w:after="40"/>
-        <w:ind w:left="510" w:hanging="227"/>
+        <w:widowControl/>
+        <w:ind w:left="317" w:hanging="230"/>
         <w:jc w:val="both"/>
       </w:pPr>
       <w:r>
         <w:rPr>
-          <w:rFonts w:ascii="Times New Roman" w:hAnsi="Times New Roman" w:cs="Times New Roman" w:eastAsia="Times New Roman"/>
-          <w:color w:val="000000"/>
-          <w:sz w:val="22"/>
+          <w:rFonts w:ascii="Times New Roman" w:hAnsi="Times New Roman" w:eastAsia="Times New Roman"/>
+          <w:b w:val="0"/>
         </w:rPr>
-        <w:t xml:space="preserve">• </w:t>
-      </w:r>
-      <w:r>
-        <w:rPr>
-          <w:rFonts w:ascii="Times New Roman" w:hAnsi="Times New Roman" w:cs="Times New Roman" w:eastAsia="Times New Roman"/>
-          <w:b w:val="0"/>
-          <w:i w:val="0"/>
-          <w:color w:val="000000"/>
-          <w:sz w:val="22"/>
-        </w:rPr>
-        <w:t>акты дополнительного осмотра и акты скрытых повреждений;</w:t>
+        <w:t>• акты дополнительного осмотра и акты скрытых повреждений;</w:t>
       </w:r>
     </w:p>
     <w:p>
       <w:pPr>
-        <w:spacing w:after="40"/>
-        <w:ind w:left="510" w:hanging="227"/>
+        <w:widowControl/>
+        <w:ind w:left="317" w:hanging="230"/>
         <w:jc w:val="both"/>
       </w:pPr>
       <w:r>
         <w:rPr>
-          <w:rFonts w:ascii="Times New Roman" w:hAnsi="Times New Roman" w:cs="Times New Roman" w:eastAsia="Times New Roman"/>
-          <w:color w:val="000000"/>
-          <w:sz w:val="22"/>
+          <w:rFonts w:ascii="Times New Roman" w:hAnsi="Times New Roman" w:eastAsia="Times New Roman"/>
+          <w:b w:val="0"/>
         </w:rPr>
-        <w:t xml:space="preserve">• </w:t>
-      </w:r>
-      <w:r>
-        <w:rPr>
-          <w:rFonts w:ascii="Times New Roman" w:hAnsi="Times New Roman" w:cs="Times New Roman" w:eastAsia="Times New Roman"/>
-          <w:b w:val="0"/>
-          <w:i w:val="0"/>
-          <w:color w:val="000000"/>
-          <w:sz w:val="22"/>
-        </w:rPr>
-        <w:t>документы, подтверждающие проведение разборки;</w:t>
+        <w:t>• документы, подтверждающие проведение разборки;</w:t>
       </w:r>
     </w:p>
     <w:p>
       <w:pPr>
-        <w:spacing w:after="40"/>
-        <w:ind w:left="510" w:hanging="227"/>
+        <w:widowControl/>
+        <w:ind w:left="317" w:hanging="230"/>
         <w:jc w:val="both"/>
       </w:pPr>
       <w:r>
         <w:rPr>
-          <w:rFonts w:ascii="Times New Roman" w:hAnsi="Times New Roman" w:cs="Times New Roman" w:eastAsia="Times New Roman"/>
-          <w:color w:val="000000"/>
-          <w:sz w:val="22"/>
+          <w:rFonts w:ascii="Times New Roman" w:hAnsi="Times New Roman" w:eastAsia="Times New Roman"/>
+          <w:b w:val="0"/>
         </w:rPr>
-        <w:t xml:space="preserve">• </w:t>
-      </w:r>
-      <w:r>
-        <w:rPr>
-          <w:rFonts w:ascii="Times New Roman" w:hAnsi="Times New Roman" w:cs="Times New Roman" w:eastAsia="Times New Roman"/>
-          <w:b w:val="0"/>
-          <w:i w:val="0"/>
-          <w:color w:val="000000"/>
-          <w:sz w:val="22"/>
-        </w:rPr>
-        <w:t>сведения о том, производилась ли при осмотре 30.10.2023 разборка автомобиля, включая снятие заднего бампера, фонаря, обшивок и иных элементов;</w:t>
+        <w:t>• сведения о том, производилась ли при осмотре 30.10.2023 разборка автомобиля, включая снятие заднего бампера, фонаря, обшивок и иных элементов;</w:t>
       </w:r>
     </w:p>
     <w:p>
       <w:pPr>
-        <w:spacing w:after="40"/>
-        <w:ind w:left="510" w:hanging="227"/>
+        <w:widowControl/>
+        <w:ind w:left="317" w:hanging="230"/>
         <w:jc w:val="both"/>
       </w:pPr>
       <w:r>
         <w:rPr>
-          <w:rFonts w:ascii="Times New Roman" w:hAnsi="Times New Roman" w:cs="Times New Roman" w:eastAsia="Times New Roman"/>
-          <w:color w:val="000000"/>
-          <w:sz w:val="22"/>
+          <w:rFonts w:ascii="Times New Roman" w:hAnsi="Times New Roman" w:eastAsia="Times New Roman"/>
+          <w:b w:val="0"/>
         </w:rPr>
-        <w:t xml:space="preserve">• </w:t>
-      </w:r>
-      <w:r>
-        <w:rPr>
-          <w:rFonts w:ascii="Times New Roman" w:hAnsi="Times New Roman" w:cs="Times New Roman" w:eastAsia="Times New Roman"/>
-          <w:b w:val="0"/>
-          <w:i w:val="0"/>
-          <w:color w:val="000000"/>
-          <w:sz w:val="22"/>
-        </w:rPr>
-        <w:t>макрофотографии и иные первичные материалы о наличии и повреждении плёнки крышки багажника;</w:t>
+        <w:t>• макрофотографии и иные первичные материалы о наличии и повреждении плёнки крышки багажника;</w:t>
       </w:r>
     </w:p>
     <w:p>
       <w:pPr>
-        <w:spacing w:after="40"/>
-        <w:ind w:left="510" w:hanging="227"/>
+        <w:widowControl/>
+        <w:ind w:left="317" w:hanging="230"/>
         <w:jc w:val="both"/>
       </w:pPr>
       <w:r>
         <w:rPr>
-          <w:rFonts w:ascii="Times New Roman" w:hAnsi="Times New Roman" w:cs="Times New Roman" w:eastAsia="Times New Roman"/>
-          <w:color w:val="000000"/>
-          <w:sz w:val="22"/>
+          <w:rFonts w:ascii="Times New Roman" w:hAnsi="Times New Roman" w:eastAsia="Times New Roman"/>
+          <w:b w:val="0"/>
         </w:rPr>
-        <w:t xml:space="preserve">• </w:t>
-      </w:r>
-      <w:r>
-        <w:rPr>
-          <w:rFonts w:ascii="Times New Roman" w:hAnsi="Times New Roman" w:cs="Times New Roman" w:eastAsia="Times New Roman"/>
-          <w:b w:val="0"/>
-          <w:i w:val="0"/>
-          <w:color w:val="000000"/>
-          <w:sz w:val="22"/>
-        </w:rPr>
-        <w:t>сведения о первичном подтверждении расчётных позиций: плёнка крышки - 1 500 руб., плёнка заднего бампера - 2 500 руб. и работа «плёнка - замена» - 400 руб.;</w:t>
+        <w:t>• сведения о первичном подтверждении расчётных позиций: плёнка крышки - 1 500 руб., плёнка заднего бампера - 2 500 руб. и работа «плёнка - замена» - 400 руб.;</w:t>
       </w:r>
     </w:p>
     <w:p>
       <w:pPr>
-        <w:spacing w:after="40"/>
-        <w:ind w:left="510" w:hanging="227"/>
+        <w:widowControl/>
+        <w:ind w:left="317" w:hanging="230"/>
         <w:jc w:val="both"/>
       </w:pPr>
       <w:r>
         <w:rPr>
-          <w:rFonts w:ascii="Times New Roman" w:hAnsi="Times New Roman" w:cs="Times New Roman" w:eastAsia="Times New Roman"/>
-          <w:color w:val="000000"/>
-          <w:sz w:val="22"/>
+          <w:rFonts w:ascii="Times New Roman" w:hAnsi="Times New Roman" w:eastAsia="Times New Roman"/>
+          <w:b w:val="0"/>
         </w:rPr>
-        <w:t xml:space="preserve">• </w:t>
-      </w:r>
-      <w:r>
-        <w:rPr>
-          <w:rFonts w:ascii="Times New Roman" w:hAnsi="Times New Roman" w:cs="Times New Roman" w:eastAsia="Times New Roman"/>
-          <w:b w:val="0"/>
-          <w:i w:val="0"/>
-          <w:color w:val="000000"/>
-          <w:sz w:val="22"/>
-        </w:rPr>
-        <w:t>сведения о лице, непосредственно проводившем осмотр: ФИО, должность, организация;</w:t>
+        <w:t>• сведения о лице, непосредственно проводившем осмотр: ФИО, должность, организация;</w:t>
       </w:r>
     </w:p>
     <w:p>
       <w:pPr>
-        <w:spacing w:after="40"/>
-        <w:ind w:left="510" w:hanging="227"/>
+        <w:widowControl/>
+        <w:ind w:left="317" w:hanging="230"/>
         <w:jc w:val="both"/>
       </w:pPr>
       <w:r>
         <w:rPr>
-          <w:rFonts w:ascii="Times New Roman" w:hAnsi="Times New Roman" w:cs="Times New Roman" w:eastAsia="Times New Roman"/>
-          <w:color w:val="000000"/>
-          <w:sz w:val="22"/>
+          <w:rFonts w:ascii="Times New Roman" w:hAnsi="Times New Roman" w:eastAsia="Times New Roman"/>
+          <w:b w:val="0"/>
         </w:rPr>
-        <w:t xml:space="preserve">• </w:t>
-      </w:r>
-      <w:r>
-        <w:rPr>
-          <w:rFonts w:ascii="Times New Roman" w:hAnsi="Times New Roman" w:cs="Times New Roman" w:eastAsia="Times New Roman"/>
-          <w:b w:val="0"/>
-          <w:i w:val="0"/>
-          <w:color w:val="000000"/>
-          <w:sz w:val="22"/>
-        </w:rPr>
-        <w:t>расшифровки обозначений 21К, Р.М., ИРЖ, ремонт 3.</w:t>
+        <w:t>• расшифровки обозначений 21К, Р.М., ИРЖ, ремонт 3.</w:t>
       </w:r>
     </w:p>
     <w:p>
       <w:pPr>
-        <w:spacing w:before="120"/>
-        <w:ind w:firstLine="0"/>
-        <w:jc w:val="left"/>
+        <w:widowControl/>
+        <w:jc w:val="both"/>
       </w:pPr>
       <w:r>
         <w:rPr>
-          <w:rFonts w:ascii="Times New Roman" w:hAnsi="Times New Roman" w:cs="Times New Roman" w:eastAsia="Times New Roman"/>
+          <w:rFonts w:ascii="Times New Roman" w:hAnsi="Times New Roman" w:eastAsia="Times New Roman"/>
           <w:b/>
-          <w:i w:val="0"/>
-          <w:color w:val="000000"/>
-          <w:sz w:val="22"/>
         </w:rPr>
         <w:t>Г. Фактическая выплата</w:t>
       </w:r>
     </w:p>
     <w:p>
       <w:pPr>
-        <w:spacing w:after="40"/>
-        <w:ind w:left="510" w:hanging="227"/>
+        <w:widowControl/>
+        <w:ind w:left="317" w:hanging="230"/>
         <w:jc w:val="both"/>
       </w:pPr>
       <w:r>
         <w:rPr>
-          <w:rFonts w:ascii="Times New Roman" w:hAnsi="Times New Roman" w:cs="Times New Roman" w:eastAsia="Times New Roman"/>
-          <w:color w:val="000000"/>
-          <w:sz w:val="22"/>
+          <w:rFonts w:ascii="Times New Roman" w:hAnsi="Times New Roman" w:eastAsia="Times New Roman"/>
+          <w:b w:val="0"/>
         </w:rPr>
-        <w:t xml:space="preserve">• </w:t>
-      </w:r>
-      <w:r>
-        <w:rPr>
-          <w:rFonts w:ascii="Times New Roman" w:hAnsi="Times New Roman" w:cs="Times New Roman" w:eastAsia="Times New Roman"/>
-          <w:b w:val="0"/>
-          <w:i w:val="0"/>
-          <w:color w:val="000000"/>
-          <w:sz w:val="22"/>
-        </w:rPr>
-        <w:t>платёжное поручение;</w:t>
+        <w:t>• платёжное поручение;</w:t>
       </w:r>
     </w:p>
     <w:p>
       <w:pPr>
-        <w:spacing w:after="40"/>
-        <w:ind w:left="510" w:hanging="227"/>
+        <w:widowControl/>
+        <w:ind w:left="317" w:hanging="230"/>
         <w:jc w:val="both"/>
       </w:pPr>
       <w:r>
         <w:rPr>
-          <w:rFonts w:ascii="Times New Roman" w:hAnsi="Times New Roman" w:cs="Times New Roman" w:eastAsia="Times New Roman"/>
-          <w:color w:val="000000"/>
-          <w:sz w:val="22"/>
+          <w:rFonts w:ascii="Times New Roman" w:hAnsi="Times New Roman" w:eastAsia="Times New Roman"/>
+          <w:b w:val="0"/>
         </w:rPr>
-        <w:t xml:space="preserve">• </w:t>
-      </w:r>
-      <w:r>
-        <w:rPr>
-          <w:rFonts w:ascii="Times New Roman" w:hAnsi="Times New Roman" w:cs="Times New Roman" w:eastAsia="Times New Roman"/>
-          <w:b w:val="0"/>
-          <w:i w:val="0"/>
-          <w:color w:val="000000"/>
-          <w:sz w:val="22"/>
-        </w:rPr>
-        <w:t>реестр выплат;</w:t>
+        <w:t>• реестр выплат;</w:t>
       </w:r>
     </w:p>
     <w:p>
       <w:pPr>
-        <w:spacing w:after="40"/>
-        <w:ind w:left="510" w:hanging="227"/>
+        <w:widowControl/>
+        <w:ind w:left="317" w:hanging="230"/>
         <w:jc w:val="both"/>
       </w:pPr>
       <w:r>
         <w:rPr>
-          <w:rFonts w:ascii="Times New Roman" w:hAnsi="Times New Roman" w:cs="Times New Roman" w:eastAsia="Times New Roman"/>
-          <w:color w:val="000000"/>
-          <w:sz w:val="22"/>
+          <w:rFonts w:ascii="Times New Roman" w:hAnsi="Times New Roman" w:eastAsia="Times New Roman"/>
+          <w:b w:val="0"/>
         </w:rPr>
-        <w:t xml:space="preserve">• </w:t>
-      </w:r>
-      <w:r>
-        <w:rPr>
-          <w:rFonts w:ascii="Times New Roman" w:hAnsi="Times New Roman" w:cs="Times New Roman" w:eastAsia="Times New Roman"/>
-          <w:b w:val="0"/>
-          <w:i w:val="0"/>
-          <w:color w:val="000000"/>
-          <w:sz w:val="22"/>
-        </w:rPr>
-        <w:t>банковское подтверждение;</w:t>
+        <w:t>• банковское подтверждение;</w:t>
       </w:r>
     </w:p>
     <w:p>
       <w:pPr>
-        <w:spacing w:after="40"/>
-        <w:ind w:left="510" w:hanging="227"/>
+        <w:widowControl/>
+        <w:ind w:left="317" w:hanging="230"/>
         <w:jc w:val="both"/>
       </w:pPr>
       <w:r>
         <w:rPr>
-          <w:rFonts w:ascii="Times New Roman" w:hAnsi="Times New Roman" w:cs="Times New Roman" w:eastAsia="Times New Roman"/>
-          <w:color w:val="000000"/>
-          <w:sz w:val="22"/>
+          <w:rFonts w:ascii="Times New Roman" w:hAnsi="Times New Roman" w:eastAsia="Times New Roman"/>
+          <w:b w:val="0"/>
         </w:rPr>
-        <w:t xml:space="preserve">• </w:t>
-      </w:r>
-      <w:r>
-        <w:rPr>
-          <w:rFonts w:ascii="Times New Roman" w:hAnsi="Times New Roman" w:cs="Times New Roman" w:eastAsia="Times New Roman"/>
-          <w:b w:val="0"/>
-          <w:i w:val="0"/>
-          <w:color w:val="000000"/>
-          <w:sz w:val="22"/>
-        </w:rPr>
-        <w:t>иной документ, подтверждающий фактическое перечисление 57 100 руб. ООО «ВИГОРАВТО»;</w:t>
+        <w:t>• иной документ, подтверждающий фактическое перечисление 57 100 руб. ООО «ВИГОРАВТО»;</w:t>
       </w:r>
     </w:p>
     <w:p>
       <w:pPr>
-        <w:spacing w:after="40"/>
-        <w:ind w:left="510" w:hanging="227"/>
+        <w:widowControl/>
+        <w:ind w:left="317" w:hanging="230"/>
         <w:jc w:val="both"/>
       </w:pPr>
       <w:r>
         <w:rPr>
-          <w:rFonts w:ascii="Times New Roman" w:hAnsi="Times New Roman" w:cs="Times New Roman" w:eastAsia="Times New Roman"/>
-          <w:color w:val="000000"/>
-          <w:sz w:val="22"/>
+          <w:rFonts w:ascii="Times New Roman" w:hAnsi="Times New Roman" w:eastAsia="Times New Roman"/>
+          <w:b w:val="0"/>
         </w:rPr>
-        <w:t xml:space="preserve">• </w:t>
-      </w:r>
-      <w:r>
-        <w:rPr>
-          <w:rFonts w:ascii="Times New Roman" w:hAnsi="Times New Roman" w:cs="Times New Roman" w:eastAsia="Times New Roman"/>
-          <w:b w:val="0"/>
-          <w:i w:val="0"/>
-          <w:color w:val="000000"/>
-          <w:sz w:val="22"/>
-        </w:rPr>
-        <w:t>дата перечисления;</w:t>
+        <w:t>• дата перечисления;</w:t>
       </w:r>
     </w:p>
     <w:p>
       <w:pPr>
-        <w:spacing w:after="40"/>
-        <w:ind w:left="510" w:hanging="227"/>
+        <w:widowControl/>
+        <w:ind w:left="317" w:hanging="230"/>
         <w:jc w:val="both"/>
       </w:pPr>
       <w:r>
         <w:rPr>
-          <w:rFonts w:ascii="Times New Roman" w:hAnsi="Times New Roman" w:cs="Times New Roman" w:eastAsia="Times New Roman"/>
-          <w:color w:val="000000"/>
-          <w:sz w:val="22"/>
+          <w:rFonts w:ascii="Times New Roman" w:hAnsi="Times New Roman" w:eastAsia="Times New Roman"/>
+          <w:b w:val="0"/>
         </w:rPr>
-        <w:t xml:space="preserve">• </w:t>
-      </w:r>
-      <w:r>
-        <w:rPr>
-          <w:rFonts w:ascii="Times New Roman" w:hAnsi="Times New Roman" w:cs="Times New Roman" w:eastAsia="Times New Roman"/>
-          <w:b w:val="0"/>
-          <w:i w:val="0"/>
-          <w:color w:val="000000"/>
-          <w:sz w:val="22"/>
-        </w:rPr>
-        <w:t>получатель;</w:t>
+        <w:t>• получатель;</w:t>
       </w:r>
     </w:p>
     <w:p>
       <w:pPr>
-        <w:spacing w:after="40"/>
-        <w:ind w:left="510" w:hanging="227"/>
+        <w:widowControl/>
+        <w:ind w:left="317" w:hanging="230"/>
         <w:jc w:val="both"/>
       </w:pPr>
       <w:r>
         <w:rPr>
-          <w:rFonts w:ascii="Times New Roman" w:hAnsi="Times New Roman" w:cs="Times New Roman" w:eastAsia="Times New Roman"/>
-          <w:color w:val="000000"/>
-          <w:sz w:val="22"/>
+          <w:rFonts w:ascii="Times New Roman" w:hAnsi="Times New Roman" w:eastAsia="Times New Roman"/>
+          <w:b w:val="0"/>
         </w:rPr>
-        <w:t xml:space="preserve">• </w:t>
-      </w:r>
-      <w:r>
-        <w:rPr>
-          <w:rFonts w:ascii="Times New Roman" w:hAnsi="Times New Roman" w:cs="Times New Roman" w:eastAsia="Times New Roman"/>
-          <w:b w:val="0"/>
-          <w:i w:val="0"/>
-          <w:color w:val="000000"/>
-          <w:sz w:val="22"/>
-        </w:rPr>
-        <w:t>банковские реквизиты;</w:t>
+        <w:t>• банковские реквизиты;</w:t>
       </w:r>
     </w:p>
     <w:p>
       <w:pPr>
-        <w:spacing w:after="40"/>
-        <w:ind w:left="510" w:hanging="227"/>
+        <w:widowControl/>
+        <w:ind w:left="317" w:hanging="230"/>
         <w:jc w:val="both"/>
       </w:pPr>
       <w:r>
         <w:rPr>
-          <w:rFonts w:ascii="Times New Roman" w:hAnsi="Times New Roman" w:cs="Times New Roman" w:eastAsia="Times New Roman"/>
-          <w:color w:val="000000"/>
-          <w:sz w:val="22"/>
+          <w:rFonts w:ascii="Times New Roman" w:hAnsi="Times New Roman" w:eastAsia="Times New Roman"/>
+          <w:b w:val="0"/>
         </w:rPr>
-        <w:t xml:space="preserve">• </w:t>
-      </w:r>
-      <w:r>
-        <w:rPr>
-          <w:rFonts w:ascii="Times New Roman" w:hAnsi="Times New Roman" w:cs="Times New Roman" w:eastAsia="Times New Roman"/>
-          <w:b w:val="0"/>
-          <w:i w:val="0"/>
-          <w:color w:val="000000"/>
-          <w:sz w:val="22"/>
-        </w:rPr>
-        <w:t>сведения о возврате или зачёте, если такие операции имели место.</w:t>
+        <w:t>• сведения о возврате или зачёте, если такие операции имели место.</w:t>
       </w:r>
     </w:p>
     <w:p>
       <w:pPr>
-        <w:spacing w:before="120"/>
-        <w:ind w:firstLine="0"/>
-        <w:jc w:val="left"/>
+        <w:widowControl/>
+        <w:jc w:val="both"/>
       </w:pPr>
       <w:r>
         <w:rPr>
-          <w:rFonts w:ascii="Times New Roman" w:hAnsi="Times New Roman" w:cs="Times New Roman" w:eastAsia="Times New Roman"/>
+          <w:rFonts w:ascii="Times New Roman" w:hAnsi="Times New Roman" w:eastAsia="Times New Roman"/>
           <w:b/>
-          <w:i w:val="0"/>
-          <w:color w:val="000000"/>
-          <w:sz w:val="22"/>
         </w:rPr>
         <w:t>Д. Суброгация</w:t>
       </w:r>
     </w:p>
     <w:p>
       <w:pPr>
-        <w:spacing w:after="40"/>
-        <w:ind w:left="510" w:hanging="227"/>
+        <w:widowControl/>
+        <w:ind w:left="317" w:hanging="230"/>
         <w:jc w:val="both"/>
       </w:pPr>
       <w:r>
         <w:rPr>
-          <w:rFonts w:ascii="Times New Roman" w:hAnsi="Times New Roman" w:cs="Times New Roman" w:eastAsia="Times New Roman"/>
-          <w:color w:val="000000"/>
-          <w:sz w:val="22"/>
+          <w:rFonts w:ascii="Times New Roman" w:hAnsi="Times New Roman" w:eastAsia="Times New Roman"/>
+          <w:b w:val="0"/>
         </w:rPr>
-        <w:t xml:space="preserve">• </w:t>
+        <w:t>• принималось ли решение о переходе права требования в порядке ст. 965 ГК РФ;</w:t>
+      </w:r>
+    </w:p>
+    <w:p>
+      <w:pPr>
+        <w:widowControl/>
+        <w:ind w:left="317" w:hanging="230"/>
+        <w:jc w:val="both"/>
+      </w:pPr>
+      <w:r>
+        <w:rPr>
+          <w:rFonts w:ascii="Times New Roman" w:hAnsi="Times New Roman" w:eastAsia="Times New Roman"/>
+          <w:b w:val="0"/>
+        </w:rPr>
+        <w:t>• предъявлялись ли требования к АО «Зетта Страхование»;</w:t>
+      </w:r>
+    </w:p>
+    <w:p>
+      <w:pPr>
+        <w:widowControl/>
+        <w:ind w:left="317" w:hanging="230"/>
+        <w:jc w:val="both"/>
+      </w:pPr>
+      <w:r>
+        <w:rPr>
+          <w:rFonts w:ascii="Times New Roman" w:hAnsi="Times New Roman" w:eastAsia="Times New Roman"/>
+          <w:b w:val="0"/>
+        </w:rPr>
+        <w:t>• предъявлялись ли требования непосредственно к причинителю вреда;</w:t>
+      </w:r>
+    </w:p>
+    <w:p>
+      <w:pPr>
+        <w:widowControl/>
+        <w:ind w:left="317" w:hanging="230"/>
+        <w:jc w:val="both"/>
+      </w:pPr>
+      <w:r>
+        <w:rPr>
+          <w:rFonts w:ascii="Times New Roman" w:hAnsi="Times New Roman" w:eastAsia="Times New Roman"/>
+          <w:b w:val="0"/>
+        </w:rPr>
+        <w:t>• суммы требований;</w:t>
+      </w:r>
+    </w:p>
+    <w:p>
+      <w:pPr>
+        <w:widowControl/>
+        <w:ind w:left="317" w:hanging="230"/>
+        <w:jc w:val="both"/>
+      </w:pPr>
+      <w:r>
+        <w:rPr>
+          <w:rFonts w:ascii="Times New Roman" w:hAnsi="Times New Roman" w:eastAsia="Times New Roman"/>
+          <w:b w:val="0"/>
+        </w:rPr>
+        <w:t>• даты;</w:t>
+      </w:r>
+    </w:p>
+    <w:p>
+      <w:pPr>
+        <w:widowControl/>
+        <w:ind w:left="317" w:hanging="230"/>
+        <w:jc w:val="both"/>
+      </w:pPr>
+      <w:r>
+        <w:rPr>
+          <w:rFonts w:ascii="Times New Roman" w:hAnsi="Times New Roman" w:eastAsia="Times New Roman"/>
+          <w:b w:val="0"/>
+        </w:rPr>
+        <w:t>• расчёты;</w:t>
+      </w:r>
+    </w:p>
+    <w:p>
+      <w:pPr>
+        <w:widowControl/>
+        <w:ind w:left="317" w:hanging="230"/>
+        <w:jc w:val="both"/>
+      </w:pPr>
+      <w:r>
+        <w:rPr>
+          <w:rFonts w:ascii="Times New Roman" w:hAnsi="Times New Roman" w:eastAsia="Times New Roman"/>
+          <w:b w:val="0"/>
+        </w:rPr>
+        <w:t>• ответы;</w:t>
+      </w:r>
+    </w:p>
+    <w:p>
+      <w:pPr>
+        <w:widowControl/>
+        <w:ind w:left="317" w:hanging="230"/>
+        <w:jc w:val="both"/>
+      </w:pPr>
+      <w:r>
+        <w:rPr>
+          <w:rFonts w:ascii="Times New Roman" w:hAnsi="Times New Roman" w:eastAsia="Times New Roman"/>
+          <w:b w:val="0"/>
+        </w:rPr>
+        <w:t>• фактически полученные суммы.</w:t>
+      </w:r>
+    </w:p>
+    <w:p>
+      <w:pPr>
+        <w:widowControl/>
+        <w:jc w:val="both"/>
+      </w:pPr>
+      <w:r>
+        <w:rPr>
+          <w:rFonts w:ascii="Times New Roman" w:hAnsi="Times New Roman" w:eastAsia="Times New Roman"/>
+          <w:b/>
+        </w:rPr>
+        <w:t>Какое обстоятельство устанавливается:</w:t>
       </w:r>
       <w:r>
         <w:rPr>
-          <w:rFonts w:ascii="Times New Roman" w:hAnsi="Times New Roman" w:cs="Times New Roman" w:eastAsia="Times New Roman"/>
+          <w:rFonts w:ascii="Times New Roman" w:hAnsi="Times New Roman" w:eastAsia="Times New Roman"/>
           <w:b w:val="0"/>
-          <w:i w:val="0"/>
-          <w:color w:val="000000"/>
-          <w:sz w:val="22"/>
         </w:rPr>
-        <w:t>принималось ли решение о переходе права требования в порядке ст. 965 ГК РФ;</w:t>
+        <w:t xml:space="preserve"> Каков полный состав договора КАСКО и страхового урегулирования; проводился ли предстраховой осмотр; каким способом определены 57 100 руб.; какие повреждения вошли в эту сумму; было ли фактическое перечисление; существовала ли суброгация; были ли дополнительные повреждения выявлены при разборке и существовала ли первичная фотофиксация.</w:t>
       </w:r>
     </w:p>
     <w:p>
       <w:pPr>
-        <w:spacing w:after="40"/>
-        <w:ind w:left="510" w:hanging="227"/>
+        <w:widowControl/>
         <w:jc w:val="both"/>
       </w:pPr>
       <w:r>
         <w:rPr>
-          <w:rFonts w:ascii="Times New Roman" w:hAnsi="Times New Roman" w:cs="Times New Roman" w:eastAsia="Times New Roman"/>
-          <w:color w:val="000000"/>
-          <w:sz w:val="22"/>
+          <w:rFonts w:ascii="Times New Roman" w:hAnsi="Times New Roman" w:eastAsia="Times New Roman"/>
+          <w:b/>
         </w:rPr>
-        <w:t xml:space="preserve">• </w:t>
+        <w:t>Значение для дела:</w:t>
       </w:r>
       <w:r>
         <w:rPr>
-          <w:rFonts w:ascii="Times New Roman" w:hAnsi="Times New Roman" w:cs="Times New Roman" w:eastAsia="Times New Roman"/>
+          <w:rFonts w:ascii="Times New Roman" w:hAnsi="Times New Roman" w:eastAsia="Times New Roman"/>
           <w:b w:val="0"/>
-          <w:i w:val="0"/>
-          <w:color w:val="000000"/>
-          <w:sz w:val="22"/>
         </w:rPr>
-        <w:t>предъявлялись ли требования к АО «Зетта Страхование»;</w:t>
+        <w:t xml:space="preserve"> Иск опирается на акт от 30.10.2023 с десятью позициями и расчёт 2026 года. Без полного страхового дела, калькуляции 57 100 руб., платёжного подтверждения, первичной фотофиксации и сведений о разборке невозможно проверить происхождение дополнительных позиций, страховую цепочку, суброгацию, необходимость замены деталей и обоснованность взыскания с ответчика.</w:t>
       </w:r>
     </w:p>
     <w:p>
       <w:pPr>
-        <w:spacing w:after="40"/>
-        <w:ind w:left="510" w:hanging="227"/>
+        <w:widowControl/>
         <w:jc w:val="both"/>
       </w:pPr>
       <w:r>
         <w:rPr>
-          <w:rFonts w:ascii="Times New Roman" w:hAnsi="Times New Roman" w:cs="Times New Roman" w:eastAsia="Times New Roman"/>
-          <w:color w:val="000000"/>
-          <w:sz w:val="22"/>
+          <w:rFonts w:ascii="Times New Roman" w:hAnsi="Times New Roman" w:eastAsia="Times New Roman"/>
+          <w:b/>
         </w:rPr>
-        <w:t xml:space="preserve">• </w:t>
+        <w:t>У кого находится доказательство:</w:t>
       </w:r>
       <w:r>
         <w:rPr>
-          <w:rFonts w:ascii="Times New Roman" w:hAnsi="Times New Roman" w:cs="Times New Roman" w:eastAsia="Times New Roman"/>
+          <w:rFonts w:ascii="Times New Roman" w:hAnsi="Times New Roman" w:eastAsia="Times New Roman"/>
           <w:b w:val="0"/>
-          <w:i w:val="0"/>
-          <w:color w:val="000000"/>
-          <w:sz w:val="22"/>
         </w:rPr>
-        <w:t>предъявлялись ли требования непосредственно к причинителю вреда;</w:t>
+        <w:t xml:space="preserve"> АО ГСК «Югория», выплатное дело № 065/23-04-001505.</w:t>
       </w:r>
     </w:p>
     <w:p>
       <w:pPr>
-        <w:spacing w:after="40"/>
-        <w:ind w:left="510" w:hanging="227"/>
+        <w:widowControl/>
         <w:jc w:val="both"/>
       </w:pPr>
       <w:r>
         <w:rPr>
-          <w:rFonts w:ascii="Times New Roman" w:hAnsi="Times New Roman" w:cs="Times New Roman" w:eastAsia="Times New Roman"/>
-          <w:color w:val="000000"/>
-          <w:sz w:val="22"/>
+          <w:rFonts w:ascii="Times New Roman" w:hAnsi="Times New Roman" w:eastAsia="Times New Roman"/>
+          <w:b/>
         </w:rPr>
-        <w:t xml:space="preserve">• </w:t>
+        <w:t>Что предпринял ответчик:</w:t>
       </w:r>
       <w:r>
         <w:rPr>
-          <w:rFonts w:ascii="Times New Roman" w:hAnsi="Times New Roman" w:cs="Times New Roman" w:eastAsia="Times New Roman"/>
+          <w:rFonts w:ascii="Times New Roman" w:hAnsi="Times New Roman" w:eastAsia="Times New Roman"/>
           <w:b w:val="0"/>
-          <w:i w:val="0"/>
-          <w:color w:val="000000"/>
-          <w:sz w:val="22"/>
         </w:rPr>
-        <w:t>суммы требований;</w:t>
+        <w:t xml:space="preserve"> Запросы № 01-03/114788-26 от 16.10.2026, № 01-03/115682-26 от 19.10.2026, № 01-03/115911-26 от 20.10.2026 и последующий уточняющий запрос № 01-03/116336-26, зарегистрированный 20.10.2026 в 15:54.</w:t>
       </w:r>
     </w:p>
     <w:p>
       <w:pPr>
-        <w:spacing w:after="40"/>
-        <w:ind w:left="510" w:hanging="227"/>
+        <w:widowControl/>
         <w:jc w:val="both"/>
       </w:pPr>
       <w:r>
         <w:rPr>
-          <w:rFonts w:ascii="Times New Roman" w:hAnsi="Times New Roman" w:cs="Times New Roman" w:eastAsia="Times New Roman"/>
-          <w:color w:val="000000"/>
-          <w:sz w:val="22"/>
+          <w:rFonts w:ascii="Times New Roman" w:hAnsi="Times New Roman" w:eastAsia="Times New Roman"/>
+          <w:b/>
         </w:rPr>
-        <w:t xml:space="preserve">• </w:t>
+        <w:t>Почему невозможно получить самостоятельно:</w:t>
       </w:r>
       <w:r>
         <w:rPr>
-          <w:rFonts w:ascii="Times New Roman" w:hAnsi="Times New Roman" w:cs="Times New Roman" w:eastAsia="Times New Roman"/>
+          <w:rFonts w:ascii="Times New Roman" w:hAnsi="Times New Roman" w:eastAsia="Times New Roman"/>
           <w:b w:val="0"/>
-          <w:i w:val="0"/>
-          <w:color w:val="000000"/>
-          <w:sz w:val="22"/>
         </w:rPr>
-        <w:t>даты;</w:t>
+        <w:t xml:space="preserve"> Ответом от 20.10.2026 по обращению № 01-03/115911-26 страховщик отказал в ознакомлении с результатами осмотра и НТЭ, указав, что заявитель не является потерпевшим. Последующий запрос № 01-03/116336-26 зарегистрирован отдельно; ответ по существу пока не получен.</w:t>
       </w:r>
     </w:p>
     <w:p>
       <w:pPr>
-        <w:spacing w:after="40"/>
-        <w:ind w:left="510" w:hanging="227"/>
+        <w:widowControl/>
         <w:jc w:val="both"/>
       </w:pPr>
       <w:r>
         <w:rPr>
-          <w:rFonts w:ascii="Times New Roman" w:hAnsi="Times New Roman" w:cs="Times New Roman" w:eastAsia="Times New Roman"/>
-          <w:color w:val="000000"/>
-          <w:sz w:val="22"/>
+          <w:rFonts w:ascii="Times New Roman" w:hAnsi="Times New Roman" w:eastAsia="Times New Roman"/>
+          <w:b/>
         </w:rPr>
-        <w:t xml:space="preserve">• </w:t>
+        <w:t>Что просит ответчик:</w:t>
       </w:r>
       <w:r>
         <w:rPr>
-          <w:rFonts w:ascii="Times New Roman" w:hAnsi="Times New Roman" w:cs="Times New Roman" w:eastAsia="Times New Roman"/>
+          <w:rFonts w:ascii="Times New Roman" w:hAnsi="Times New Roman" w:eastAsia="Times New Roman"/>
           <w:b w:val="0"/>
-          <w:i w:val="0"/>
-          <w:color w:val="000000"/>
-          <w:sz w:val="22"/>
         </w:rPr>
-        <w:t>расчёты;</w:t>
+        <w:t xml:space="preserve"> Истребовать перечисленные материалы у АО ГСК «Югория» в полном объёме.</w:t>
       </w:r>
     </w:p>
     <w:p>
       <w:pPr>
-        <w:spacing w:after="40"/>
-        <w:ind w:left="510" w:hanging="227"/>
+        <w:widowControl/>
         <w:jc w:val="both"/>
       </w:pPr>
       <w:r>
         <w:rPr>
-          <w:rFonts w:ascii="Times New Roman" w:hAnsi="Times New Roman" w:cs="Times New Roman" w:eastAsia="Times New Roman"/>
-          <w:color w:val="000000"/>
-          <w:sz w:val="22"/>
-        </w:rPr>
-        <w:t xml:space="preserve">• </w:t>
-      </w:r>
-      <w:r>
-        <w:rPr>
-          <w:rFonts w:ascii="Times New Roman" w:hAnsi="Times New Roman" w:cs="Times New Roman" w:eastAsia="Times New Roman"/>
+          <w:rFonts w:ascii="Times New Roman" w:hAnsi="Times New Roman" w:eastAsia="Times New Roman"/>
           <w:b w:val="0"/>
-          <w:i w:val="0"/>
-          <w:color w:val="000000"/>
-          <w:sz w:val="22"/>
-        </w:rPr>
-        <w:t>ответы;</w:t>
-      </w:r>
-    </w:p>
-    <w:p>
-      <w:pPr>
-        <w:spacing w:after="40"/>
-        <w:ind w:left="510" w:hanging="227"/>
-        <w:jc w:val="both"/>
-      </w:pPr>
-      <w:r>
-        <w:rPr>
-          <w:rFonts w:ascii="Times New Roman" w:hAnsi="Times New Roman" w:cs="Times New Roman" w:eastAsia="Times New Roman"/>
-          <w:color w:val="000000"/>
-          <w:sz w:val="22"/>
-        </w:rPr>
-        <w:t xml:space="preserve">• </w:t>
-      </w:r>
-      <w:r>
-        <w:rPr>
-          <w:rFonts w:ascii="Times New Roman" w:hAnsi="Times New Roman" w:cs="Times New Roman" w:eastAsia="Times New Roman"/>
-          <w:b w:val="0"/>
-          <w:i w:val="0"/>
-          <w:color w:val="000000"/>
-          <w:sz w:val="22"/>
-        </w:rPr>
-        <w:t>фактически полученные суммы.</w:t>
-      </w:r>
-    </w:p>
-    <w:p>
-      <w:pPr>
-        <w:spacing w:before="120"/>
-        <w:ind w:firstLine="0"/>
-        <w:jc w:val="left"/>
-      </w:pPr>
-      <w:r>
-        <w:rPr>
-          <w:rFonts w:ascii="Times New Roman" w:hAnsi="Times New Roman" w:cs="Times New Roman" w:eastAsia="Times New Roman"/>
-          <w:b/>
-          <w:i w:val="0"/>
-          <w:color w:val="000000"/>
-          <w:sz w:val="22"/>
-        </w:rPr>
-        <w:t>Какое обстоятельство устанавливается:</w:t>
-      </w:r>
-    </w:p>
-    <w:p>
-      <w:pPr>
-        <w:ind w:firstLine="709"/>
-      </w:pPr>
-      <w:r>
-        <w:rPr>
-          <w:rFonts w:ascii="Times New Roman" w:hAnsi="Times New Roman" w:cs="Times New Roman" w:eastAsia="Times New Roman"/>
-          <w:b w:val="0"/>
-          <w:i w:val="0"/>
-          <w:color w:val="000000"/>
-          <w:sz w:val="22"/>
-        </w:rPr>
-        <w:t>Каков полный состав договора КАСКО и страхового урегулирования; проводился ли предстраховой осмотр; каким способом определены 57 100 руб.; какие повреждения вошли в эту сумму; было ли фактическое перечисление; существовала ли суброгация; были ли дополнительные повреждения выявлены при разборке и существовала ли первичная фотофиксация.</w:t>
-      </w:r>
-    </w:p>
-    <w:p>
-      <w:pPr>
-        <w:spacing w:before="120"/>
-        <w:ind w:firstLine="0"/>
-        <w:jc w:val="left"/>
-      </w:pPr>
-      <w:r>
-        <w:rPr>
-          <w:rFonts w:ascii="Times New Roman" w:hAnsi="Times New Roman" w:cs="Times New Roman" w:eastAsia="Times New Roman"/>
-          <w:b/>
-          <w:i w:val="0"/>
-          <w:color w:val="000000"/>
-          <w:sz w:val="22"/>
-        </w:rPr>
-        <w:t>Значение для дела:</w:t>
-      </w:r>
-    </w:p>
-    <w:p>
-      <w:pPr>
-        <w:ind w:firstLine="709"/>
-      </w:pPr>
-      <w:r>
-        <w:rPr>
-          <w:rFonts w:ascii="Times New Roman" w:hAnsi="Times New Roman" w:cs="Times New Roman" w:eastAsia="Times New Roman"/>
-          <w:b w:val="0"/>
-          <w:i w:val="0"/>
-          <w:color w:val="000000"/>
-          <w:sz w:val="22"/>
-        </w:rPr>
-        <w:t>Иск опирается на акт от 30.10.2023 с десятью позициями и расчёт 2026 года. Без полного страхового дела, калькуляции 57 100 руб., платёжного подтверждения, первичной фотофиксации и сведений о разборке невозможно проверить происхождение дополнительных позиций, страховую цепочку, суброгацию, необходимость замены деталей и обоснованность взыскания с ответчика.</w:t>
-      </w:r>
-    </w:p>
-    <w:p>
-      <w:pPr>
-        <w:spacing w:before="120"/>
-        <w:ind w:firstLine="0"/>
-        <w:jc w:val="left"/>
-      </w:pPr>
-      <w:r>
-        <w:rPr>
-          <w:rFonts w:ascii="Times New Roman" w:hAnsi="Times New Roman" w:cs="Times New Roman" w:eastAsia="Times New Roman"/>
-          <w:b/>
-          <w:i w:val="0"/>
-          <w:color w:val="000000"/>
-          <w:sz w:val="22"/>
-        </w:rPr>
-        <w:t>У кого находится доказательство:</w:t>
-      </w:r>
-    </w:p>
-    <w:p>
-      <w:pPr>
-        <w:ind w:firstLine="709"/>
-      </w:pPr>
-      <w:r>
-        <w:rPr>
-          <w:rFonts w:ascii="Times New Roman" w:hAnsi="Times New Roman" w:cs="Times New Roman" w:eastAsia="Times New Roman"/>
-          <w:b w:val="0"/>
-          <w:i w:val="0"/>
-          <w:color w:val="000000"/>
-          <w:sz w:val="22"/>
-        </w:rPr>
-        <w:t>АО ГСК «Югория», выплатное дело № 065/23-04-001505.</w:t>
-      </w:r>
-    </w:p>
-    <w:p>
-      <w:pPr>
-        <w:spacing w:before="120"/>
-        <w:ind w:firstLine="0"/>
-        <w:jc w:val="left"/>
-      </w:pPr>
-      <w:r>
-        <w:rPr>
-          <w:rFonts w:ascii="Times New Roman" w:hAnsi="Times New Roman" w:cs="Times New Roman" w:eastAsia="Times New Roman"/>
-          <w:b/>
-          <w:i w:val="0"/>
-          <w:color w:val="000000"/>
-          <w:sz w:val="22"/>
-        </w:rPr>
-        <w:t>Что предпринял ответчик:</w:t>
-      </w:r>
-    </w:p>
-    <w:p>
-      <w:pPr>
-        <w:ind w:firstLine="709"/>
-      </w:pPr>
-      <w:r>
-        <w:rPr>
-          <w:rFonts w:ascii="Times New Roman" w:hAnsi="Times New Roman" w:cs="Times New Roman" w:eastAsia="Times New Roman"/>
-          <w:b w:val="0"/>
-          <w:i w:val="0"/>
-          <w:color w:val="000000"/>
-          <w:sz w:val="22"/>
-        </w:rPr>
-        <w:t>Запросы № 01-03/114788-26 от 16.10.2026, № 01-03/115682-26 от 19.10.2026, № 01-03/115911-26 от 20.10.2026 и последующий уточняющий запрос № 01-03/116336-26, зарегистрированный 20.10.2026 в 15:54.</w:t>
-      </w:r>
-    </w:p>
-    <w:p>
-      <w:pPr>
-        <w:spacing w:before="120"/>
-        <w:ind w:firstLine="0"/>
-        <w:jc w:val="left"/>
-      </w:pPr>
-      <w:r>
-        <w:rPr>
-          <w:rFonts w:ascii="Times New Roman" w:hAnsi="Times New Roman" w:cs="Times New Roman" w:eastAsia="Times New Roman"/>
-          <w:b/>
-          <w:i w:val="0"/>
-          <w:color w:val="000000"/>
-          <w:sz w:val="22"/>
-        </w:rPr>
-        <w:t>Почему невозможно получить самостоятельно:</w:t>
-      </w:r>
-    </w:p>
-    <w:p>
-      <w:pPr>
-        <w:ind w:firstLine="709"/>
-      </w:pPr>
-      <w:r>
-        <w:rPr>
-          <w:rFonts w:ascii="Times New Roman" w:hAnsi="Times New Roman" w:cs="Times New Roman" w:eastAsia="Times New Roman"/>
-          <w:b w:val="0"/>
-          <w:i w:val="0"/>
-          <w:color w:val="000000"/>
-          <w:sz w:val="22"/>
-        </w:rPr>
-        <w:t>Ответом от 20.10.2026 по обращению № 01-03/115911-26 страховщик отказал в ознакомлении с результатами осмотра и НТЭ, указав, что заявитель не является потерпевшим. Последующий запрос № 01-03/116336-26 зарегистрирован отдельно; ответ по существу пока не получен.</w:t>
-      </w:r>
-    </w:p>
-    <w:p>
-      <w:pPr>
-        <w:spacing w:before="120"/>
-        <w:ind w:firstLine="0"/>
-        <w:jc w:val="left"/>
-      </w:pPr>
-      <w:r>
-        <w:rPr>
-          <w:rFonts w:ascii="Times New Roman" w:hAnsi="Times New Roman" w:cs="Times New Roman" w:eastAsia="Times New Roman"/>
-          <w:b/>
-          <w:i w:val="0"/>
-          <w:color w:val="000000"/>
-          <w:sz w:val="22"/>
-        </w:rPr>
-        <w:t>Что просит ответчик:</w:t>
-      </w:r>
-    </w:p>
-    <w:p>
-      <w:pPr>
-        <w:ind w:firstLine="709"/>
-      </w:pPr>
-      <w:r>
-        <w:rPr>
-          <w:rFonts w:ascii="Times New Roman" w:hAnsi="Times New Roman" w:cs="Times New Roman" w:eastAsia="Times New Roman"/>
-          <w:b w:val="0"/>
-          <w:i w:val="0"/>
-          <w:color w:val="000000"/>
-          <w:sz w:val="22"/>
-        </w:rPr>
-        <w:t>Истребовать перечисленные материалы у АО ГСК «Югория» в полном объёме.</w:t>
-      </w:r>
-    </w:p>
-    <w:p>
-      <w:pPr>
-        <w:ind w:firstLine="709"/>
-      </w:pPr>
-      <w:r>
-        <w:rPr>
-          <w:rFonts w:ascii="Times New Roman" w:hAnsi="Times New Roman" w:cs="Times New Roman" w:eastAsia="Times New Roman"/>
-          <w:b w:val="0"/>
-          <w:i w:val="0"/>
-          <w:color w:val="000000"/>
-          <w:sz w:val="22"/>
         </w:rPr>
         <w:t>Если разборка автомобиля 30.10.2023 производилась, просим представить документы и фотоматериалы до, во время и после разборки.</w:t>
       </w:r>
     </w:p>
     <w:p>
       <w:pPr>
-        <w:ind w:firstLine="709"/>
+        <w:widowControl/>
+        <w:jc w:val="both"/>
       </w:pPr>
       <w:r>
         <w:rPr>
-          <w:rFonts w:ascii="Times New Roman" w:hAnsi="Times New Roman" w:cs="Times New Roman" w:eastAsia="Times New Roman"/>
+          <w:rFonts w:ascii="Times New Roman" w:hAnsi="Times New Roman" w:eastAsia="Times New Roman"/>
           <w:b w:val="0"/>
-          <w:i w:val="0"/>
-          <w:color w:val="000000"/>
-          <w:sz w:val="22"/>
         </w:rPr>
         <w:t>Если разборка не производилась, просим указать способ, которым были выявлены повреждения скрытых элементов.</w:t>
       </w:r>
@@ -1704,184 +1047,122 @@
     <w:p>
       <w:pPr>
         <w:pStyle w:val="Heading3"/>
+        <w:jc w:val="left"/>
       </w:pPr>
       <w:r>
         <w:rPr>
-          <w:rFonts w:ascii="Times New Roman" w:hAnsi="Times New Roman" w:cs="Times New Roman" w:eastAsia="Times New Roman"/>
+          <w:rFonts w:ascii="Times New Roman" w:hAnsi="Times New Roman" w:eastAsia="Times New Roman"/>
           <w:b/>
-          <w:i w:val="0"/>
           <w:color w:val="000000"/>
-          <w:sz w:val="23"/>
         </w:rPr>
         <w:t>Противоречие в ответе АО ГСК «Югория»</w:t>
       </w:r>
     </w:p>
     <w:p>
       <w:pPr>
-        <w:ind w:firstLine="709"/>
+        <w:widowControl/>
+        <w:jc w:val="both"/>
       </w:pPr>
       <w:r>
         <w:rPr>
-          <w:rFonts w:ascii="Times New Roman" w:hAnsi="Times New Roman" w:cs="Times New Roman" w:eastAsia="Times New Roman"/>
+          <w:rFonts w:ascii="Times New Roman" w:hAnsi="Times New Roman" w:eastAsia="Times New Roman"/>
           <w:b w:val="0"/>
-          <w:i w:val="0"/>
-          <w:color w:val="000000"/>
-          <w:sz w:val="22"/>
         </w:rPr>
         <w:t>Ответ страховщика по запросу материалов выплатного дела № 065/23-04-001505 мотивирован п. 11 ст. 12 Федерального закона №40-ФЗ об ОСАГО. При этом заявление ООО «ВИГОРАВТО» от 08.11.2023 прямо относится к договору КАСКО № 65/22-04(7)-000217.</w:t>
       </w:r>
     </w:p>
     <w:p>
       <w:pPr>
-        <w:ind w:firstLine="709"/>
+        <w:widowControl/>
+        <w:jc w:val="both"/>
       </w:pPr>
       <w:r>
         <w:rPr>
-          <w:rFonts w:ascii="Times New Roman" w:hAnsi="Times New Roman" w:cs="Times New Roman" w:eastAsia="Times New Roman"/>
+          <w:rFonts w:ascii="Times New Roman" w:hAnsi="Times New Roman" w:eastAsia="Times New Roman"/>
           <w:b w:val="0"/>
-          <w:i w:val="0"/>
-          <w:color w:val="000000"/>
-          <w:sz w:val="22"/>
         </w:rPr>
         <w:t>Необходимо установить:</w:t>
       </w:r>
     </w:p>
     <w:p>
       <w:pPr>
-        <w:spacing w:after="40"/>
-        <w:ind w:left="567" w:hanging="283"/>
+        <w:widowControl/>
+        <w:ind w:left="346" w:hanging="259"/>
         <w:jc w:val="both"/>
       </w:pPr>
       <w:r>
         <w:rPr>
-          <w:rFonts w:ascii="Times New Roman" w:hAnsi="Times New Roman" w:cs="Times New Roman" w:eastAsia="Times New Roman"/>
-          <w:color w:val="000000"/>
-          <w:sz w:val="22"/>
+          <w:rFonts w:ascii="Times New Roman" w:hAnsi="Times New Roman" w:eastAsia="Times New Roman"/>
+          <w:b w:val="0"/>
         </w:rPr>
-        <w:t xml:space="preserve">1. </w:t>
-      </w:r>
-      <w:r>
-        <w:rPr>
-          <w:rFonts w:ascii="Times New Roman" w:hAnsi="Times New Roman" w:cs="Times New Roman" w:eastAsia="Times New Roman"/>
-          <w:b w:val="0"/>
-          <w:i w:val="0"/>
-          <w:color w:val="000000"/>
-          <w:sz w:val="22"/>
-        </w:rPr>
-        <w:t>существовало ли отдельное ОСАГО/ПВУ-урегулирование;</w:t>
+        <w:t>1. существовало ли отдельное ОСАГО/ПВУ-урегулирование;</w:t>
       </w:r>
     </w:p>
     <w:p>
       <w:pPr>
-        <w:spacing w:after="40"/>
-        <w:ind w:left="567" w:hanging="283"/>
+        <w:widowControl/>
+        <w:ind w:left="346" w:hanging="259"/>
         <w:jc w:val="both"/>
       </w:pPr>
       <w:r>
         <w:rPr>
-          <w:rFonts w:ascii="Times New Roman" w:hAnsi="Times New Roman" w:cs="Times New Roman" w:eastAsia="Times New Roman"/>
-          <w:color w:val="000000"/>
-          <w:sz w:val="22"/>
+          <w:rFonts w:ascii="Times New Roman" w:hAnsi="Times New Roman" w:eastAsia="Times New Roman"/>
+          <w:b w:val="0"/>
         </w:rPr>
-        <w:t xml:space="preserve">2. </w:t>
-      </w:r>
-      <w:r>
-        <w:rPr>
-          <w:rFonts w:ascii="Times New Roman" w:hAnsi="Times New Roman" w:cs="Times New Roman" w:eastAsia="Times New Roman"/>
-          <w:b w:val="0"/>
-          <w:i w:val="0"/>
-          <w:color w:val="000000"/>
-          <w:sz w:val="22"/>
-        </w:rPr>
-        <w:t>имелось ли отдельное ОСАГО-дело;</w:t>
+        <w:t>2. имелось ли отдельное ОСАГО-дело;</w:t>
       </w:r>
     </w:p>
     <w:p>
       <w:pPr>
-        <w:spacing w:after="40"/>
-        <w:ind w:left="567" w:hanging="283"/>
+        <w:widowControl/>
+        <w:ind w:left="346" w:hanging="259"/>
         <w:jc w:val="both"/>
       </w:pPr>
       <w:r>
         <w:rPr>
-          <w:rFonts w:ascii="Times New Roman" w:hAnsi="Times New Roman" w:cs="Times New Roman" w:eastAsia="Times New Roman"/>
-          <w:color w:val="000000"/>
-          <w:sz w:val="22"/>
+          <w:rFonts w:ascii="Times New Roman" w:hAnsi="Times New Roman" w:eastAsia="Times New Roman"/>
+          <w:b w:val="0"/>
         </w:rPr>
-        <w:t xml:space="preserve">3. </w:t>
-      </w:r>
-      <w:r>
-        <w:rPr>
-          <w:rFonts w:ascii="Times New Roman" w:hAnsi="Times New Roman" w:cs="Times New Roman" w:eastAsia="Times New Roman"/>
-          <w:b w:val="0"/>
-          <w:i w:val="0"/>
-          <w:color w:val="000000"/>
-          <w:sz w:val="22"/>
-        </w:rPr>
-        <w:t>передавались ли материалы КАСКО в ОСАГО-урегулирование;</w:t>
+        <w:t>3. передавались ли материалы КАСКО в ОСАГО-урегулирование;</w:t>
       </w:r>
     </w:p>
     <w:p>
       <w:pPr>
-        <w:spacing w:after="40"/>
-        <w:ind w:left="567" w:hanging="283"/>
+        <w:widowControl/>
+        <w:ind w:left="346" w:hanging="259"/>
         <w:jc w:val="both"/>
       </w:pPr>
       <w:r>
         <w:rPr>
-          <w:rFonts w:ascii="Times New Roman" w:hAnsi="Times New Roman" w:cs="Times New Roman" w:eastAsia="Times New Roman"/>
-          <w:color w:val="000000"/>
-          <w:sz w:val="22"/>
+          <w:rFonts w:ascii="Times New Roman" w:hAnsi="Times New Roman" w:eastAsia="Times New Roman"/>
+          <w:b w:val="0"/>
         </w:rPr>
-        <w:t xml:space="preserve">4. </w:t>
-      </w:r>
-      <w:r>
-        <w:rPr>
-          <w:rFonts w:ascii="Times New Roman" w:hAnsi="Times New Roman" w:cs="Times New Roman" w:eastAsia="Times New Roman"/>
-          <w:b w:val="0"/>
-          <w:i w:val="0"/>
-          <w:color w:val="000000"/>
-          <w:sz w:val="22"/>
-        </w:rPr>
-        <w:t>предъявляла ли АО ГСК «Югория» суброгацию;</w:t>
+        <w:t>4. предъявляла ли АО ГСК «Югория» суброгацию;</w:t>
       </w:r>
     </w:p>
     <w:p>
       <w:pPr>
-        <w:spacing w:after="40"/>
-        <w:ind w:left="567" w:hanging="283"/>
+        <w:widowControl/>
+        <w:ind w:left="346" w:hanging="259"/>
         <w:jc w:val="both"/>
       </w:pPr>
       <w:r>
         <w:rPr>
-          <w:rFonts w:ascii="Times New Roman" w:hAnsi="Times New Roman" w:cs="Times New Roman" w:eastAsia="Times New Roman"/>
-          <w:color w:val="000000"/>
-          <w:sz w:val="22"/>
+          <w:rFonts w:ascii="Times New Roman" w:hAnsi="Times New Roman" w:eastAsia="Times New Roman"/>
+          <w:b w:val="0"/>
         </w:rPr>
-        <w:t xml:space="preserve">5. </w:t>
-      </w:r>
-      <w:r>
-        <w:rPr>
-          <w:rFonts w:ascii="Times New Roman" w:hAnsi="Times New Roman" w:cs="Times New Roman" w:eastAsia="Times New Roman"/>
-          <w:b w:val="0"/>
-          <w:i w:val="0"/>
-          <w:color w:val="000000"/>
-          <w:sz w:val="22"/>
-        </w:rPr>
-        <w:t>относится ли ссылка на п. 11 ст. 12 Закона об ОСАГО к отдельному страховому делу либо была использована по иной причине.</w:t>
+        <w:t>5. относится ли ссылка на п. 11 ст. 12 Закона об ОСАГО к отдельному страховому делу либо была использована по иной причине.</w:t>
       </w:r>
     </w:p>
     <w:p>
       <w:pPr>
-        <w:ind w:firstLine="709"/>
+        <w:widowControl/>
+        <w:jc w:val="both"/>
       </w:pPr>
       <w:r>
         <w:rPr>
-          <w:rFonts w:ascii="Times New Roman" w:hAnsi="Times New Roman" w:cs="Times New Roman" w:eastAsia="Times New Roman"/>
+          <w:rFonts w:ascii="Times New Roman" w:hAnsi="Times New Roman" w:eastAsia="Times New Roman"/>
           <w:b w:val="0"/>
-          <w:i w:val="0"/>
-          <w:color w:val="000000"/>
-          <w:sz w:val="22"/>
         </w:rPr>
         <w:t>Сумма 57 100 руб. не квалифицируется как выплата по ОСАГО до установления полной страховой цепочки.</w:t>
       </w:r>
@@ -1889,3217 +1170,2272 @@
     <w:p>
       <w:pPr>
         <w:pStyle w:val="Heading2"/>
+        <w:jc w:val="left"/>
       </w:pPr>
       <w:r>
         <w:rPr>
-          <w:rFonts w:ascii="Times New Roman" w:hAnsi="Times New Roman" w:cs="Times New Roman" w:eastAsia="Times New Roman"/>
+          <w:rFonts w:ascii="Times New Roman" w:hAnsi="Times New Roman" w:eastAsia="Times New Roman"/>
           <w:b/>
-          <w:i w:val="0"/>
           <w:color w:val="000000"/>
-          <w:sz w:val="25"/>
         </w:rPr>
         <w:t>2. АО «Зетта Страхование»: материалы ОСАГО</w:t>
       </w:r>
     </w:p>
     <w:p>
       <w:pPr>
-        <w:spacing w:before="120"/>
-        <w:ind w:firstLine="0"/>
-        <w:jc w:val="left"/>
+        <w:widowControl/>
+        <w:jc w:val="both"/>
       </w:pPr>
       <w:r>
         <w:rPr>
-          <w:rFonts w:ascii="Times New Roman" w:hAnsi="Times New Roman" w:cs="Times New Roman" w:eastAsia="Times New Roman"/>
+          <w:rFonts w:ascii="Times New Roman" w:hAnsi="Times New Roman" w:eastAsia="Times New Roman"/>
           <w:b/>
-          <w:i w:val="0"/>
-          <w:color w:val="000000"/>
-          <w:sz w:val="22"/>
         </w:rPr>
         <w:t>Какие доказательства истребуются:</w:t>
       </w:r>
     </w:p>
     <w:p>
       <w:pPr>
-        <w:spacing w:after="40"/>
-        <w:ind w:left="510" w:hanging="227"/>
+        <w:widowControl/>
+        <w:ind w:left="317" w:hanging="230"/>
         <w:jc w:val="both"/>
       </w:pPr>
       <w:r>
         <w:rPr>
-          <w:rFonts w:ascii="Times New Roman" w:hAnsi="Times New Roman" w:cs="Times New Roman" w:eastAsia="Times New Roman"/>
-          <w:color w:val="000000"/>
-          <w:sz w:val="22"/>
+          <w:rFonts w:ascii="Times New Roman" w:hAnsi="Times New Roman" w:eastAsia="Times New Roman"/>
+          <w:b w:val="0"/>
         </w:rPr>
-        <w:t xml:space="preserve">• </w:t>
+        <w:t>• страховое дело, если оно открывалось по ДТП от 29.10.2023;</w:t>
+      </w:r>
+    </w:p>
+    <w:p>
+      <w:pPr>
+        <w:widowControl/>
+        <w:ind w:left="317" w:hanging="230"/>
+        <w:jc w:val="both"/>
+      </w:pPr>
+      <w:r>
+        <w:rPr>
+          <w:rFonts w:ascii="Times New Roman" w:hAnsi="Times New Roman" w:eastAsia="Times New Roman"/>
+          <w:b w:val="0"/>
+        </w:rPr>
+        <w:t>• сведения о поступлении заявления потерпевшего;</w:t>
+      </w:r>
+    </w:p>
+    <w:p>
+      <w:pPr>
+        <w:widowControl/>
+        <w:ind w:left="317" w:hanging="230"/>
+        <w:jc w:val="both"/>
+      </w:pPr>
+      <w:r>
+        <w:rPr>
+          <w:rFonts w:ascii="Times New Roman" w:hAnsi="Times New Roman" w:eastAsia="Times New Roman"/>
+          <w:b w:val="0"/>
+        </w:rPr>
+        <w:t>• сведения о поступлении требования АО ГСК «Югория»;</w:t>
+      </w:r>
+    </w:p>
+    <w:p>
+      <w:pPr>
+        <w:widowControl/>
+        <w:ind w:left="317" w:hanging="230"/>
+        <w:jc w:val="both"/>
+      </w:pPr>
+      <w:r>
+        <w:rPr>
+          <w:rFonts w:ascii="Times New Roman" w:hAnsi="Times New Roman" w:eastAsia="Times New Roman"/>
+          <w:b w:val="0"/>
+        </w:rPr>
+        <w:t>• сведения о заявленной суброгации и сумме требования;</w:t>
+      </w:r>
+    </w:p>
+    <w:p>
+      <w:pPr>
+        <w:widowControl/>
+        <w:ind w:left="317" w:hanging="230"/>
+        <w:jc w:val="both"/>
+      </w:pPr>
+      <w:r>
+        <w:rPr>
+          <w:rFonts w:ascii="Times New Roman" w:hAnsi="Times New Roman" w:eastAsia="Times New Roman"/>
+          <w:b w:val="0"/>
+        </w:rPr>
+        <w:t>• расчёт надлежащего возмещения по ОСАГО;</w:t>
+      </w:r>
+    </w:p>
+    <w:p>
+      <w:pPr>
+        <w:widowControl/>
+        <w:ind w:left="317" w:hanging="230"/>
+        <w:jc w:val="both"/>
+      </w:pPr>
+      <w:r>
+        <w:rPr>
+          <w:rFonts w:ascii="Times New Roman" w:hAnsi="Times New Roman" w:eastAsia="Times New Roman"/>
+          <w:b w:val="0"/>
+        </w:rPr>
+        <w:t>• сведения о принятом решении, выплате, получателе и отказе;</w:t>
+      </w:r>
+    </w:p>
+    <w:p>
+      <w:pPr>
+        <w:widowControl/>
+        <w:ind w:left="317" w:hanging="230"/>
+        <w:jc w:val="both"/>
+      </w:pPr>
+      <w:r>
+        <w:rPr>
+          <w:rFonts w:ascii="Times New Roman" w:hAnsi="Times New Roman" w:eastAsia="Times New Roman"/>
+          <w:b w:val="0"/>
+        </w:rPr>
+        <w:t>• материалы осмотра, фотографии и калькуляция;</w:t>
+      </w:r>
+    </w:p>
+    <w:p>
+      <w:pPr>
+        <w:widowControl/>
+        <w:ind w:left="317" w:hanging="230"/>
+        <w:jc w:val="both"/>
+      </w:pPr>
+      <w:r>
+        <w:rPr>
+          <w:rFonts w:ascii="Times New Roman" w:hAnsi="Times New Roman" w:eastAsia="Times New Roman"/>
+          <w:b w:val="0"/>
+        </w:rPr>
+        <w:t>• сведения о применённом лимите европротокола;</w:t>
+      </w:r>
+    </w:p>
+    <w:p>
+      <w:pPr>
+        <w:widowControl/>
+        <w:ind w:left="317" w:hanging="230"/>
+        <w:jc w:val="both"/>
+      </w:pPr>
+      <w:r>
+        <w:rPr>
+          <w:rFonts w:ascii="Times New Roman" w:hAnsi="Times New Roman" w:eastAsia="Times New Roman"/>
+          <w:b w:val="0"/>
+        </w:rPr>
+        <w:t>• сведения о наличии или отсутствии зафиксированных разногласий участников;</w:t>
+      </w:r>
+    </w:p>
+    <w:p>
+      <w:pPr>
+        <w:widowControl/>
+        <w:ind w:left="317" w:hanging="230"/>
+        <w:jc w:val="both"/>
+      </w:pPr>
+      <w:r>
+        <w:rPr>
+          <w:rFonts w:ascii="Times New Roman" w:hAnsi="Times New Roman" w:eastAsia="Times New Roman"/>
+          <w:b w:val="0"/>
+        </w:rPr>
+        <w:t>• сведения о передаче фотофиксации в АИС ОСАГО.</w:t>
+      </w:r>
+    </w:p>
+    <w:p>
+      <w:pPr>
+        <w:widowControl/>
+        <w:jc w:val="both"/>
+      </w:pPr>
+      <w:r>
+        <w:rPr>
+          <w:rFonts w:ascii="Times New Roman" w:hAnsi="Times New Roman" w:eastAsia="Times New Roman"/>
+          <w:b/>
+        </w:rPr>
+        <w:t>Какое обстоятельство устанавливается:</w:t>
       </w:r>
       <w:r>
         <w:rPr>
-          <w:rFonts w:ascii="Times New Roman" w:hAnsi="Times New Roman" w:cs="Times New Roman" w:eastAsia="Times New Roman"/>
+          <w:rFonts w:ascii="Times New Roman" w:hAnsi="Times New Roman" w:eastAsia="Times New Roman"/>
           <w:b w:val="0"/>
-          <w:i w:val="0"/>
-          <w:color w:val="000000"/>
-          <w:sz w:val="22"/>
         </w:rPr>
-        <w:t>страховое дело, если оно открывалось по ДТП от 29.10.2023;</w:t>
+        <w:t xml:space="preserve"> Обращался ли кто-либо по ОСАГО, поступало ли требование АО ГСК «Югория», заявлялась ли суброгация, какой размер ОСАГО-возмещения являлся надлежащим и какие выплаты подтверждены платёжными документами.</w:t>
       </w:r>
     </w:p>
     <w:p>
       <w:pPr>
-        <w:spacing w:after="40"/>
-        <w:ind w:left="510" w:hanging="227"/>
+        <w:widowControl/>
         <w:jc w:val="both"/>
       </w:pPr>
       <w:r>
         <w:rPr>
-          <w:rFonts w:ascii="Times New Roman" w:hAnsi="Times New Roman" w:cs="Times New Roman" w:eastAsia="Times New Roman"/>
-          <w:color w:val="000000"/>
-          <w:sz w:val="22"/>
+          <w:rFonts w:ascii="Times New Roman" w:hAnsi="Times New Roman" w:eastAsia="Times New Roman"/>
+          <w:b/>
         </w:rPr>
-        <w:t xml:space="preserve">• </w:t>
+        <w:t>Значение для дела:</w:t>
       </w:r>
       <w:r>
         <w:rPr>
-          <w:rFonts w:ascii="Times New Roman" w:hAnsi="Times New Roman" w:cs="Times New Roman" w:eastAsia="Times New Roman"/>
+          <w:rFonts w:ascii="Times New Roman" w:hAnsi="Times New Roman" w:eastAsia="Times New Roman"/>
           <w:b w:val="0"/>
-          <w:i w:val="0"/>
-          <w:color w:val="000000"/>
-          <w:sz w:val="22"/>
         </w:rPr>
-        <w:t>сведения о поступлении заявления потерпевшего;</w:t>
+        <w:t xml:space="preserve"> Наличие ОСАГО ответчика и документов, относящихся к КАСКО, требует установления полной картины страхового урегулирования до определения размера обязательства, которое истец требует возложить непосредственно на ответчика.</w:t>
       </w:r>
     </w:p>
     <w:p>
       <w:pPr>
-        <w:spacing w:after="40"/>
-        <w:ind w:left="510" w:hanging="227"/>
+        <w:widowControl/>
         <w:jc w:val="both"/>
       </w:pPr>
       <w:r>
         <w:rPr>
-          <w:rFonts w:ascii="Times New Roman" w:hAnsi="Times New Roman" w:cs="Times New Roman" w:eastAsia="Times New Roman"/>
-          <w:color w:val="000000"/>
-          <w:sz w:val="22"/>
+          <w:rFonts w:ascii="Times New Roman" w:hAnsi="Times New Roman" w:eastAsia="Times New Roman"/>
+          <w:b/>
         </w:rPr>
-        <w:t xml:space="preserve">• </w:t>
+        <w:t>У кого находится доказательство:</w:t>
       </w:r>
       <w:r>
         <w:rPr>
-          <w:rFonts w:ascii="Times New Roman" w:hAnsi="Times New Roman" w:cs="Times New Roman" w:eastAsia="Times New Roman"/>
+          <w:rFonts w:ascii="Times New Roman" w:hAnsi="Times New Roman" w:eastAsia="Times New Roman"/>
           <w:b w:val="0"/>
-          <w:i w:val="0"/>
-          <w:color w:val="000000"/>
-          <w:sz w:val="22"/>
         </w:rPr>
-        <w:t>сведения о поступлении требования АО ГСК «Югория»;</w:t>
+        <w:t xml:space="preserve"> АО «Зетта Страхование», страховщик ОСАГО ответчика.</w:t>
       </w:r>
     </w:p>
     <w:p>
       <w:pPr>
-        <w:spacing w:after="40"/>
-        <w:ind w:left="510" w:hanging="227"/>
+        <w:widowControl/>
         <w:jc w:val="both"/>
       </w:pPr>
       <w:r>
         <w:rPr>
-          <w:rFonts w:ascii="Times New Roman" w:hAnsi="Times New Roman" w:cs="Times New Roman" w:eastAsia="Times New Roman"/>
-          <w:color w:val="000000"/>
-          <w:sz w:val="22"/>
+          <w:rFonts w:ascii="Times New Roman" w:hAnsi="Times New Roman" w:eastAsia="Times New Roman"/>
+          <w:b/>
         </w:rPr>
-        <w:t xml:space="preserve">• </w:t>
+        <w:t>Что предпринял ответчик:</w:t>
       </w:r>
       <w:r>
         <w:rPr>
-          <w:rFonts w:ascii="Times New Roman" w:hAnsi="Times New Roman" w:cs="Times New Roman" w:eastAsia="Times New Roman"/>
+          <w:rFonts w:ascii="Times New Roman" w:hAnsi="Times New Roman" w:eastAsia="Times New Roman"/>
           <w:b w:val="0"/>
-          <w:i w:val="0"/>
-          <w:color w:val="000000"/>
-          <w:sz w:val="22"/>
         </w:rPr>
-        <w:t>сведения о заявленной суброгации и сумме требования;</w:t>
+        <w:t xml:space="preserve"> Запрос № 613966 от 08.10.2026 зарегистрирован; ответ по существу пока не получен.</w:t>
       </w:r>
     </w:p>
     <w:p>
       <w:pPr>
-        <w:spacing w:after="40"/>
-        <w:ind w:left="510" w:hanging="227"/>
+        <w:widowControl/>
         <w:jc w:val="both"/>
       </w:pPr>
       <w:r>
         <w:rPr>
-          <w:rFonts w:ascii="Times New Roman" w:hAnsi="Times New Roman" w:cs="Times New Roman" w:eastAsia="Times New Roman"/>
-          <w:color w:val="000000"/>
-          <w:sz w:val="22"/>
+          <w:rFonts w:ascii="Times New Roman" w:hAnsi="Times New Roman" w:eastAsia="Times New Roman"/>
+          <w:b/>
         </w:rPr>
-        <w:t xml:space="preserve">• </w:t>
+        <w:t>Почему невозможно получить самостоятельно:</w:t>
       </w:r>
       <w:r>
         <w:rPr>
-          <w:rFonts w:ascii="Times New Roman" w:hAnsi="Times New Roman" w:cs="Times New Roman" w:eastAsia="Times New Roman"/>
+          <w:rFonts w:ascii="Times New Roman" w:hAnsi="Times New Roman" w:eastAsia="Times New Roman"/>
           <w:b w:val="0"/>
-          <w:i w:val="0"/>
-          <w:color w:val="000000"/>
-          <w:sz w:val="22"/>
         </w:rPr>
-        <w:t>расчёт надлежащего возмещения по ОСАГО;</w:t>
+        <w:t xml:space="preserve"> Ответ на самостоятельный запрос пока не получен; материалы страхового дела находятся у страховщика.</w:t>
       </w:r>
     </w:p>
     <w:p>
       <w:pPr>
-        <w:spacing w:after="40"/>
-        <w:ind w:left="510" w:hanging="227"/>
+        <w:widowControl/>
         <w:jc w:val="both"/>
       </w:pPr>
       <w:r>
         <w:rPr>
-          <w:rFonts w:ascii="Times New Roman" w:hAnsi="Times New Roman" w:cs="Times New Roman" w:eastAsia="Times New Roman"/>
-          <w:color w:val="000000"/>
-          <w:sz w:val="22"/>
+          <w:rFonts w:ascii="Times New Roman" w:hAnsi="Times New Roman" w:eastAsia="Times New Roman"/>
+          <w:b/>
         </w:rPr>
-        <w:t xml:space="preserve">• </w:t>
+        <w:t>Что просит ответчик:</w:t>
       </w:r>
       <w:r>
         <w:rPr>
-          <w:rFonts w:ascii="Times New Roman" w:hAnsi="Times New Roman" w:cs="Times New Roman" w:eastAsia="Times New Roman"/>
+          <w:rFonts w:ascii="Times New Roman" w:hAnsi="Times New Roman" w:eastAsia="Times New Roman"/>
           <w:b w:val="0"/>
-          <w:i w:val="0"/>
-          <w:color w:val="000000"/>
-          <w:sz w:val="22"/>
         </w:rPr>
-        <w:t>сведения о принятом решении, выплате, получателе и отказе;</w:t>
+        <w:t xml:space="preserve"> Истребовать страховое дело, если оно открывалось, сведения о заявлениях и требованиях, надлежащем ОСАГО-возмещении, решении, выплате, получателе, отказе, суброгации и фотофиксации в АИС ОСАГО.</w:t>
       </w:r>
     </w:p>
     <w:p>
       <w:pPr>
-        <w:spacing w:after="40"/>
-        <w:ind w:left="510" w:hanging="227"/>
-        <w:jc w:val="both"/>
+        <w:pStyle w:val="Heading3"/>
+        <w:jc w:val="left"/>
       </w:pPr>
       <w:r>
         <w:rPr>
-          <w:rFonts w:ascii="Times New Roman" w:hAnsi="Times New Roman" w:cs="Times New Roman" w:eastAsia="Times New Roman"/>
+          <w:rFonts w:ascii="Times New Roman" w:hAnsi="Times New Roman" w:eastAsia="Times New Roman"/>
+          <w:b/>
           <w:color w:val="000000"/>
-          <w:sz w:val="22"/>
-        </w:rPr>
-        <w:t xml:space="preserve">• </w:t>
-      </w:r>
-      <w:r>
-        <w:rPr>
-          <w:rFonts w:ascii="Times New Roman" w:hAnsi="Times New Roman" w:cs="Times New Roman" w:eastAsia="Times New Roman"/>
-          <w:b w:val="0"/>
-          <w:i w:val="0"/>
-          <w:color w:val="000000"/>
-          <w:sz w:val="22"/>
-        </w:rPr>
-        <w:t>материалы осмотра, фотографии и калькуляция;</w:t>
-      </w:r>
-    </w:p>
-    <w:p>
-      <w:pPr>
-        <w:spacing w:after="40"/>
-        <w:ind w:left="510" w:hanging="227"/>
-        <w:jc w:val="both"/>
-      </w:pPr>
-      <w:r>
-        <w:rPr>
-          <w:rFonts w:ascii="Times New Roman" w:hAnsi="Times New Roman" w:cs="Times New Roman" w:eastAsia="Times New Roman"/>
-          <w:color w:val="000000"/>
-          <w:sz w:val="22"/>
-        </w:rPr>
-        <w:t xml:space="preserve">• </w:t>
-      </w:r>
-      <w:r>
-        <w:rPr>
-          <w:rFonts w:ascii="Times New Roman" w:hAnsi="Times New Roman" w:cs="Times New Roman" w:eastAsia="Times New Roman"/>
-          <w:b w:val="0"/>
-          <w:i w:val="0"/>
-          <w:color w:val="000000"/>
-          <w:sz w:val="22"/>
-        </w:rPr>
-        <w:t>сведения о применённом лимите европротокола;</w:t>
-      </w:r>
-    </w:p>
-    <w:p>
-      <w:pPr>
-        <w:spacing w:after="40"/>
-        <w:ind w:left="510" w:hanging="227"/>
-        <w:jc w:val="both"/>
-      </w:pPr>
-      <w:r>
-        <w:rPr>
-          <w:rFonts w:ascii="Times New Roman" w:hAnsi="Times New Roman" w:cs="Times New Roman" w:eastAsia="Times New Roman"/>
-          <w:color w:val="000000"/>
-          <w:sz w:val="22"/>
-        </w:rPr>
-        <w:t xml:space="preserve">• </w:t>
-      </w:r>
-      <w:r>
-        <w:rPr>
-          <w:rFonts w:ascii="Times New Roman" w:hAnsi="Times New Roman" w:cs="Times New Roman" w:eastAsia="Times New Roman"/>
-          <w:b w:val="0"/>
-          <w:i w:val="0"/>
-          <w:color w:val="000000"/>
-          <w:sz w:val="22"/>
-        </w:rPr>
-        <w:t>сведения о наличии или отсутствии зафиксированных разногласий участников;</w:t>
-      </w:r>
-    </w:p>
-    <w:p>
-      <w:pPr>
-        <w:spacing w:after="40"/>
-        <w:ind w:left="510" w:hanging="227"/>
-        <w:jc w:val="both"/>
-      </w:pPr>
-      <w:r>
-        <w:rPr>
-          <w:rFonts w:ascii="Times New Roman" w:hAnsi="Times New Roman" w:cs="Times New Roman" w:eastAsia="Times New Roman"/>
-          <w:color w:val="000000"/>
-          <w:sz w:val="22"/>
-        </w:rPr>
-        <w:t xml:space="preserve">• </w:t>
-      </w:r>
-      <w:r>
-        <w:rPr>
-          <w:rFonts w:ascii="Times New Roman" w:hAnsi="Times New Roman" w:cs="Times New Roman" w:eastAsia="Times New Roman"/>
-          <w:b w:val="0"/>
-          <w:i w:val="0"/>
-          <w:color w:val="000000"/>
-          <w:sz w:val="22"/>
-        </w:rPr>
-        <w:t>сведения о передаче фотофиксации в АИС ОСАГО.</w:t>
-      </w:r>
-    </w:p>
-    <w:p>
-      <w:pPr>
-        <w:spacing w:before="120"/>
-        <w:ind w:firstLine="0"/>
-        <w:jc w:val="left"/>
-      </w:pPr>
-      <w:r>
-        <w:rPr>
-          <w:rFonts w:ascii="Times New Roman" w:hAnsi="Times New Roman" w:cs="Times New Roman" w:eastAsia="Times New Roman"/>
-          <w:b/>
-          <w:i w:val="0"/>
-          <w:color w:val="000000"/>
-          <w:sz w:val="22"/>
-        </w:rPr>
-        <w:t>Какое обстоятельство устанавливается:</w:t>
-      </w:r>
-    </w:p>
-    <w:p>
-      <w:pPr>
-        <w:ind w:firstLine="709"/>
-      </w:pPr>
-      <w:r>
-        <w:rPr>
-          <w:rFonts w:ascii="Times New Roman" w:hAnsi="Times New Roman" w:cs="Times New Roman" w:eastAsia="Times New Roman"/>
-          <w:b w:val="0"/>
-          <w:i w:val="0"/>
-          <w:color w:val="000000"/>
-          <w:sz w:val="22"/>
-        </w:rPr>
-        <w:t>Обращался ли кто-либо по ОСАГО, поступало ли требование АО ГСК «Югория», заявлялась ли суброгация, какой размер ОСАГО-возмещения являлся надлежащим и какие выплаты подтверждены платёжными документами.</w:t>
-      </w:r>
-    </w:p>
-    <w:p>
-      <w:pPr>
-        <w:spacing w:before="120"/>
-        <w:ind w:firstLine="0"/>
-        <w:jc w:val="left"/>
-      </w:pPr>
-      <w:r>
-        <w:rPr>
-          <w:rFonts w:ascii="Times New Roman" w:hAnsi="Times New Roman" w:cs="Times New Roman" w:eastAsia="Times New Roman"/>
-          <w:b/>
-          <w:i w:val="0"/>
-          <w:color w:val="000000"/>
-          <w:sz w:val="22"/>
-        </w:rPr>
-        <w:t>Значение для дела:</w:t>
-      </w:r>
-    </w:p>
-    <w:p>
-      <w:pPr>
-        <w:ind w:firstLine="709"/>
-      </w:pPr>
-      <w:r>
-        <w:rPr>
-          <w:rFonts w:ascii="Times New Roman" w:hAnsi="Times New Roman" w:cs="Times New Roman" w:eastAsia="Times New Roman"/>
-          <w:b w:val="0"/>
-          <w:i w:val="0"/>
-          <w:color w:val="000000"/>
-          <w:sz w:val="22"/>
-        </w:rPr>
-        <w:t>Наличие ОСАГО ответчика и документов, относящихся к КАСКО, требует установления полной картины страхового урегулирования до определения размера обязательства, которое истец требует возложить непосредственно на ответчика.</w:t>
-      </w:r>
-    </w:p>
-    <w:p>
-      <w:pPr>
-        <w:spacing w:before="120"/>
-        <w:ind w:firstLine="0"/>
-        <w:jc w:val="left"/>
-      </w:pPr>
-      <w:r>
-        <w:rPr>
-          <w:rFonts w:ascii="Times New Roman" w:hAnsi="Times New Roman" w:cs="Times New Roman" w:eastAsia="Times New Roman"/>
-          <w:b/>
-          <w:i w:val="0"/>
-          <w:color w:val="000000"/>
-          <w:sz w:val="22"/>
-        </w:rPr>
-        <w:t>У кого находится доказательство:</w:t>
-      </w:r>
-    </w:p>
-    <w:p>
-      <w:pPr>
-        <w:ind w:firstLine="709"/>
-      </w:pPr>
-      <w:r>
-        <w:rPr>
-          <w:rFonts w:ascii="Times New Roman" w:hAnsi="Times New Roman" w:cs="Times New Roman" w:eastAsia="Times New Roman"/>
-          <w:b w:val="0"/>
-          <w:i w:val="0"/>
-          <w:color w:val="000000"/>
-          <w:sz w:val="22"/>
-        </w:rPr>
-        <w:t>АО «Зетта Страхование», страховщик ОСАГО ответчика.</w:t>
-      </w:r>
-    </w:p>
-    <w:p>
-      <w:pPr>
-        <w:spacing w:before="120"/>
-        <w:ind w:firstLine="0"/>
-        <w:jc w:val="left"/>
-      </w:pPr>
-      <w:r>
-        <w:rPr>
-          <w:rFonts w:ascii="Times New Roman" w:hAnsi="Times New Roman" w:cs="Times New Roman" w:eastAsia="Times New Roman"/>
-          <w:b/>
-          <w:i w:val="0"/>
-          <w:color w:val="000000"/>
-          <w:sz w:val="22"/>
-        </w:rPr>
-        <w:t>Что предпринял ответчик:</w:t>
-      </w:r>
-    </w:p>
-    <w:p>
-      <w:pPr>
-        <w:ind w:firstLine="709"/>
-      </w:pPr>
-      <w:r>
-        <w:rPr>
-          <w:rFonts w:ascii="Times New Roman" w:hAnsi="Times New Roman" w:cs="Times New Roman" w:eastAsia="Times New Roman"/>
-          <w:b w:val="0"/>
-          <w:i w:val="0"/>
-          <w:color w:val="000000"/>
-          <w:sz w:val="22"/>
-        </w:rPr>
-        <w:t>Запрос № 613966 от 08.10.2026 зарегистрирован; ответ по существу пока не получен.</w:t>
-      </w:r>
-    </w:p>
-    <w:p>
-      <w:pPr>
-        <w:spacing w:before="120"/>
-        <w:ind w:firstLine="0"/>
-        <w:jc w:val="left"/>
-      </w:pPr>
-      <w:r>
-        <w:rPr>
-          <w:rFonts w:ascii="Times New Roman" w:hAnsi="Times New Roman" w:cs="Times New Roman" w:eastAsia="Times New Roman"/>
-          <w:b/>
-          <w:i w:val="0"/>
-          <w:color w:val="000000"/>
-          <w:sz w:val="22"/>
-        </w:rPr>
-        <w:t>Почему невозможно получить самостоятельно:</w:t>
-      </w:r>
-    </w:p>
-    <w:p>
-      <w:pPr>
-        <w:ind w:firstLine="709"/>
-      </w:pPr>
-      <w:r>
-        <w:rPr>
-          <w:rFonts w:ascii="Times New Roman" w:hAnsi="Times New Roman" w:cs="Times New Roman" w:eastAsia="Times New Roman"/>
-          <w:b w:val="0"/>
-          <w:i w:val="0"/>
-          <w:color w:val="000000"/>
-          <w:sz w:val="22"/>
-        </w:rPr>
-        <w:t>Ответ на самостоятельный запрос пока не получен; материалы страхового дела находятся у страховщика.</w:t>
-      </w:r>
-    </w:p>
-    <w:p>
-      <w:pPr>
-        <w:spacing w:before="120"/>
-        <w:ind w:firstLine="0"/>
-        <w:jc w:val="left"/>
-      </w:pPr>
-      <w:r>
-        <w:rPr>
-          <w:rFonts w:ascii="Times New Roman" w:hAnsi="Times New Roman" w:cs="Times New Roman" w:eastAsia="Times New Roman"/>
-          <w:b/>
-          <w:i w:val="0"/>
-          <w:color w:val="000000"/>
-          <w:sz w:val="22"/>
-        </w:rPr>
-        <w:t>Что просит ответчик:</w:t>
-      </w:r>
-    </w:p>
-    <w:p>
-      <w:pPr>
-        <w:ind w:firstLine="709"/>
-      </w:pPr>
-      <w:r>
-        <w:rPr>
-          <w:rFonts w:ascii="Times New Roman" w:hAnsi="Times New Roman" w:cs="Times New Roman" w:eastAsia="Times New Roman"/>
-          <w:b w:val="0"/>
-          <w:i w:val="0"/>
-          <w:color w:val="000000"/>
-          <w:sz w:val="22"/>
-        </w:rPr>
-        <w:t>Истребовать страховое дело, если оно открывалось, сведения о заявлениях и требованиях, надлежащем ОСАГО-возмещении, решении, выплате, получателе, отказе, суброгации и фотофиксации в АИС ОСАГО.</w:t>
-      </w:r>
-    </w:p>
-    <w:p>
-      <w:pPr>
-        <w:pStyle w:val="Heading3"/>
-      </w:pPr>
-      <w:r>
-        <w:rPr>
-          <w:rFonts w:ascii="Times New Roman" w:hAnsi="Times New Roman" w:cs="Times New Roman" w:eastAsia="Times New Roman"/>
-          <w:b/>
-          <w:i w:val="0"/>
-          <w:color w:val="000000"/>
-          <w:sz w:val="23"/>
         </w:rPr>
         <w:t>Прямое возмещение убытков</w:t>
       </w:r>
     </w:p>
     <w:p>
       <w:pPr>
-        <w:ind w:firstLine="709"/>
+        <w:widowControl/>
+        <w:jc w:val="both"/>
       </w:pPr>
       <w:r>
         <w:rPr>
-          <w:rFonts w:ascii="Times New Roman" w:hAnsi="Times New Roman" w:cs="Times New Roman" w:eastAsia="Times New Roman"/>
+          <w:rFonts w:ascii="Times New Roman" w:hAnsi="Times New Roman" w:eastAsia="Times New Roman"/>
           <w:b w:val="0"/>
-          <w:i w:val="0"/>
-          <w:color w:val="000000"/>
-          <w:sz w:val="22"/>
         </w:rPr>
-        <w:t>Если полис ХХХ 0284409797 является полисом ОСАГО автомобиля истца и выполнены условия ст. 14.1 Закона об ОСАГО, необходимо установить, обращалось ли ООО «ВИГОРАВТО» за прямым возмещением убытков к своему страховщику. Вид указанного полиса заранее не утверждается.</w:t>
+        <w:t>В электронном извещении полис ХХХ 0284409797 указан как полис ОСАГО автомобиля истца у АО ГСК «Югория». После подтверждения по официальному реестру и при соблюдении условий ст. 14.1 Закона об ОСАГО необходимо установить, обращалось ли ООО «ВИГОРАВТО» за прямым возмещением убытков к своему страховщику.</w:t>
       </w:r>
     </w:p>
     <w:p>
       <w:pPr>
         <w:pStyle w:val="Heading2"/>
+        <w:jc w:val="left"/>
       </w:pPr>
       <w:r>
         <w:rPr>
-          <w:rFonts w:ascii="Times New Roman" w:hAnsi="Times New Roman" w:cs="Times New Roman" w:eastAsia="Times New Roman"/>
+          <w:rFonts w:ascii="Times New Roman" w:hAnsi="Times New Roman" w:eastAsia="Times New Roman"/>
           <w:b/>
-          <w:i w:val="0"/>
           <w:color w:val="000000"/>
-          <w:sz w:val="25"/>
         </w:rPr>
         <w:t>3. У страховщиков, получивших электронное извещение, и у оператора АИС ОСАГО</w:t>
       </w:r>
     </w:p>
     <w:p>
       <w:pPr>
-        <w:spacing w:before="120"/>
-        <w:ind w:firstLine="0"/>
-        <w:jc w:val="left"/>
+        <w:widowControl/>
+        <w:jc w:val="both"/>
       </w:pPr>
       <w:r>
         <w:rPr>
-          <w:rFonts w:ascii="Times New Roman" w:hAnsi="Times New Roman" w:cs="Times New Roman" w:eastAsia="Times New Roman"/>
+          <w:rFonts w:ascii="Times New Roman" w:hAnsi="Times New Roman" w:eastAsia="Times New Roman"/>
           <w:b/>
-          <w:i w:val="0"/>
-          <w:color w:val="000000"/>
-          <w:sz w:val="22"/>
         </w:rPr>
         <w:t>Какие доказательства истребуются:</w:t>
       </w:r>
     </w:p>
     <w:p>
       <w:pPr>
-        <w:spacing w:after="40"/>
-        <w:ind w:left="510" w:hanging="227"/>
+        <w:widowControl/>
         <w:jc w:val="both"/>
       </w:pPr>
       <w:r>
         <w:rPr>
-          <w:rFonts w:ascii="Times New Roman" w:hAnsi="Times New Roman" w:cs="Times New Roman" w:eastAsia="Times New Roman"/>
-          <w:color w:val="000000"/>
-          <w:sz w:val="22"/>
+          <w:rFonts w:ascii="Times New Roman" w:hAnsi="Times New Roman" w:eastAsia="Times New Roman"/>
+          <w:b/>
         </w:rPr>
-        <w:t xml:space="preserve">• </w:t>
+        <w:t>А. Официальная электронная запись</w:t>
+      </w:r>
+    </w:p>
+    <w:p>
+      <w:pPr>
+        <w:widowControl/>
+        <w:ind w:left="317" w:hanging="230"/>
+        <w:jc w:val="both"/>
+      </w:pPr>
+      <w:r>
+        <w:rPr>
+          <w:rFonts w:ascii="Times New Roman" w:hAnsi="Times New Roman" w:eastAsia="Times New Roman"/>
+          <w:b w:val="0"/>
+        </w:rPr>
+        <w:t>• официальное электронное извещение о ДТП от 29.10.2023;</w:t>
+      </w:r>
+    </w:p>
+    <w:p>
+      <w:pPr>
+        <w:widowControl/>
+        <w:ind w:left="317" w:hanging="230"/>
+        <w:jc w:val="both"/>
+      </w:pPr>
+      <w:r>
+        <w:rPr>
+          <w:rFonts w:ascii="Times New Roman" w:hAnsi="Times New Roman" w:eastAsia="Times New Roman"/>
+          <w:b w:val="0"/>
+        </w:rPr>
+        <w:t>• регистрационный номер извещения и сведения о его регистрации;</w:t>
+      </w:r>
+    </w:p>
+    <w:p>
+      <w:pPr>
+        <w:widowControl/>
+        <w:ind w:left="317" w:hanging="230"/>
+        <w:jc w:val="both"/>
+      </w:pPr>
+      <w:r>
+        <w:rPr>
+          <w:rFonts w:ascii="Times New Roman" w:hAnsi="Times New Roman" w:eastAsia="Times New Roman"/>
+          <w:b w:val="0"/>
+        </w:rPr>
+        <w:t>• дата и время создания, подписания участниками и отправки страховщикам;</w:t>
+      </w:r>
+    </w:p>
+    <w:p>
+      <w:pPr>
+        <w:widowControl/>
+        <w:ind w:left="317" w:hanging="230"/>
+        <w:jc w:val="both"/>
+      </w:pPr>
+      <w:r>
+        <w:rPr>
+          <w:rFonts w:ascii="Times New Roman" w:hAnsi="Times New Roman" w:eastAsia="Times New Roman"/>
+          <w:b w:val="0"/>
+        </w:rPr>
+        <w:t>• исходная электронная запись времени ДТП;</w:t>
+      </w:r>
+    </w:p>
+    <w:p>
+      <w:pPr>
+        <w:widowControl/>
+        <w:ind w:left="317" w:hanging="230"/>
+        <w:jc w:val="both"/>
+      </w:pPr>
+      <w:r>
+        <w:rPr>
+          <w:rFonts w:ascii="Times New Roman" w:hAnsi="Times New Roman" w:eastAsia="Times New Roman"/>
+          <w:b w:val="0"/>
+        </w:rPr>
+        <w:t>• данные об электронной подписи либо ином подтверждении волеизъявления каждого участника;</w:t>
+      </w:r>
+    </w:p>
+    <w:p>
+      <w:pPr>
+        <w:widowControl/>
+        <w:ind w:left="317" w:hanging="230"/>
+        <w:jc w:val="both"/>
+      </w:pPr>
+      <w:r>
+        <w:rPr>
+          <w:rFonts w:ascii="Times New Roman" w:hAnsi="Times New Roman" w:eastAsia="Times New Roman"/>
+          <w:b w:val="0"/>
+        </w:rPr>
+        <w:t>• история изменений или корректировок электронного извещения, если такие сведения технически предусмотрены и зарегистрированы;</w:t>
+      </w:r>
+    </w:p>
+    <w:p>
+      <w:pPr>
+        <w:widowControl/>
+        <w:ind w:left="317" w:hanging="230"/>
+        <w:jc w:val="both"/>
+      </w:pPr>
+      <w:r>
+        <w:rPr>
+          <w:rFonts w:ascii="Times New Roman" w:hAnsi="Times New Roman" w:eastAsia="Times New Roman"/>
+          <w:b w:val="0"/>
+        </w:rPr>
+        <w:t>• сведения о том, какие экземпляры извещения фактически получили АО «Зетта Страхование» и АО ГСК «Югория».</w:t>
+      </w:r>
+    </w:p>
+    <w:p>
+      <w:pPr>
+        <w:widowControl/>
+        <w:jc w:val="both"/>
+      </w:pPr>
+      <w:r>
+        <w:rPr>
+          <w:rFonts w:ascii="Times New Roman" w:hAnsi="Times New Roman" w:eastAsia="Times New Roman"/>
+          <w:b/>
+        </w:rPr>
+        <w:t>Б. Фотофиксация и технические данные</w:t>
+      </w:r>
+    </w:p>
+    <w:p>
+      <w:pPr>
+        <w:widowControl/>
+        <w:ind w:left="317" w:hanging="230"/>
+        <w:jc w:val="both"/>
+      </w:pPr>
+      <w:r>
+        <w:rPr>
+          <w:rFonts w:ascii="Times New Roman" w:hAnsi="Times New Roman" w:eastAsia="Times New Roman"/>
+          <w:b w:val="0"/>
+        </w:rPr>
+        <w:t>• все фотографии обоих автомобилей;</w:t>
+      </w:r>
+    </w:p>
+    <w:p>
+      <w:pPr>
+        <w:widowControl/>
+        <w:ind w:left="317" w:hanging="230"/>
+        <w:jc w:val="both"/>
+      </w:pPr>
+      <w:r>
+        <w:rPr>
+          <w:rFonts w:ascii="Times New Roman" w:hAnsi="Times New Roman" w:eastAsia="Times New Roman"/>
+          <w:b w:val="0"/>
+        </w:rPr>
+        <w:t>• количество фотографий каждого участника;</w:t>
+      </w:r>
+    </w:p>
+    <w:p>
+      <w:pPr>
+        <w:widowControl/>
+        <w:ind w:left="317" w:hanging="230"/>
+        <w:jc w:val="both"/>
+      </w:pPr>
+      <w:r>
+        <w:rPr>
+          <w:rFonts w:ascii="Times New Roman" w:hAnsi="Times New Roman" w:eastAsia="Times New Roman"/>
+          <w:b w:val="0"/>
+        </w:rPr>
+        <w:t>• исходные файлы;</w:t>
+      </w:r>
+    </w:p>
+    <w:p>
+      <w:pPr>
+        <w:widowControl/>
+        <w:ind w:left="317" w:hanging="230"/>
+        <w:jc w:val="both"/>
+      </w:pPr>
+      <w:r>
+        <w:rPr>
+          <w:rFonts w:ascii="Times New Roman" w:hAnsi="Times New Roman" w:eastAsia="Times New Roman"/>
+          <w:b w:val="0"/>
+        </w:rPr>
+        <w:t>• доступные технические метаданные;</w:t>
+      </w:r>
+    </w:p>
+    <w:p>
+      <w:pPr>
+        <w:widowControl/>
+        <w:ind w:left="317" w:hanging="230"/>
+        <w:jc w:val="both"/>
+      </w:pPr>
+      <w:r>
+        <w:rPr>
+          <w:rFonts w:ascii="Times New Roman" w:hAnsi="Times New Roman" w:eastAsia="Times New Roman"/>
+          <w:b w:val="0"/>
+        </w:rPr>
+        <w:t>• время загрузки;</w:t>
+      </w:r>
+    </w:p>
+    <w:p>
+      <w:pPr>
+        <w:widowControl/>
+        <w:ind w:left="317" w:hanging="230"/>
+        <w:jc w:val="both"/>
+      </w:pPr>
+      <w:r>
+        <w:rPr>
+          <w:rFonts w:ascii="Times New Roman" w:hAnsi="Times New Roman" w:eastAsia="Times New Roman"/>
+          <w:b w:val="0"/>
+        </w:rPr>
+        <w:t>• сведения о разногласиях участников;</w:t>
+      </w:r>
+    </w:p>
+    <w:p>
+      <w:pPr>
+        <w:widowControl/>
+        <w:ind w:left="317" w:hanging="230"/>
+        <w:jc w:val="both"/>
+      </w:pPr>
+      <w:r>
+        <w:rPr>
+          <w:rFonts w:ascii="Times New Roman" w:hAnsi="Times New Roman" w:eastAsia="Times New Roman"/>
+          <w:b w:val="0"/>
+        </w:rPr>
+        <w:t>• сведения о применённом лимите 100 000 или 400 000 руб.;</w:t>
+      </w:r>
+    </w:p>
+    <w:p>
+      <w:pPr>
+        <w:widowControl/>
+        <w:ind w:left="317" w:hanging="230"/>
+        <w:jc w:val="both"/>
+      </w:pPr>
+      <w:r>
+        <w:rPr>
+          <w:rFonts w:ascii="Times New Roman" w:hAnsi="Times New Roman" w:eastAsia="Times New Roman"/>
+          <w:b w:val="0"/>
+        </w:rPr>
+        <w:t>• сведения о передаче извещения и фотофиксации в АИС ОСАГО;</w:t>
+      </w:r>
+    </w:p>
+    <w:p>
+      <w:pPr>
+        <w:widowControl/>
+        <w:ind w:left="317" w:hanging="230"/>
+        <w:jc w:val="both"/>
+      </w:pPr>
+      <w:r>
+        <w:rPr>
+          <w:rFonts w:ascii="Times New Roman" w:hAnsi="Times New Roman" w:eastAsia="Times New Roman"/>
+          <w:b w:val="0"/>
+        </w:rPr>
+        <w:t>• содержание первоначально указанных повреждений;</w:t>
+      </w:r>
+    </w:p>
+    <w:p>
+      <w:pPr>
+        <w:widowControl/>
+        <w:ind w:left="317" w:hanging="230"/>
+        <w:jc w:val="both"/>
+      </w:pPr>
+      <w:r>
+        <w:rPr>
+          <w:rFonts w:ascii="Times New Roman" w:hAnsi="Times New Roman" w:eastAsia="Times New Roman"/>
+          <w:b w:val="0"/>
+        </w:rPr>
+        <w:t>• материалы N231029-18673;</w:t>
+      </w:r>
+    </w:p>
+    <w:p>
+      <w:pPr>
+        <w:widowControl/>
+        <w:ind w:left="317" w:hanging="230"/>
+        <w:jc w:val="both"/>
+      </w:pPr>
+      <w:r>
+        <w:rPr>
+          <w:rFonts w:ascii="Times New Roman" w:hAnsi="Times New Roman" w:eastAsia="Times New Roman"/>
+          <w:b w:val="0"/>
+        </w:rPr>
+        <w:t>• материалы фотофиксации 347490.</w:t>
+      </w:r>
+    </w:p>
+    <w:p>
+      <w:pPr>
+        <w:widowControl/>
+        <w:jc w:val="both"/>
+      </w:pPr>
+      <w:r>
+        <w:rPr>
+          <w:rFonts w:ascii="Times New Roman" w:hAnsi="Times New Roman" w:eastAsia="Times New Roman"/>
+          <w:b/>
+        </w:rPr>
+        <w:t>Какое обстоятельство устанавливается:</w:t>
       </w:r>
       <w:r>
         <w:rPr>
-          <w:rFonts w:ascii="Times New Roman" w:hAnsi="Times New Roman" w:cs="Times New Roman" w:eastAsia="Times New Roman"/>
+          <w:rFonts w:ascii="Times New Roman" w:hAnsi="Times New Roman" w:eastAsia="Times New Roman"/>
           <w:b w:val="0"/>
-          <w:i w:val="0"/>
-          <w:color w:val="000000"/>
-          <w:sz w:val="22"/>
         </w:rPr>
-        <w:t>электронное извещение о ДТП;</w:t>
+        <w:t xml:space="preserve"> Какой перечень повреждений был заявлен первоначально, какой полный фотоархив существовал непосредственно после ДТП, какое время происшествия зарегистрировано в электронной системе и какие экземпляры документов получили страховщики.</w:t>
       </w:r>
     </w:p>
     <w:p>
       <w:pPr>
-        <w:spacing w:after="40"/>
-        <w:ind w:left="510" w:hanging="227"/>
+        <w:widowControl/>
         <w:jc w:val="both"/>
       </w:pPr>
       <w:r>
         <w:rPr>
-          <w:rFonts w:ascii="Times New Roman" w:hAnsi="Times New Roman" w:cs="Times New Roman" w:eastAsia="Times New Roman"/>
-          <w:color w:val="000000"/>
-          <w:sz w:val="22"/>
+          <w:rFonts w:ascii="Times New Roman" w:hAnsi="Times New Roman" w:eastAsia="Times New Roman"/>
+          <w:b/>
         </w:rPr>
-        <w:t xml:space="preserve">• </w:t>
+        <w:t>Значение для дела:</w:t>
       </w:r>
       <w:r>
         <w:rPr>
-          <w:rFonts w:ascii="Times New Roman" w:hAnsi="Times New Roman" w:cs="Times New Roman" w:eastAsia="Times New Roman"/>
+          <w:rFonts w:ascii="Times New Roman" w:hAnsi="Times New Roman" w:eastAsia="Times New Roman"/>
           <w:b w:val="0"/>
-          <w:i w:val="0"/>
-          <w:color w:val="000000"/>
-          <w:sz w:val="22"/>
         </w:rPr>
-        <w:t>все фотографии обоих автомобилей;</w:t>
+        <w:t xml:space="preserve"> В электронном извещении время ДТП указано 16:49, а в рукописном извещении, использованном при оценке ущерба, и в иске - 16:10. Электронное извещение содержит только «Крышку багажника», тогда как акт следующего дня содержит десять позиций. Официальные материалы позволяют проверить первоначальную фиксацию и происхождение документов без использования только локальных копий.</w:t>
       </w:r>
     </w:p>
     <w:p>
       <w:pPr>
-        <w:spacing w:after="40"/>
-        <w:ind w:left="510" w:hanging="227"/>
+        <w:widowControl/>
         <w:jc w:val="both"/>
       </w:pPr>
       <w:r>
         <w:rPr>
-          <w:rFonts w:ascii="Times New Roman" w:hAnsi="Times New Roman" w:cs="Times New Roman" w:eastAsia="Times New Roman"/>
-          <w:color w:val="000000"/>
-          <w:sz w:val="22"/>
+          <w:rFonts w:ascii="Times New Roman" w:hAnsi="Times New Roman" w:eastAsia="Times New Roman"/>
+          <w:b/>
         </w:rPr>
-        <w:t xml:space="preserve">• </w:t>
+        <w:t>У кого находится доказательство:</w:t>
       </w:r>
       <w:r>
         <w:rPr>
-          <w:rFonts w:ascii="Times New Roman" w:hAnsi="Times New Roman" w:cs="Times New Roman" w:eastAsia="Times New Roman"/>
+          <w:rFonts w:ascii="Times New Roman" w:hAnsi="Times New Roman" w:eastAsia="Times New Roman"/>
           <w:b w:val="0"/>
-          <w:i w:val="0"/>
-          <w:color w:val="000000"/>
-          <w:sz w:val="22"/>
         </w:rPr>
-        <w:t>количество фотографий каждого участника;</w:t>
+        <w:t xml:space="preserve"> Электронное извещение получают страховщики-участники урегулирования: АО «Зетта Страхование» и АО ГСК «Югория». Оператором АИС ОСАГО является РСА. «Госуслуги Авто» используется как канал оформления и доступа к извещению.</w:t>
       </w:r>
     </w:p>
     <w:p>
       <w:pPr>
-        <w:spacing w:after="40"/>
-        <w:ind w:left="510" w:hanging="227"/>
+        <w:widowControl/>
         <w:jc w:val="both"/>
       </w:pPr>
       <w:r>
         <w:rPr>
-          <w:rFonts w:ascii="Times New Roman" w:hAnsi="Times New Roman" w:cs="Times New Roman" w:eastAsia="Times New Roman"/>
-          <w:color w:val="000000"/>
-          <w:sz w:val="22"/>
+          <w:rFonts w:ascii="Times New Roman" w:hAnsi="Times New Roman" w:eastAsia="Times New Roman"/>
+          <w:b/>
         </w:rPr>
-        <w:t xml:space="preserve">• </w:t>
+        <w:t>Что предпринял ответчик:</w:t>
       </w:r>
       <w:r>
         <w:rPr>
-          <w:rFonts w:ascii="Times New Roman" w:hAnsi="Times New Roman" w:cs="Times New Roman" w:eastAsia="Times New Roman"/>
+          <w:rFonts w:ascii="Times New Roman" w:hAnsi="Times New Roman" w:eastAsia="Times New Roman"/>
           <w:b w:val="0"/>
-          <w:i w:val="0"/>
-          <w:color w:val="000000"/>
-          <w:sz w:val="22"/>
         </w:rPr>
-        <w:t>исходные файлы;</w:t>
+        <w:t xml:space="preserve"> Ответчик сопоставил представленный им PDF электронного извещения, рукописное извещение на листе «страница 16» и страницу 1 искового заявления. Официальная электронная запись, регистрационные сведения и метаданные ранее не запрашивались.</w:t>
       </w:r>
     </w:p>
     <w:p>
       <w:pPr>
-        <w:spacing w:after="40"/>
-        <w:ind w:left="510" w:hanging="227"/>
+        <w:widowControl/>
         <w:jc w:val="both"/>
       </w:pPr>
       <w:r>
         <w:rPr>
-          <w:rFonts w:ascii="Times New Roman" w:hAnsi="Times New Roman" w:cs="Times New Roman" w:eastAsia="Times New Roman"/>
-          <w:color w:val="000000"/>
-          <w:sz w:val="22"/>
+          <w:rFonts w:ascii="Times New Roman" w:hAnsi="Times New Roman" w:eastAsia="Times New Roman"/>
+          <w:b/>
         </w:rPr>
-        <w:t xml:space="preserve">• </w:t>
+        <w:t>Почему невозможно получить самостоятельно:</w:t>
       </w:r>
       <w:r>
         <w:rPr>
-          <w:rFonts w:ascii="Times New Roman" w:hAnsi="Times New Roman" w:cs="Times New Roman" w:eastAsia="Times New Roman"/>
+          <w:rFonts w:ascii="Times New Roman" w:hAnsi="Times New Roman" w:eastAsia="Times New Roman"/>
           <w:b w:val="0"/>
-          <w:i w:val="0"/>
-          <w:color w:val="000000"/>
-          <w:sz w:val="22"/>
         </w:rPr>
-        <w:t>метаданные;</w:t>
+        <w:t xml:space="preserve"> У ответчика имеются только три локальные фотографии; официальный электронный комплект и метаданные не предоставлены.</w:t>
       </w:r>
     </w:p>
     <w:p>
       <w:pPr>
-        <w:spacing w:after="40"/>
-        <w:ind w:left="510" w:hanging="227"/>
+        <w:widowControl/>
         <w:jc w:val="both"/>
       </w:pPr>
       <w:r>
         <w:rPr>
-          <w:rFonts w:ascii="Times New Roman" w:hAnsi="Times New Roman" w:cs="Times New Roman" w:eastAsia="Times New Roman"/>
-          <w:color w:val="000000"/>
-          <w:sz w:val="22"/>
+          <w:rFonts w:ascii="Times New Roman" w:hAnsi="Times New Roman" w:eastAsia="Times New Roman"/>
+          <w:b/>
         </w:rPr>
-        <w:t xml:space="preserve">• </w:t>
+        <w:t>Что просит ответчик:</w:t>
       </w:r>
       <w:r>
         <w:rPr>
-          <w:rFonts w:ascii="Times New Roman" w:hAnsi="Times New Roman" w:cs="Times New Roman" w:eastAsia="Times New Roman"/>
+          <w:rFonts w:ascii="Times New Roman" w:hAnsi="Times New Roman" w:eastAsia="Times New Roman"/>
           <w:b w:val="0"/>
-          <w:i w:val="0"/>
-          <w:color w:val="000000"/>
-          <w:sz w:val="22"/>
         </w:rPr>
-        <w:t>время загрузки;</w:t>
+        <w:t xml:space="preserve"> Истребовать у АО «Зетта Страхование» и АО ГСК «Югория» официальные экземпляры электронного извещения и фотоматериалы, а у оператора АИС ОСАГО - регистрационные сведения, исходную запись времени, данные о подписании, истории изменений, загрузке, передаче и метаданных.</w:t>
       </w:r>
     </w:p>
     <w:p>
       <w:pPr>
-        <w:spacing w:after="40"/>
-        <w:ind w:left="510" w:hanging="227"/>
-        <w:jc w:val="both"/>
+        <w:pStyle w:val="Heading3"/>
+        <w:jc w:val="left"/>
       </w:pPr>
       <w:r>
         <w:rPr>
-          <w:rFonts w:ascii="Times New Roman" w:hAnsi="Times New Roman" w:cs="Times New Roman" w:eastAsia="Times New Roman"/>
+          <w:rFonts w:ascii="Times New Roman" w:hAnsi="Times New Roman" w:eastAsia="Times New Roman"/>
+          <w:b/>
           <w:color w:val="000000"/>
-          <w:sz w:val="22"/>
         </w:rPr>
-        <w:t xml:space="preserve">• </w:t>
-      </w:r>
-      <w:r>
-        <w:rPr>
-          <w:rFonts w:ascii="Times New Roman" w:hAnsi="Times New Roman" w:cs="Times New Roman" w:eastAsia="Times New Roman"/>
-          <w:b w:val="0"/>
-          <w:i w:val="0"/>
-          <w:color w:val="000000"/>
-          <w:sz w:val="22"/>
-        </w:rPr>
-        <w:t>сведения о разногласиях участников;</w:t>
+        <w:t>Происхождение рукописного извещения</w:t>
       </w:r>
     </w:p>
     <w:p>
       <w:pPr>
-        <w:spacing w:after="40"/>
-        <w:ind w:left="510" w:hanging="227"/>
+        <w:widowControl/>
         <w:jc w:val="both"/>
       </w:pPr>
       <w:r>
         <w:rPr>
-          <w:rFonts w:ascii="Times New Roman" w:hAnsi="Times New Roman" w:cs="Times New Roman" w:eastAsia="Times New Roman"/>
-          <w:color w:val="000000"/>
-          <w:sz w:val="22"/>
+          <w:rFonts w:ascii="Times New Roman" w:hAnsi="Times New Roman" w:eastAsia="Times New Roman"/>
+          <w:b w:val="0"/>
         </w:rPr>
-        <w:t xml:space="preserve">• </w:t>
-      </w:r>
-      <w:r>
-        <w:rPr>
-          <w:rFonts w:ascii="Times New Roman" w:hAnsi="Times New Roman" w:cs="Times New Roman" w:eastAsia="Times New Roman"/>
-          <w:b w:val="0"/>
-          <w:i w:val="0"/>
-          <w:color w:val="000000"/>
-          <w:sz w:val="22"/>
-        </w:rPr>
-        <w:t>сведения о применённом лимите 100 000 или 400 000 руб.;</w:t>
+        <w:t>У истца, АО ГСК «Югория» и лица, подготовившего исследование 2026 года, истребуются сведения:</w:t>
       </w:r>
     </w:p>
     <w:p>
       <w:pPr>
-        <w:spacing w:after="40"/>
-        <w:ind w:left="510" w:hanging="227"/>
+        <w:widowControl/>
+        <w:ind w:left="317" w:hanging="230"/>
         <w:jc w:val="both"/>
       </w:pPr>
       <w:r>
         <w:rPr>
-          <w:rFonts w:ascii="Times New Roman" w:hAnsi="Times New Roman" w:cs="Times New Roman" w:eastAsia="Times New Roman"/>
-          <w:color w:val="000000"/>
-          <w:sz w:val="22"/>
+          <w:rFonts w:ascii="Times New Roman" w:hAnsi="Times New Roman" w:eastAsia="Times New Roman"/>
+          <w:b w:val="0"/>
         </w:rPr>
-        <w:t xml:space="preserve">• </w:t>
-      </w:r>
-      <w:r>
-        <w:rPr>
-          <w:rFonts w:ascii="Times New Roman" w:hAnsi="Times New Roman" w:cs="Times New Roman" w:eastAsia="Times New Roman"/>
-          <w:b w:val="0"/>
-          <w:i w:val="0"/>
-          <w:color w:val="000000"/>
-          <w:sz w:val="22"/>
-        </w:rPr>
-        <w:t>сведения о передаче извещения и фотофиксации в АИС ОСАГО;</w:t>
+        <w:t>• кем и когда изготовлено либо заполнено рукописное извещение на листе «страница 16»;</w:t>
       </w:r>
     </w:p>
     <w:p>
       <w:pPr>
-        <w:spacing w:after="40"/>
-        <w:ind w:left="510" w:hanging="227"/>
+        <w:widowControl/>
+        <w:ind w:left="317" w:hanging="230"/>
         <w:jc w:val="both"/>
       </w:pPr>
       <w:r>
         <w:rPr>
-          <w:rFonts w:ascii="Times New Roman" w:hAnsi="Times New Roman" w:cs="Times New Roman" w:eastAsia="Times New Roman"/>
-          <w:color w:val="000000"/>
-          <w:sz w:val="22"/>
+          <w:rFonts w:ascii="Times New Roman" w:hAnsi="Times New Roman" w:eastAsia="Times New Roman"/>
+          <w:b w:val="0"/>
         </w:rPr>
-        <w:t xml:space="preserve">• </w:t>
-      </w:r>
-      <w:r>
-        <w:rPr>
-          <w:rFonts w:ascii="Times New Roman" w:hAnsi="Times New Roman" w:cs="Times New Roman" w:eastAsia="Times New Roman"/>
-          <w:b w:val="0"/>
-          <w:i w:val="0"/>
-          <w:color w:val="000000"/>
-          <w:sz w:val="22"/>
-        </w:rPr>
-        <w:t>содержание первоначально указанных повреждений;</w:t>
+        <w:t>• имеется ли бумажный оригинал;</w:t>
       </w:r>
     </w:p>
     <w:p>
       <w:pPr>
-        <w:spacing w:after="40"/>
-        <w:ind w:left="510" w:hanging="227"/>
+        <w:widowControl/>
+        <w:ind w:left="317" w:hanging="230"/>
         <w:jc w:val="both"/>
       </w:pPr>
       <w:r>
         <w:rPr>
-          <w:rFonts w:ascii="Times New Roman" w:hAnsi="Times New Roman" w:cs="Times New Roman" w:eastAsia="Times New Roman"/>
-          <w:color w:val="000000"/>
-          <w:sz w:val="22"/>
+          <w:rFonts w:ascii="Times New Roman" w:hAnsi="Times New Roman" w:eastAsia="Times New Roman"/>
+          <w:b w:val="0"/>
         </w:rPr>
-        <w:t xml:space="preserve">• </w:t>
-      </w:r>
-      <w:r>
-        <w:rPr>
-          <w:rFonts w:ascii="Times New Roman" w:hAnsi="Times New Roman" w:cs="Times New Roman" w:eastAsia="Times New Roman"/>
-          <w:b w:val="0"/>
-          <w:i w:val="0"/>
-          <w:color w:val="000000"/>
-          <w:sz w:val="22"/>
-        </w:rPr>
-        <w:t>материалы N231029-18673;</w:t>
+        <w:t>• кем и когда документ подписан;</w:t>
       </w:r>
     </w:p>
     <w:p>
       <w:pPr>
-        <w:spacing w:after="40"/>
-        <w:ind w:left="510" w:hanging="227"/>
+        <w:widowControl/>
+        <w:ind w:left="317" w:hanging="230"/>
         <w:jc w:val="both"/>
       </w:pPr>
       <w:r>
         <w:rPr>
-          <w:rFonts w:ascii="Times New Roman" w:hAnsi="Times New Roman" w:cs="Times New Roman" w:eastAsia="Times New Roman"/>
-          <w:color w:val="000000"/>
-          <w:sz w:val="22"/>
+          <w:rFonts w:ascii="Times New Roman" w:hAnsi="Times New Roman" w:eastAsia="Times New Roman"/>
+          <w:b w:val="0"/>
         </w:rPr>
-        <w:t xml:space="preserve">• </w:t>
-      </w:r>
-      <w:r>
-        <w:rPr>
-          <w:rFonts w:ascii="Times New Roman" w:hAnsi="Times New Roman" w:cs="Times New Roman" w:eastAsia="Times New Roman"/>
-          <w:b w:val="0"/>
-          <w:i w:val="0"/>
-          <w:color w:val="000000"/>
-          <w:sz w:val="22"/>
-        </w:rPr>
-        <w:t>материалы фотофиксации 347490.</w:t>
+        <w:t>• как он попал в страховое дело и материалы исследования;</w:t>
       </w:r>
     </w:p>
     <w:p>
       <w:pPr>
-        <w:spacing w:before="120"/>
-        <w:ind w:firstLine="0"/>
-        <w:jc w:val="left"/>
+        <w:widowControl/>
+        <w:ind w:left="317" w:hanging="230"/>
+        <w:jc w:val="both"/>
       </w:pPr>
       <w:r>
         <w:rPr>
-          <w:rFonts w:ascii="Times New Roman" w:hAnsi="Times New Roman" w:cs="Times New Roman" w:eastAsia="Times New Roman"/>
-          <w:b/>
-          <w:i w:val="0"/>
-          <w:color w:val="000000"/>
-          <w:sz w:val="22"/>
+          <w:rFonts w:ascii="Times New Roman" w:hAnsi="Times New Roman" w:eastAsia="Times New Roman"/>
+          <w:b w:val="0"/>
         </w:rPr>
-        <w:t>Какое обстоятельство устанавливается:</w:t>
+        <w:t>• почему в нём время ДТП указано 16:10, тогда как в электронном извещении - 16:49.</w:t>
       </w:r>
     </w:p>
     <w:p>
       <w:pPr>
-        <w:ind w:firstLine="709"/>
+        <w:widowControl/>
+        <w:jc w:val="both"/>
       </w:pPr>
       <w:r>
         <w:rPr>
-          <w:rFonts w:ascii="Times New Roman" w:hAnsi="Times New Roman" w:cs="Times New Roman" w:eastAsia="Times New Roman"/>
+          <w:rFonts w:ascii="Times New Roman" w:hAnsi="Times New Roman" w:eastAsia="Times New Roman"/>
           <w:b w:val="0"/>
-          <w:i w:val="0"/>
-          <w:color w:val="000000"/>
-          <w:sz w:val="22"/>
         </w:rPr>
-        <w:t>Какой перечень повреждений был заявлен первоначально и какой полный фотоархив существовал непосредственно после ДТП.</w:t>
+        <w:t>Официальный электронный комплект, регистрационные сведения, данные о подписях и метаданные ответчик ранее самостоятельно не запрашивал. Настоящее ходатайство является обращением за судебным истребованием этих сведений.</w:t>
       </w:r>
     </w:p>
     <w:p>
       <w:pPr>
-        <w:spacing w:before="120"/>
-        <w:ind w:firstLine="0"/>
+        <w:pStyle w:val="Heading2"/>
         <w:jc w:val="left"/>
       </w:pPr>
       <w:r>
         <w:rPr>
-          <w:rFonts w:ascii="Times New Roman" w:hAnsi="Times New Roman" w:cs="Times New Roman" w:eastAsia="Times New Roman"/>
+          <w:rFonts w:ascii="Times New Roman" w:hAnsi="Times New Roman" w:eastAsia="Times New Roman"/>
           <w:b/>
-          <w:i w:val="0"/>
           <w:color w:val="000000"/>
-          <w:sz w:val="22"/>
-        </w:rPr>
-        <w:t>Значение для дела:</w:t>
-      </w:r>
-    </w:p>
-    <w:p>
-      <w:pPr>
-        <w:ind w:firstLine="709"/>
-      </w:pPr>
-      <w:r>
-        <w:rPr>
-          <w:rFonts w:ascii="Times New Roman" w:hAnsi="Times New Roman" w:cs="Times New Roman" w:eastAsia="Times New Roman"/>
-          <w:b w:val="0"/>
-          <w:i w:val="0"/>
-          <w:color w:val="000000"/>
-          <w:sz w:val="22"/>
-        </w:rPr>
-        <w:t>Первоначальное извещение содержит только «Крышку багажника», тогда как акт следующего дня содержит десять позиций. Официальные материалы позволяют проверить первоначальную фиксацию без использования только локальных копий.</w:t>
-      </w:r>
-    </w:p>
-    <w:p>
-      <w:pPr>
-        <w:spacing w:before="120"/>
-        <w:ind w:firstLine="0"/>
-        <w:jc w:val="left"/>
-      </w:pPr>
-      <w:r>
-        <w:rPr>
-          <w:rFonts w:ascii="Times New Roman" w:hAnsi="Times New Roman" w:cs="Times New Roman" w:eastAsia="Times New Roman"/>
-          <w:b/>
-          <w:i w:val="0"/>
-          <w:color w:val="000000"/>
-          <w:sz w:val="22"/>
-        </w:rPr>
-        <w:t>У кого находится доказательство:</w:t>
-      </w:r>
-    </w:p>
-    <w:p>
-      <w:pPr>
-        <w:ind w:firstLine="709"/>
-      </w:pPr>
-      <w:r>
-        <w:rPr>
-          <w:rFonts w:ascii="Times New Roman" w:hAnsi="Times New Roman" w:cs="Times New Roman" w:eastAsia="Times New Roman"/>
-          <w:b w:val="0"/>
-          <w:i w:val="0"/>
-          <w:color w:val="000000"/>
-          <w:sz w:val="22"/>
-        </w:rPr>
-        <w:t>Электронное извещение получают страховщики-участники урегулирования: АО «Зетта Страхование» и АО ГСК «Югория». Оператором АИС ОСАГО является РСА. «Госуслуги Авто» используется как канал оформления и доступа к извещению.</w:t>
-      </w:r>
-    </w:p>
-    <w:p>
-      <w:pPr>
-        <w:spacing w:before="120"/>
-        <w:ind w:firstLine="0"/>
-        <w:jc w:val="left"/>
-      </w:pPr>
-      <w:r>
-        <w:rPr>
-          <w:rFonts w:ascii="Times New Roman" w:hAnsi="Times New Roman" w:cs="Times New Roman" w:eastAsia="Times New Roman"/>
-          <w:b/>
-          <w:i w:val="0"/>
-          <w:color w:val="000000"/>
-          <w:sz w:val="22"/>
-        </w:rPr>
-        <w:t>Что предпринял ответчик:</w:t>
-      </w:r>
-    </w:p>
-    <w:p>
-      <w:pPr>
-        <w:ind w:firstLine="709"/>
-      </w:pPr>
-      <w:r>
-        <w:rPr>
-          <w:rFonts w:ascii="Times New Roman" w:hAnsi="Times New Roman" w:cs="Times New Roman" w:eastAsia="Times New Roman"/>
-          <w:b w:val="0"/>
-          <w:i w:val="0"/>
-          <w:color w:val="000000"/>
-          <w:sz w:val="22"/>
-        </w:rPr>
-        <w:t>Подготовлены запросы по истории личного кабинета, европротоколу N231029-18673 и фотофиксации 347490.</w:t>
-      </w:r>
-    </w:p>
-    <w:p>
-      <w:pPr>
-        <w:spacing w:before="120"/>
-        <w:ind w:firstLine="0"/>
-        <w:jc w:val="left"/>
-      </w:pPr>
-      <w:r>
-        <w:rPr>
-          <w:rFonts w:ascii="Times New Roman" w:hAnsi="Times New Roman" w:cs="Times New Roman" w:eastAsia="Times New Roman"/>
-          <w:b/>
-          <w:i w:val="0"/>
-          <w:color w:val="000000"/>
-          <w:sz w:val="22"/>
-        </w:rPr>
-        <w:t>Почему невозможно получить самостоятельно:</w:t>
-      </w:r>
-    </w:p>
-    <w:p>
-      <w:pPr>
-        <w:ind w:firstLine="709"/>
-      </w:pPr>
-      <w:r>
-        <w:rPr>
-          <w:rFonts w:ascii="Times New Roman" w:hAnsi="Times New Roman" w:cs="Times New Roman" w:eastAsia="Times New Roman"/>
-          <w:b w:val="0"/>
-          <w:i w:val="0"/>
-          <w:color w:val="000000"/>
-          <w:sz w:val="22"/>
-        </w:rPr>
-        <w:t>У ответчика имеются только три локальные фотографии; официальный электронный комплект и метаданные не предоставлены.</w:t>
-      </w:r>
-    </w:p>
-    <w:p>
-      <w:pPr>
-        <w:spacing w:before="120"/>
-        <w:ind w:firstLine="0"/>
-        <w:jc w:val="left"/>
-      </w:pPr>
-      <w:r>
-        <w:rPr>
-          <w:rFonts w:ascii="Times New Roman" w:hAnsi="Times New Roman" w:cs="Times New Roman" w:eastAsia="Times New Roman"/>
-          <w:b/>
-          <w:i w:val="0"/>
-          <w:color w:val="000000"/>
-          <w:sz w:val="22"/>
-        </w:rPr>
-        <w:t>Что просит ответчик:</w:t>
-      </w:r>
-    </w:p>
-    <w:p>
-      <w:pPr>
-        <w:ind w:firstLine="709"/>
-      </w:pPr>
-      <w:r>
-        <w:rPr>
-          <w:rFonts w:ascii="Times New Roman" w:hAnsi="Times New Roman" w:cs="Times New Roman" w:eastAsia="Times New Roman"/>
-          <w:b w:val="0"/>
-          <w:i w:val="0"/>
-          <w:color w:val="000000"/>
-          <w:sz w:val="22"/>
-        </w:rPr>
-        <w:t>Истребовать у АО «Зетта Страхование» и АО ГСК «Югория» находящиеся у них экземпляры электронного извещения и фотоматериалы, а у РСА как оператора АИС ОСАГО - сведения о загрузке, передаче и метаданных файлов.</w:t>
-      </w:r>
-    </w:p>
-    <w:p>
-      <w:pPr>
-        <w:pStyle w:val="Heading2"/>
-      </w:pPr>
-      <w:r>
-        <w:rPr>
-          <w:rFonts w:ascii="Times New Roman" w:hAnsi="Times New Roman" w:cs="Times New Roman" w:eastAsia="Times New Roman"/>
-          <w:b/>
-          <w:i w:val="0"/>
-          <w:color w:val="000000"/>
-          <w:sz w:val="25"/>
         </w:rPr>
         <w:t>4. Истец: ремонты, история автомобиля и возможность экспертизы</w:t>
       </w:r>
     </w:p>
     <w:p>
       <w:pPr>
-        <w:spacing w:before="120"/>
-        <w:ind w:firstLine="0"/>
-        <w:jc w:val="left"/>
+        <w:widowControl/>
+        <w:jc w:val="both"/>
       </w:pPr>
       <w:r>
         <w:rPr>
-          <w:rFonts w:ascii="Times New Roman" w:hAnsi="Times New Roman" w:cs="Times New Roman" w:eastAsia="Times New Roman"/>
+          <w:rFonts w:ascii="Times New Roman" w:hAnsi="Times New Roman" w:eastAsia="Times New Roman"/>
           <w:b/>
-          <w:i w:val="0"/>
-          <w:color w:val="000000"/>
-          <w:sz w:val="22"/>
         </w:rPr>
         <w:t>Какие доказательства истребуются:</w:t>
       </w:r>
     </w:p>
     <w:p>
       <w:pPr>
-        <w:spacing w:after="40"/>
-        <w:ind w:left="510" w:hanging="227"/>
+        <w:widowControl/>
+        <w:ind w:left="317" w:hanging="230"/>
         <w:jc w:val="both"/>
       </w:pPr>
       <w:r>
         <w:rPr>
-          <w:rFonts w:ascii="Times New Roman" w:hAnsi="Times New Roman" w:cs="Times New Roman" w:eastAsia="Times New Roman"/>
-          <w:color w:val="000000"/>
-          <w:sz w:val="22"/>
+          <w:rFonts w:ascii="Times New Roman" w:hAnsi="Times New Roman" w:eastAsia="Times New Roman"/>
+          <w:b w:val="0"/>
         </w:rPr>
-        <w:t xml:space="preserve">• </w:t>
+        <w:t>• история ремонта после 29.10.2023;</w:t>
+      </w:r>
+    </w:p>
+    <w:p>
+      <w:pPr>
+        <w:widowControl/>
+        <w:ind w:left="317" w:hanging="230"/>
+        <w:jc w:val="both"/>
+      </w:pPr>
+      <w:r>
+        <w:rPr>
+          <w:rFonts w:ascii="Times New Roman" w:hAnsi="Times New Roman" w:eastAsia="Times New Roman"/>
+          <w:b w:val="0"/>
+        </w:rPr>
+        <w:t>• заказ-наряды;</w:t>
+      </w:r>
+    </w:p>
+    <w:p>
+      <w:pPr>
+        <w:widowControl/>
+        <w:ind w:left="317" w:hanging="230"/>
+        <w:jc w:val="both"/>
+      </w:pPr>
+      <w:r>
+        <w:rPr>
+          <w:rFonts w:ascii="Times New Roman" w:hAnsi="Times New Roman" w:eastAsia="Times New Roman"/>
+          <w:b w:val="0"/>
+        </w:rPr>
+        <w:t>• счета;</w:t>
+      </w:r>
+    </w:p>
+    <w:p>
+      <w:pPr>
+        <w:widowControl/>
+        <w:ind w:left="317" w:hanging="230"/>
+        <w:jc w:val="both"/>
+      </w:pPr>
+      <w:r>
+        <w:rPr>
+          <w:rFonts w:ascii="Times New Roman" w:hAnsi="Times New Roman" w:eastAsia="Times New Roman"/>
+          <w:b w:val="0"/>
+        </w:rPr>
+        <w:t>• акты выполненных работ;</w:t>
+      </w:r>
+    </w:p>
+    <w:p>
+      <w:pPr>
+        <w:widowControl/>
+        <w:ind w:left="317" w:hanging="230"/>
+        <w:jc w:val="both"/>
+      </w:pPr>
+      <w:r>
+        <w:rPr>
+          <w:rFonts w:ascii="Times New Roman" w:hAnsi="Times New Roman" w:eastAsia="Times New Roman"/>
+          <w:b w:val="0"/>
+        </w:rPr>
+        <w:t>• даты ремонта;</w:t>
+      </w:r>
+    </w:p>
+    <w:p>
+      <w:pPr>
+        <w:widowControl/>
+        <w:ind w:left="317" w:hanging="230"/>
+        <w:jc w:val="both"/>
+      </w:pPr>
+      <w:r>
+        <w:rPr>
+          <w:rFonts w:ascii="Times New Roman" w:hAnsi="Times New Roman" w:eastAsia="Times New Roman"/>
+          <w:b w:val="0"/>
+        </w:rPr>
+        <w:t>• перечень фактически заменённых деталей;</w:t>
+      </w:r>
+    </w:p>
+    <w:p>
+      <w:pPr>
+        <w:widowControl/>
+        <w:ind w:left="317" w:hanging="230"/>
+        <w:jc w:val="both"/>
+      </w:pPr>
+      <w:r>
+        <w:rPr>
+          <w:rFonts w:ascii="Times New Roman" w:hAnsi="Times New Roman" w:eastAsia="Times New Roman"/>
+          <w:b w:val="0"/>
+        </w:rPr>
+        <w:t>• дефектовки;</w:t>
+      </w:r>
+    </w:p>
+    <w:p>
+      <w:pPr>
+        <w:widowControl/>
+        <w:ind w:left="317" w:hanging="230"/>
+        <w:jc w:val="both"/>
+      </w:pPr>
+      <w:r>
+        <w:rPr>
+          <w:rFonts w:ascii="Times New Roman" w:hAnsi="Times New Roman" w:eastAsia="Times New Roman"/>
+          <w:b w:val="0"/>
+        </w:rPr>
+        <w:t>• сведения о последующих страховых событиях;</w:t>
+      </w:r>
+    </w:p>
+    <w:p>
+      <w:pPr>
+        <w:widowControl/>
+        <w:ind w:left="317" w:hanging="230"/>
+        <w:jc w:val="both"/>
+      </w:pPr>
+      <w:r>
+        <w:rPr>
+          <w:rFonts w:ascii="Times New Roman" w:hAnsi="Times New Roman" w:eastAsia="Times New Roman"/>
+          <w:b w:val="0"/>
+        </w:rPr>
+        <w:t>• текущее состояние;</w:t>
+      </w:r>
+    </w:p>
+    <w:p>
+      <w:pPr>
+        <w:widowControl/>
+        <w:ind w:left="317" w:hanging="230"/>
+        <w:jc w:val="both"/>
+      </w:pPr>
+      <w:r>
+        <w:rPr>
+          <w:rFonts w:ascii="Times New Roman" w:hAnsi="Times New Roman" w:eastAsia="Times New Roman"/>
+          <w:b w:val="0"/>
+        </w:rPr>
+        <w:t>• текущий пробег;</w:t>
+      </w:r>
+    </w:p>
+    <w:p>
+      <w:pPr>
+        <w:widowControl/>
+        <w:ind w:left="317" w:hanging="230"/>
+        <w:jc w:val="both"/>
+      </w:pPr>
+      <w:r>
+        <w:rPr>
+          <w:rFonts w:ascii="Times New Roman" w:hAnsi="Times New Roman" w:eastAsia="Times New Roman"/>
+          <w:b w:val="0"/>
+        </w:rPr>
+        <w:t>• место нахождения автомобиля;</w:t>
+      </w:r>
+    </w:p>
+    <w:p>
+      <w:pPr>
+        <w:widowControl/>
+        <w:ind w:left="317" w:hanging="230"/>
+        <w:jc w:val="both"/>
+      </w:pPr>
+      <w:r>
+        <w:rPr>
+          <w:rFonts w:ascii="Times New Roman" w:hAnsi="Times New Roman" w:eastAsia="Times New Roman"/>
+          <w:b w:val="0"/>
+        </w:rPr>
+        <w:t>• возможность предоставить автомобиль для экспертизы.</w:t>
+      </w:r>
+    </w:p>
+    <w:p>
+      <w:pPr>
+        <w:widowControl/>
+        <w:ind w:left="317" w:hanging="230"/>
+        <w:jc w:val="both"/>
+      </w:pPr>
+      <w:r>
+        <w:rPr>
+          <w:rFonts w:ascii="Times New Roman" w:hAnsi="Times New Roman" w:eastAsia="Times New Roman"/>
+          <w:b w:val="0"/>
+        </w:rPr>
+        <w:t>• полис ХХХ 0284409797, указанный в иске и электронном извещении;</w:t>
+      </w:r>
+    </w:p>
+    <w:p>
+      <w:pPr>
+        <w:widowControl/>
+        <w:ind w:left="317" w:hanging="230"/>
+        <w:jc w:val="both"/>
+      </w:pPr>
+      <w:r>
+        <w:rPr>
+          <w:rFonts w:ascii="Times New Roman" w:hAnsi="Times New Roman" w:eastAsia="Times New Roman"/>
+          <w:b w:val="0"/>
+        </w:rPr>
+        <w:t>• официальное подтверждение страховщика, страхователя, застрахованного ТС и срока действия этого полиса ОСАГО;</w:t>
+      </w:r>
+    </w:p>
+    <w:p>
+      <w:pPr>
+        <w:widowControl/>
+        <w:ind w:left="317" w:hanging="230"/>
+        <w:jc w:val="both"/>
+      </w:pPr>
+      <w:r>
+        <w:rPr>
+          <w:rFonts w:ascii="Times New Roman" w:hAnsi="Times New Roman" w:eastAsia="Times New Roman"/>
+          <w:b w:val="0"/>
+        </w:rPr>
+        <w:t>• пояснение о связи полиса ХХХ 0284409797 с договором КАСКО № 65/22-04(7)-000217 и выплатным делом № 065/23-04-001505.</w:t>
+      </w:r>
+    </w:p>
+    <w:p>
+      <w:pPr>
+        <w:widowControl/>
+        <w:ind w:left="317" w:hanging="230"/>
+        <w:jc w:val="both"/>
+      </w:pPr>
+      <w:r>
+        <w:rPr>
+          <w:rFonts w:ascii="Times New Roman" w:hAnsi="Times New Roman" w:eastAsia="Times New Roman"/>
+          <w:b w:val="0"/>
+        </w:rPr>
+        <w:t>• полный договор на юридические услуги и приложения;</w:t>
+      </w:r>
+    </w:p>
+    <w:p>
+      <w:pPr>
+        <w:widowControl/>
+        <w:ind w:left="317" w:hanging="230"/>
+        <w:jc w:val="both"/>
+      </w:pPr>
+      <w:r>
+        <w:rPr>
+          <w:rFonts w:ascii="Times New Roman" w:hAnsi="Times New Roman" w:eastAsia="Times New Roman"/>
+          <w:b w:val="0"/>
+        </w:rPr>
+        <w:t>• акт оказанных услуг, если он составлялся;</w:t>
+      </w:r>
+    </w:p>
+    <w:p>
+      <w:pPr>
+        <w:widowControl/>
+        <w:ind w:left="317" w:hanging="230"/>
+        <w:jc w:val="both"/>
+      </w:pPr>
+      <w:r>
+        <w:rPr>
+          <w:rFonts w:ascii="Times New Roman" w:hAnsi="Times New Roman" w:eastAsia="Times New Roman"/>
+          <w:b w:val="0"/>
+        </w:rPr>
+        <w:t>• перечень фактически выполненных юридических работ;</w:t>
+      </w:r>
+    </w:p>
+    <w:p>
+      <w:pPr>
+        <w:widowControl/>
+        <w:ind w:left="317" w:hanging="230"/>
+        <w:jc w:val="both"/>
+      </w:pPr>
+      <w:r>
+        <w:rPr>
+          <w:rFonts w:ascii="Times New Roman" w:hAnsi="Times New Roman" w:eastAsia="Times New Roman"/>
+          <w:b w:val="0"/>
+        </w:rPr>
+        <w:t>• сведения об относимости расходов 50 000 руб. именно к настоящему делу.</w:t>
+      </w:r>
+    </w:p>
+    <w:p>
+      <w:pPr>
+        <w:widowControl/>
+        <w:jc w:val="both"/>
+      </w:pPr>
+      <w:r>
+        <w:rPr>
+          <w:rFonts w:ascii="Times New Roman" w:hAnsi="Times New Roman" w:eastAsia="Times New Roman"/>
+          <w:b/>
+        </w:rPr>
+        <w:t>Какое обстоятельство устанавливается:</w:t>
       </w:r>
       <w:r>
         <w:rPr>
-          <w:rFonts w:ascii="Times New Roman" w:hAnsi="Times New Roman" w:cs="Times New Roman" w:eastAsia="Times New Roman"/>
+          <w:rFonts w:ascii="Times New Roman" w:hAnsi="Times New Roman" w:eastAsia="Times New Roman"/>
           <w:b w:val="0"/>
-          <w:i w:val="0"/>
-          <w:color w:val="000000"/>
-          <w:sz w:val="22"/>
         </w:rPr>
-        <w:t>история ремонта после 29.10.2023;</w:t>
+        <w:t xml:space="preserve"> Ремонтировался ли автомобиль после ДТП, какие работы и замены выполнялись, сохранилось ли исходное состояние, можно ли провести натурное исследование, какова связь полиса ОСАГО ХХХ 0284409797, договора КАСКО и выплатного дела и какие юридические услуги фактически оказаны.</w:t>
       </w:r>
     </w:p>
     <w:p>
       <w:pPr>
-        <w:spacing w:after="40"/>
-        <w:ind w:left="510" w:hanging="227"/>
+        <w:widowControl/>
         <w:jc w:val="both"/>
       </w:pPr>
       <w:r>
         <w:rPr>
-          <w:rFonts w:ascii="Times New Roman" w:hAnsi="Times New Roman" w:cs="Times New Roman" w:eastAsia="Times New Roman"/>
-          <w:color w:val="000000"/>
-          <w:sz w:val="22"/>
+          <w:rFonts w:ascii="Times New Roman" w:hAnsi="Times New Roman" w:eastAsia="Times New Roman"/>
+          <w:b/>
         </w:rPr>
-        <w:t xml:space="preserve">• </w:t>
+        <w:t>Значение для дела:</w:t>
       </w:r>
       <w:r>
         <w:rPr>
-          <w:rFonts w:ascii="Times New Roman" w:hAnsi="Times New Roman" w:cs="Times New Roman" w:eastAsia="Times New Roman"/>
+          <w:rFonts w:ascii="Times New Roman" w:hAnsi="Times New Roman" w:eastAsia="Times New Roman"/>
           <w:b w:val="0"/>
-          <w:i w:val="0"/>
-          <w:color w:val="000000"/>
-          <w:sz w:val="22"/>
         </w:rPr>
-        <w:t>заказ-наряды;</w:t>
+        <w:t xml:space="preserve"> Отсутствие фактического ремонта само по себе не исключает наличие ущерба. Сведения о ремонте необходимы для проверки причинной связи, повторности повреждений, текущего состояния, возможности натурной экспертизы и того, какие детали фактически заменялись.</w:t>
       </w:r>
     </w:p>
     <w:p>
       <w:pPr>
-        <w:spacing w:after="40"/>
-        <w:ind w:left="510" w:hanging="227"/>
+        <w:widowControl/>
         <w:jc w:val="both"/>
       </w:pPr>
       <w:r>
         <w:rPr>
-          <w:rFonts w:ascii="Times New Roman" w:hAnsi="Times New Roman" w:cs="Times New Roman" w:eastAsia="Times New Roman"/>
-          <w:color w:val="000000"/>
-          <w:sz w:val="22"/>
+          <w:rFonts w:ascii="Times New Roman" w:hAnsi="Times New Roman" w:eastAsia="Times New Roman"/>
+          <w:b/>
         </w:rPr>
-        <w:t xml:space="preserve">• </w:t>
+        <w:t>У кого находится доказательство:</w:t>
       </w:r>
       <w:r>
         <w:rPr>
-          <w:rFonts w:ascii="Times New Roman" w:hAnsi="Times New Roman" w:cs="Times New Roman" w:eastAsia="Times New Roman"/>
+          <w:rFonts w:ascii="Times New Roman" w:hAnsi="Times New Roman" w:eastAsia="Times New Roman"/>
           <w:b w:val="0"/>
-          <w:i w:val="0"/>
-          <w:color w:val="000000"/>
-          <w:sz w:val="22"/>
         </w:rPr>
-        <w:t>счета;</w:t>
+        <w:t xml:space="preserve"> Истец.</w:t>
       </w:r>
     </w:p>
     <w:p>
       <w:pPr>
-        <w:spacing w:after="40"/>
-        <w:ind w:left="510" w:hanging="227"/>
+        <w:widowControl/>
         <w:jc w:val="both"/>
       </w:pPr>
       <w:r>
         <w:rPr>
-          <w:rFonts w:ascii="Times New Roman" w:hAnsi="Times New Roman" w:cs="Times New Roman" w:eastAsia="Times New Roman"/>
-          <w:color w:val="000000"/>
-          <w:sz w:val="22"/>
+          <w:rFonts w:ascii="Times New Roman" w:hAnsi="Times New Roman" w:eastAsia="Times New Roman"/>
+          <w:b/>
         </w:rPr>
-        <w:t xml:space="preserve">• </w:t>
+        <w:t>Что предпринял ответчик:</w:t>
       </w:r>
       <w:r>
         <w:rPr>
-          <w:rFonts w:ascii="Times New Roman" w:hAnsi="Times New Roman" w:cs="Times New Roman" w:eastAsia="Times New Roman"/>
+          <w:rFonts w:ascii="Times New Roman" w:hAnsi="Times New Roman" w:eastAsia="Times New Roman"/>
           <w:b w:val="0"/>
-          <w:i w:val="0"/>
-          <w:color w:val="000000"/>
-          <w:sz w:val="22"/>
         </w:rPr>
-        <w:t>акты выполненных работ;</w:t>
+        <w:t xml:space="preserve"> Подготовлен запрос о ремонтах, пробеге, состоянии, собственности и возможности осмотра.</w:t>
       </w:r>
     </w:p>
     <w:p>
       <w:pPr>
-        <w:spacing w:after="40"/>
-        <w:ind w:left="510" w:hanging="227"/>
+        <w:widowControl/>
         <w:jc w:val="both"/>
       </w:pPr>
       <w:r>
         <w:rPr>
-          <w:rFonts w:ascii="Times New Roman" w:hAnsi="Times New Roman" w:cs="Times New Roman" w:eastAsia="Times New Roman"/>
-          <w:color w:val="000000"/>
-          <w:sz w:val="22"/>
+          <w:rFonts w:ascii="Times New Roman" w:hAnsi="Times New Roman" w:eastAsia="Times New Roman"/>
+          <w:b/>
         </w:rPr>
-        <w:t xml:space="preserve">• </w:t>
+        <w:t>Почему невозможно получить самостоятельно:</w:t>
       </w:r>
       <w:r>
         <w:rPr>
-          <w:rFonts w:ascii="Times New Roman" w:hAnsi="Times New Roman" w:cs="Times New Roman" w:eastAsia="Times New Roman"/>
+          <w:rFonts w:ascii="Times New Roman" w:hAnsi="Times New Roman" w:eastAsia="Times New Roman"/>
           <w:b w:val="0"/>
-          <w:i w:val="0"/>
-          <w:color w:val="000000"/>
-          <w:sz w:val="22"/>
         </w:rPr>
-        <w:t>даты ремонта;</w:t>
+        <w:t xml:space="preserve"> Документы и автомобиль находятся в распоряжении истца.</w:t>
       </w:r>
     </w:p>
     <w:p>
       <w:pPr>
-        <w:spacing w:after="40"/>
-        <w:ind w:left="510" w:hanging="227"/>
+        <w:widowControl/>
         <w:jc w:val="both"/>
       </w:pPr>
       <w:r>
         <w:rPr>
-          <w:rFonts w:ascii="Times New Roman" w:hAnsi="Times New Roman" w:cs="Times New Roman" w:eastAsia="Times New Roman"/>
-          <w:color w:val="000000"/>
-          <w:sz w:val="22"/>
+          <w:rFonts w:ascii="Times New Roman" w:hAnsi="Times New Roman" w:eastAsia="Times New Roman"/>
+          <w:b/>
         </w:rPr>
-        <w:t xml:space="preserve">• </w:t>
+        <w:t>Что просит ответчик:</w:t>
       </w:r>
       <w:r>
         <w:rPr>
-          <w:rFonts w:ascii="Times New Roman" w:hAnsi="Times New Roman" w:cs="Times New Roman" w:eastAsia="Times New Roman"/>
+          <w:rFonts w:ascii="Times New Roman" w:hAnsi="Times New Roman" w:eastAsia="Times New Roman"/>
           <w:b w:val="0"/>
-          <w:i w:val="0"/>
-          <w:color w:val="000000"/>
-          <w:sz w:val="22"/>
         </w:rPr>
-        <w:t>перечень фактически заменённых деталей;</w:t>
+        <w:t xml:space="preserve"> Предложить истцу представить перечисленные сведения и документы.</w:t>
       </w:r>
     </w:p>
     <w:p>
       <w:pPr>
-        <w:spacing w:after="40"/>
-        <w:ind w:left="510" w:hanging="227"/>
-        <w:jc w:val="both"/>
+        <w:pStyle w:val="Heading2"/>
+        <w:jc w:val="left"/>
       </w:pPr>
       <w:r>
         <w:rPr>
-          <w:rFonts w:ascii="Times New Roman" w:hAnsi="Times New Roman" w:cs="Times New Roman" w:eastAsia="Times New Roman"/>
+          <w:rFonts w:ascii="Times New Roman" w:hAnsi="Times New Roman" w:eastAsia="Times New Roman"/>
+          <w:b/>
           <w:color w:val="000000"/>
-          <w:sz w:val="22"/>
         </w:rPr>
-        <w:t xml:space="preserve">• </w:t>
-      </w:r>
-      <w:r>
-        <w:rPr>
-          <w:rFonts w:ascii="Times New Roman" w:hAnsi="Times New Roman" w:cs="Times New Roman" w:eastAsia="Times New Roman"/>
-          <w:b w:val="0"/>
-          <w:i w:val="0"/>
-          <w:color w:val="000000"/>
-          <w:sz w:val="22"/>
-        </w:rPr>
-        <w:t>дефектовки;</w:t>
+        <w:t>5. Истец и исследователи - полный комплект заключения 2026 года</w:t>
       </w:r>
     </w:p>
     <w:p>
       <w:pPr>
-        <w:spacing w:after="40"/>
-        <w:ind w:left="510" w:hanging="227"/>
+        <w:widowControl/>
         <w:jc w:val="both"/>
       </w:pPr>
       <w:r>
         <w:rPr>
-          <w:rFonts w:ascii="Times New Roman" w:hAnsi="Times New Roman" w:cs="Times New Roman" w:eastAsia="Times New Roman"/>
-          <w:color w:val="000000"/>
-          <w:sz w:val="22"/>
-        </w:rPr>
-        <w:t xml:space="preserve">• </w:t>
-      </w:r>
-      <w:r>
-        <w:rPr>
-          <w:rFonts w:ascii="Times New Roman" w:hAnsi="Times New Roman" w:cs="Times New Roman" w:eastAsia="Times New Roman"/>
-          <w:b w:val="0"/>
-          <w:i w:val="0"/>
-          <w:color w:val="000000"/>
-          <w:sz w:val="22"/>
-        </w:rPr>
-        <w:t>сведения о последующих страховых событиях;</w:t>
-      </w:r>
-    </w:p>
-    <w:p>
-      <w:pPr>
-        <w:spacing w:after="40"/>
-        <w:ind w:left="510" w:hanging="227"/>
-        <w:jc w:val="both"/>
-      </w:pPr>
-      <w:r>
-        <w:rPr>
-          <w:rFonts w:ascii="Times New Roman" w:hAnsi="Times New Roman" w:cs="Times New Roman" w:eastAsia="Times New Roman"/>
-          <w:color w:val="000000"/>
-          <w:sz w:val="22"/>
-        </w:rPr>
-        <w:t xml:space="preserve">• </w:t>
-      </w:r>
-      <w:r>
-        <w:rPr>
-          <w:rFonts w:ascii="Times New Roman" w:hAnsi="Times New Roman" w:cs="Times New Roman" w:eastAsia="Times New Roman"/>
-          <w:b w:val="0"/>
-          <w:i w:val="0"/>
-          <w:color w:val="000000"/>
-          <w:sz w:val="22"/>
-        </w:rPr>
-        <w:t>текущее состояние;</w:t>
-      </w:r>
-    </w:p>
-    <w:p>
-      <w:pPr>
-        <w:spacing w:after="40"/>
-        <w:ind w:left="510" w:hanging="227"/>
-        <w:jc w:val="both"/>
-      </w:pPr>
-      <w:r>
-        <w:rPr>
-          <w:rFonts w:ascii="Times New Roman" w:hAnsi="Times New Roman" w:cs="Times New Roman" w:eastAsia="Times New Roman"/>
-          <w:color w:val="000000"/>
-          <w:sz w:val="22"/>
-        </w:rPr>
-        <w:t xml:space="preserve">• </w:t>
-      </w:r>
-      <w:r>
-        <w:rPr>
-          <w:rFonts w:ascii="Times New Roman" w:hAnsi="Times New Roman" w:cs="Times New Roman" w:eastAsia="Times New Roman"/>
-          <w:b w:val="0"/>
-          <w:i w:val="0"/>
-          <w:color w:val="000000"/>
-          <w:sz w:val="22"/>
-        </w:rPr>
-        <w:t>текущий пробег;</w:t>
-      </w:r>
-    </w:p>
-    <w:p>
-      <w:pPr>
-        <w:spacing w:after="40"/>
-        <w:ind w:left="510" w:hanging="227"/>
-        <w:jc w:val="both"/>
-      </w:pPr>
-      <w:r>
-        <w:rPr>
-          <w:rFonts w:ascii="Times New Roman" w:hAnsi="Times New Roman" w:cs="Times New Roman" w:eastAsia="Times New Roman"/>
-          <w:color w:val="000000"/>
-          <w:sz w:val="22"/>
-        </w:rPr>
-        <w:t xml:space="preserve">• </w:t>
-      </w:r>
-      <w:r>
-        <w:rPr>
-          <w:rFonts w:ascii="Times New Roman" w:hAnsi="Times New Roman" w:cs="Times New Roman" w:eastAsia="Times New Roman"/>
-          <w:b w:val="0"/>
-          <w:i w:val="0"/>
-          <w:color w:val="000000"/>
-          <w:sz w:val="22"/>
-        </w:rPr>
-        <w:t>место нахождения автомобиля;</w:t>
-      </w:r>
-    </w:p>
-    <w:p>
-      <w:pPr>
-        <w:spacing w:after="40"/>
-        <w:ind w:left="510" w:hanging="227"/>
-        <w:jc w:val="both"/>
-      </w:pPr>
-      <w:r>
-        <w:rPr>
-          <w:rFonts w:ascii="Times New Roman" w:hAnsi="Times New Roman" w:cs="Times New Roman" w:eastAsia="Times New Roman"/>
-          <w:color w:val="000000"/>
-          <w:sz w:val="22"/>
-        </w:rPr>
-        <w:t xml:space="preserve">• </w:t>
-      </w:r>
-      <w:r>
-        <w:rPr>
-          <w:rFonts w:ascii="Times New Roman" w:hAnsi="Times New Roman" w:cs="Times New Roman" w:eastAsia="Times New Roman"/>
-          <w:b w:val="0"/>
-          <w:i w:val="0"/>
-          <w:color w:val="000000"/>
-          <w:sz w:val="22"/>
-        </w:rPr>
-        <w:t>возможность предоставить автомобиль для экспертизы.</w:t>
-      </w:r>
-    </w:p>
-    <w:p>
-      <w:pPr>
-        <w:spacing w:after="40"/>
-        <w:ind w:left="510" w:hanging="227"/>
-        <w:jc w:val="both"/>
-      </w:pPr>
-      <w:r>
-        <w:rPr>
-          <w:rFonts w:ascii="Times New Roman" w:hAnsi="Times New Roman" w:cs="Times New Roman" w:eastAsia="Times New Roman"/>
-          <w:color w:val="000000"/>
-          <w:sz w:val="22"/>
-        </w:rPr>
-        <w:t xml:space="preserve">• </w:t>
-      </w:r>
-      <w:r>
-        <w:rPr>
-          <w:rFonts w:ascii="Times New Roman" w:hAnsi="Times New Roman" w:cs="Times New Roman" w:eastAsia="Times New Roman"/>
-          <w:b w:val="0"/>
-          <w:i w:val="0"/>
-          <w:color w:val="000000"/>
-          <w:sz w:val="22"/>
-        </w:rPr>
-        <w:t>полис ХХХ 0284409797, указанный в иске;</w:t>
-      </w:r>
-    </w:p>
-    <w:p>
-      <w:pPr>
-        <w:spacing w:after="40"/>
-        <w:ind w:left="510" w:hanging="227"/>
-        <w:jc w:val="both"/>
-      </w:pPr>
-      <w:r>
-        <w:rPr>
-          <w:rFonts w:ascii="Times New Roman" w:hAnsi="Times New Roman" w:cs="Times New Roman" w:eastAsia="Times New Roman"/>
-          <w:color w:val="000000"/>
-          <w:sz w:val="22"/>
-        </w:rPr>
-        <w:t xml:space="preserve">• </w:t>
-      </w:r>
-      <w:r>
-        <w:rPr>
-          <w:rFonts w:ascii="Times New Roman" w:hAnsi="Times New Roman" w:cs="Times New Roman" w:eastAsia="Times New Roman"/>
-          <w:b w:val="0"/>
-          <w:i w:val="0"/>
-          <w:color w:val="000000"/>
-          <w:sz w:val="22"/>
-        </w:rPr>
-        <w:t>сведения о страховщике, виде страхования, страхователе, застрахованном ТС и сроке действия этого полиса;</w:t>
-      </w:r>
-    </w:p>
-    <w:p>
-      <w:pPr>
-        <w:spacing w:after="40"/>
-        <w:ind w:left="510" w:hanging="227"/>
-        <w:jc w:val="both"/>
-      </w:pPr>
-      <w:r>
-        <w:rPr>
-          <w:rFonts w:ascii="Times New Roman" w:hAnsi="Times New Roman" w:cs="Times New Roman" w:eastAsia="Times New Roman"/>
-          <w:color w:val="000000"/>
-          <w:sz w:val="22"/>
-        </w:rPr>
-        <w:t xml:space="preserve">• </w:t>
-      </w:r>
-      <w:r>
-        <w:rPr>
-          <w:rFonts w:ascii="Times New Roman" w:hAnsi="Times New Roman" w:cs="Times New Roman" w:eastAsia="Times New Roman"/>
-          <w:b w:val="0"/>
-          <w:i w:val="0"/>
-          <w:color w:val="000000"/>
-          <w:sz w:val="22"/>
-        </w:rPr>
-        <w:t>пояснение о связи полиса ХХХ 0284409797 с договором КАСКО № 65/22-04(7)-000217 и выплатным делом № 065/23-04-001505.</w:t>
-      </w:r>
-    </w:p>
-    <w:p>
-      <w:pPr>
-        <w:spacing w:after="40"/>
-        <w:ind w:left="510" w:hanging="227"/>
-        <w:jc w:val="both"/>
-      </w:pPr>
-      <w:r>
-        <w:rPr>
-          <w:rFonts w:ascii="Times New Roman" w:hAnsi="Times New Roman" w:cs="Times New Roman" w:eastAsia="Times New Roman"/>
-          <w:color w:val="000000"/>
-          <w:sz w:val="22"/>
-        </w:rPr>
-        <w:t xml:space="preserve">• </w:t>
-      </w:r>
-      <w:r>
-        <w:rPr>
-          <w:rFonts w:ascii="Times New Roman" w:hAnsi="Times New Roman" w:cs="Times New Roman" w:eastAsia="Times New Roman"/>
-          <w:b w:val="0"/>
-          <w:i w:val="0"/>
-          <w:color w:val="000000"/>
-          <w:sz w:val="22"/>
-        </w:rPr>
-        <w:t>полный договор на юридические услуги и приложения;</w:t>
-      </w:r>
-    </w:p>
-    <w:p>
-      <w:pPr>
-        <w:spacing w:after="40"/>
-        <w:ind w:left="510" w:hanging="227"/>
-        <w:jc w:val="both"/>
-      </w:pPr>
-      <w:r>
-        <w:rPr>
-          <w:rFonts w:ascii="Times New Roman" w:hAnsi="Times New Roman" w:cs="Times New Roman" w:eastAsia="Times New Roman"/>
-          <w:color w:val="000000"/>
-          <w:sz w:val="22"/>
-        </w:rPr>
-        <w:t xml:space="preserve">• </w:t>
-      </w:r>
-      <w:r>
-        <w:rPr>
-          <w:rFonts w:ascii="Times New Roman" w:hAnsi="Times New Roman" w:cs="Times New Roman" w:eastAsia="Times New Roman"/>
-          <w:b w:val="0"/>
-          <w:i w:val="0"/>
-          <w:color w:val="000000"/>
-          <w:sz w:val="22"/>
-        </w:rPr>
-        <w:t>акт оказанных услуг, если он составлялся;</w:t>
-      </w:r>
-    </w:p>
-    <w:p>
-      <w:pPr>
-        <w:spacing w:after="40"/>
-        <w:ind w:left="510" w:hanging="227"/>
-        <w:jc w:val="both"/>
-      </w:pPr>
-      <w:r>
-        <w:rPr>
-          <w:rFonts w:ascii="Times New Roman" w:hAnsi="Times New Roman" w:cs="Times New Roman" w:eastAsia="Times New Roman"/>
-          <w:color w:val="000000"/>
-          <w:sz w:val="22"/>
-        </w:rPr>
-        <w:t xml:space="preserve">• </w:t>
-      </w:r>
-      <w:r>
-        <w:rPr>
-          <w:rFonts w:ascii="Times New Roman" w:hAnsi="Times New Roman" w:cs="Times New Roman" w:eastAsia="Times New Roman"/>
-          <w:b w:val="0"/>
-          <w:i w:val="0"/>
-          <w:color w:val="000000"/>
-          <w:sz w:val="22"/>
-        </w:rPr>
-        <w:t>перечень фактически выполненных юридических работ;</w:t>
-      </w:r>
-    </w:p>
-    <w:p>
-      <w:pPr>
-        <w:spacing w:after="40"/>
-        <w:ind w:left="510" w:hanging="227"/>
-        <w:jc w:val="both"/>
-      </w:pPr>
-      <w:r>
-        <w:rPr>
-          <w:rFonts w:ascii="Times New Roman" w:hAnsi="Times New Roman" w:cs="Times New Roman" w:eastAsia="Times New Roman"/>
-          <w:color w:val="000000"/>
-          <w:sz w:val="22"/>
-        </w:rPr>
-        <w:t xml:space="preserve">• </w:t>
-      </w:r>
-      <w:r>
-        <w:rPr>
-          <w:rFonts w:ascii="Times New Roman" w:hAnsi="Times New Roman" w:cs="Times New Roman" w:eastAsia="Times New Roman"/>
-          <w:b w:val="0"/>
-          <w:i w:val="0"/>
-          <w:color w:val="000000"/>
-          <w:sz w:val="22"/>
-        </w:rPr>
-        <w:t>сведения об относимости расходов 50 000 руб. именно к настоящему делу.</w:t>
-      </w:r>
-    </w:p>
-    <w:p>
-      <w:pPr>
-        <w:spacing w:before="120"/>
-        <w:ind w:firstLine="0"/>
-        <w:jc w:val="left"/>
-      </w:pPr>
-      <w:r>
-        <w:rPr>
-          <w:rFonts w:ascii="Times New Roman" w:hAnsi="Times New Roman" w:cs="Times New Roman" w:eastAsia="Times New Roman"/>
+          <w:rFonts w:ascii="Times New Roman" w:hAnsi="Times New Roman" w:eastAsia="Times New Roman"/>
           <w:b/>
-          <w:i w:val="0"/>
-          <w:color w:val="000000"/>
-          <w:sz w:val="22"/>
-        </w:rPr>
-        <w:t>Какое обстоятельство устанавливается:</w:t>
-      </w:r>
-    </w:p>
-    <w:p>
-      <w:pPr>
-        <w:ind w:firstLine="709"/>
-      </w:pPr>
-      <w:r>
-        <w:rPr>
-          <w:rFonts w:ascii="Times New Roman" w:hAnsi="Times New Roman" w:cs="Times New Roman" w:eastAsia="Times New Roman"/>
-          <w:b w:val="0"/>
-          <w:i w:val="0"/>
-          <w:color w:val="000000"/>
-          <w:sz w:val="22"/>
-        </w:rPr>
-        <w:t>Ремонтировался ли автомобиль после ДТП, какие работы и замены выполнялись, сохранилось ли исходное состояние, можно ли провести натурное исследование, какова связь полиса ХХХ 0284409797 с договором КАСКО и выплатным делом и какие юридические услуги фактически оказаны.</w:t>
-      </w:r>
-    </w:p>
-    <w:p>
-      <w:pPr>
-        <w:spacing w:before="120"/>
-        <w:ind w:firstLine="0"/>
-        <w:jc w:val="left"/>
-      </w:pPr>
-      <w:r>
-        <w:rPr>
-          <w:rFonts w:ascii="Times New Roman" w:hAnsi="Times New Roman" w:cs="Times New Roman" w:eastAsia="Times New Roman"/>
-          <w:b/>
-          <w:i w:val="0"/>
-          <w:color w:val="000000"/>
-          <w:sz w:val="22"/>
-        </w:rPr>
-        <w:t>Значение для дела:</w:t>
-      </w:r>
-    </w:p>
-    <w:p>
-      <w:pPr>
-        <w:ind w:firstLine="709"/>
-      </w:pPr>
-      <w:r>
-        <w:rPr>
-          <w:rFonts w:ascii="Times New Roman" w:hAnsi="Times New Roman" w:cs="Times New Roman" w:eastAsia="Times New Roman"/>
-          <w:b w:val="0"/>
-          <w:i w:val="0"/>
-          <w:color w:val="000000"/>
-          <w:sz w:val="22"/>
-        </w:rPr>
-        <w:t>Отсутствие фактического ремонта само по себе не исключает наличие ущерба. Сведения о ремонте необходимы для проверки причинной связи, повторности повреждений, текущего состояния, возможности натурной экспертизы и того, какие детали фактически заменялись.</w:t>
-      </w:r>
-    </w:p>
-    <w:p>
-      <w:pPr>
-        <w:spacing w:before="120"/>
-        <w:ind w:firstLine="0"/>
-        <w:jc w:val="left"/>
-      </w:pPr>
-      <w:r>
-        <w:rPr>
-          <w:rFonts w:ascii="Times New Roman" w:hAnsi="Times New Roman" w:cs="Times New Roman" w:eastAsia="Times New Roman"/>
-          <w:b/>
-          <w:i w:val="0"/>
-          <w:color w:val="000000"/>
-          <w:sz w:val="22"/>
-        </w:rPr>
-        <w:t>У кого находится доказательство:</w:t>
-      </w:r>
-    </w:p>
-    <w:p>
-      <w:pPr>
-        <w:ind w:firstLine="709"/>
-      </w:pPr>
-      <w:r>
-        <w:rPr>
-          <w:rFonts w:ascii="Times New Roman" w:hAnsi="Times New Roman" w:cs="Times New Roman" w:eastAsia="Times New Roman"/>
-          <w:b w:val="0"/>
-          <w:i w:val="0"/>
-          <w:color w:val="000000"/>
-          <w:sz w:val="22"/>
-        </w:rPr>
-        <w:t>Истец.</w:t>
-      </w:r>
-    </w:p>
-    <w:p>
-      <w:pPr>
-        <w:spacing w:before="120"/>
-        <w:ind w:firstLine="0"/>
-        <w:jc w:val="left"/>
-      </w:pPr>
-      <w:r>
-        <w:rPr>
-          <w:rFonts w:ascii="Times New Roman" w:hAnsi="Times New Roman" w:cs="Times New Roman" w:eastAsia="Times New Roman"/>
-          <w:b/>
-          <w:i w:val="0"/>
-          <w:color w:val="000000"/>
-          <w:sz w:val="22"/>
-        </w:rPr>
-        <w:t>Что предпринял ответчик:</w:t>
-      </w:r>
-    </w:p>
-    <w:p>
-      <w:pPr>
-        <w:ind w:firstLine="709"/>
-      </w:pPr>
-      <w:r>
-        <w:rPr>
-          <w:rFonts w:ascii="Times New Roman" w:hAnsi="Times New Roman" w:cs="Times New Roman" w:eastAsia="Times New Roman"/>
-          <w:b w:val="0"/>
-          <w:i w:val="0"/>
-          <w:color w:val="000000"/>
-          <w:sz w:val="22"/>
-        </w:rPr>
-        <w:t>Подготовлен запрос о ремонтах, пробеге, состоянии, собственности и возможности осмотра.</w:t>
-      </w:r>
-    </w:p>
-    <w:p>
-      <w:pPr>
-        <w:spacing w:before="120"/>
-        <w:ind w:firstLine="0"/>
-        <w:jc w:val="left"/>
-      </w:pPr>
-      <w:r>
-        <w:rPr>
-          <w:rFonts w:ascii="Times New Roman" w:hAnsi="Times New Roman" w:cs="Times New Roman" w:eastAsia="Times New Roman"/>
-          <w:b/>
-          <w:i w:val="0"/>
-          <w:color w:val="000000"/>
-          <w:sz w:val="22"/>
-        </w:rPr>
-        <w:t>Почему невозможно получить самостоятельно:</w:t>
-      </w:r>
-    </w:p>
-    <w:p>
-      <w:pPr>
-        <w:ind w:firstLine="709"/>
-      </w:pPr>
-      <w:r>
-        <w:rPr>
-          <w:rFonts w:ascii="Times New Roman" w:hAnsi="Times New Roman" w:cs="Times New Roman" w:eastAsia="Times New Roman"/>
-          <w:b w:val="0"/>
-          <w:i w:val="0"/>
-          <w:color w:val="000000"/>
-          <w:sz w:val="22"/>
-        </w:rPr>
-        <w:t>Документы и автомобиль находятся в распоряжении истца.</w:t>
-      </w:r>
-    </w:p>
-    <w:p>
-      <w:pPr>
-        <w:spacing w:before="120"/>
-        <w:ind w:firstLine="0"/>
-        <w:jc w:val="left"/>
-      </w:pPr>
-      <w:r>
-        <w:rPr>
-          <w:rFonts w:ascii="Times New Roman" w:hAnsi="Times New Roman" w:cs="Times New Roman" w:eastAsia="Times New Roman"/>
-          <w:b/>
-          <w:i w:val="0"/>
-          <w:color w:val="000000"/>
-          <w:sz w:val="22"/>
-        </w:rPr>
-        <w:t>Что просит ответчик:</w:t>
-      </w:r>
-    </w:p>
-    <w:p>
-      <w:pPr>
-        <w:ind w:firstLine="709"/>
-      </w:pPr>
-      <w:r>
-        <w:rPr>
-          <w:rFonts w:ascii="Times New Roman" w:hAnsi="Times New Roman" w:cs="Times New Roman" w:eastAsia="Times New Roman"/>
-          <w:b w:val="0"/>
-          <w:i w:val="0"/>
-          <w:color w:val="000000"/>
-          <w:sz w:val="22"/>
-        </w:rPr>
-        <w:t>Предложить истцу представить перечисленные сведения и документы.</w:t>
-      </w:r>
-    </w:p>
-    <w:p>
-      <w:pPr>
-        <w:pStyle w:val="Heading2"/>
-      </w:pPr>
-      <w:r>
-        <w:rPr>
-          <w:rFonts w:ascii="Times New Roman" w:hAnsi="Times New Roman" w:cs="Times New Roman" w:eastAsia="Times New Roman"/>
-          <w:b/>
-          <w:i w:val="0"/>
-          <w:color w:val="000000"/>
-          <w:sz w:val="25"/>
-        </w:rPr>
-        <w:t>5. Истец / Левинский - полный комплект заключения 2026 года</w:t>
-      </w:r>
-    </w:p>
-    <w:p>
-      <w:pPr>
-        <w:spacing w:before="120"/>
-        <w:ind w:firstLine="0"/>
-        <w:jc w:val="left"/>
-      </w:pPr>
-      <w:r>
-        <w:rPr>
-          <w:rFonts w:ascii="Times New Roman" w:hAnsi="Times New Roman" w:cs="Times New Roman" w:eastAsia="Times New Roman"/>
-          <w:b/>
-          <w:i w:val="0"/>
-          <w:color w:val="000000"/>
-          <w:sz w:val="22"/>
         </w:rPr>
         <w:t>Какие доказательства истребуются:</w:t>
       </w:r>
     </w:p>
     <w:p>
       <w:pPr>
-        <w:spacing w:after="40"/>
-        <w:ind w:left="510" w:hanging="227"/>
+        <w:widowControl/>
+        <w:ind w:left="317" w:hanging="230"/>
         <w:jc w:val="both"/>
       </w:pPr>
       <w:r>
         <w:rPr>
-          <w:rFonts w:ascii="Times New Roman" w:hAnsi="Times New Roman" w:cs="Times New Roman" w:eastAsia="Times New Roman"/>
-          <w:color w:val="000000"/>
-          <w:sz w:val="22"/>
+          <w:rFonts w:ascii="Times New Roman" w:hAnsi="Times New Roman" w:eastAsia="Times New Roman"/>
+          <w:b w:val="0"/>
         </w:rPr>
-        <w:t xml:space="preserve">• </w:t>
+        <w:t>• заключение от 07.08.2026 полностью, без пропуска страниц;</w:t>
+      </w:r>
+    </w:p>
+    <w:p>
+      <w:pPr>
+        <w:widowControl/>
+        <w:ind w:left="317" w:hanging="230"/>
+        <w:jc w:val="both"/>
+      </w:pPr>
+      <w:r>
+        <w:rPr>
+          <w:rFonts w:ascii="Times New Roman" w:hAnsi="Times New Roman" w:eastAsia="Times New Roman"/>
+          <w:b w:val="0"/>
+        </w:rPr>
+        <w:t>• приложение №1 полностью;</w:t>
+      </w:r>
+    </w:p>
+    <w:p>
+      <w:pPr>
+        <w:widowControl/>
+        <w:ind w:left="317" w:hanging="230"/>
+        <w:jc w:val="both"/>
+      </w:pPr>
+      <w:r>
+        <w:rPr>
+          <w:rFonts w:ascii="Times New Roman" w:hAnsi="Times New Roman" w:eastAsia="Times New Roman"/>
+          <w:b w:val="0"/>
+        </w:rPr>
+        <w:t>• все остальные приложения к заключению;</w:t>
+      </w:r>
+    </w:p>
+    <w:p>
+      <w:pPr>
+        <w:widowControl/>
+        <w:ind w:left="317" w:hanging="230"/>
+        <w:jc w:val="both"/>
+      </w:pPr>
+      <w:r>
+        <w:rPr>
+          <w:rFonts w:ascii="Times New Roman" w:hAnsi="Times New Roman" w:eastAsia="Times New Roman"/>
+          <w:b w:val="0"/>
+        </w:rPr>
+        <w:t>• полный построчный расчёт;</w:t>
+      </w:r>
+    </w:p>
+    <w:p>
+      <w:pPr>
+        <w:widowControl/>
+        <w:ind w:left="317" w:hanging="230"/>
+        <w:jc w:val="both"/>
+      </w:pPr>
+      <w:r>
+        <w:rPr>
+          <w:rFonts w:ascii="Times New Roman" w:hAnsi="Times New Roman" w:eastAsia="Times New Roman"/>
+          <w:b w:val="0"/>
+        </w:rPr>
+        <w:t>• все источники цен;</w:t>
+      </w:r>
+    </w:p>
+    <w:p>
+      <w:pPr>
+        <w:widowControl/>
+        <w:ind w:left="317" w:hanging="230"/>
+        <w:jc w:val="both"/>
+      </w:pPr>
+      <w:r>
+        <w:rPr>
+          <w:rFonts w:ascii="Times New Roman" w:hAnsi="Times New Roman" w:eastAsia="Times New Roman"/>
+          <w:b w:val="0"/>
+        </w:rPr>
+        <w:t>• распечатки и скриншоты ценовых предложений;</w:t>
+      </w:r>
+    </w:p>
+    <w:p>
+      <w:pPr>
+        <w:widowControl/>
+        <w:ind w:left="317" w:hanging="230"/>
+        <w:jc w:val="both"/>
+      </w:pPr>
+      <w:r>
+        <w:rPr>
+          <w:rFonts w:ascii="Times New Roman" w:hAnsi="Times New Roman" w:eastAsia="Times New Roman"/>
+          <w:b w:val="0"/>
+        </w:rPr>
+        <w:t>• дата получения каждой цены;</w:t>
+      </w:r>
+    </w:p>
+    <w:p>
+      <w:pPr>
+        <w:widowControl/>
+        <w:ind w:left="317" w:hanging="230"/>
+        <w:jc w:val="both"/>
+      </w:pPr>
+      <w:r>
+        <w:rPr>
+          <w:rFonts w:ascii="Times New Roman" w:hAnsi="Times New Roman" w:eastAsia="Times New Roman"/>
+          <w:b w:val="0"/>
+        </w:rPr>
+        <w:t>• материалы, переданные заказчиком Левинскому Н.К. и лицу, непосредственно выполнявшему исследование;</w:t>
+      </w:r>
+    </w:p>
+    <w:p>
+      <w:pPr>
+        <w:widowControl/>
+        <w:ind w:left="317" w:hanging="230"/>
+        <w:jc w:val="both"/>
+      </w:pPr>
+      <w:r>
+        <w:rPr>
+          <w:rFonts w:ascii="Times New Roman" w:hAnsi="Times New Roman" w:eastAsia="Times New Roman"/>
+          <w:b w:val="0"/>
+        </w:rPr>
+        <w:t>• фотографии, включая официальные ДТП-фотографии и фотографии осмотра 30.10.2023;</w:t>
+      </w:r>
+    </w:p>
+    <w:p>
+      <w:pPr>
+        <w:widowControl/>
+        <w:ind w:left="317" w:hanging="230"/>
+        <w:jc w:val="both"/>
+      </w:pPr>
+      <w:r>
+        <w:rPr>
+          <w:rFonts w:ascii="Times New Roman" w:hAnsi="Times New Roman" w:eastAsia="Times New Roman"/>
+          <w:b w:val="0"/>
+        </w:rPr>
+        <w:t>• документы осмотра;</w:t>
+      </w:r>
+    </w:p>
+    <w:p>
+      <w:pPr>
+        <w:widowControl/>
+        <w:ind w:left="317" w:hanging="230"/>
+        <w:jc w:val="both"/>
+      </w:pPr>
+      <w:r>
+        <w:rPr>
+          <w:rFonts w:ascii="Times New Roman" w:hAnsi="Times New Roman" w:eastAsia="Times New Roman"/>
+          <w:b w:val="0"/>
+        </w:rPr>
+        <w:t>• оба извещения о ДТП: электронное и рукописное;</w:t>
+      </w:r>
+    </w:p>
+    <w:p>
+      <w:pPr>
+        <w:widowControl/>
+        <w:ind w:left="317" w:hanging="230"/>
+        <w:jc w:val="both"/>
+      </w:pPr>
+      <w:r>
+        <w:rPr>
+          <w:rFonts w:ascii="Times New Roman" w:hAnsi="Times New Roman" w:eastAsia="Times New Roman"/>
+          <w:b w:val="0"/>
+        </w:rPr>
+        <w:t>• сведения о том, видел ли исследователь расхождение времени 16:10 и 16:49 и как оно учитывалось;</w:t>
+      </w:r>
+    </w:p>
+    <w:p>
+      <w:pPr>
+        <w:widowControl/>
+        <w:ind w:left="317" w:hanging="230"/>
+        <w:jc w:val="both"/>
+      </w:pPr>
+      <w:r>
+        <w:rPr>
+          <w:rFonts w:ascii="Times New Roman" w:hAnsi="Times New Roman" w:eastAsia="Times New Roman"/>
+          <w:b w:val="0"/>
+        </w:rPr>
+        <w:t>• договор и задание на исследование;</w:t>
+      </w:r>
+    </w:p>
+    <w:p>
+      <w:pPr>
+        <w:widowControl/>
+        <w:ind w:left="317" w:hanging="230"/>
+        <w:jc w:val="both"/>
+      </w:pPr>
+      <w:r>
+        <w:rPr>
+          <w:rFonts w:ascii="Times New Roman" w:hAnsi="Times New Roman" w:eastAsia="Times New Roman"/>
+          <w:b w:val="0"/>
+        </w:rPr>
+        <w:t>• документы, определяющие перечень поставленных вопросов;</w:t>
+      </w:r>
+    </w:p>
+    <w:p>
+      <w:pPr>
+        <w:widowControl/>
+        <w:ind w:left="317" w:hanging="230"/>
+        <w:jc w:val="both"/>
+      </w:pPr>
+      <w:r>
+        <w:rPr>
+          <w:rFonts w:ascii="Times New Roman" w:hAnsi="Times New Roman" w:eastAsia="Times New Roman"/>
+          <w:b w:val="0"/>
+        </w:rPr>
+        <w:t>• документы о том, кто непосредственно выполнил техническое исследование и расчёт и кто подписал выводы; на странице 10 представленного заключения указан Футин А.А., фамилия подлежит сверке с оригиналом;</w:t>
+      </w:r>
+    </w:p>
+    <w:p>
+      <w:pPr>
+        <w:widowControl/>
+        <w:ind w:left="317" w:hanging="230"/>
+        <w:jc w:val="both"/>
+      </w:pPr>
+      <w:r>
+        <w:rPr>
+          <w:rFonts w:ascii="Times New Roman" w:hAnsi="Times New Roman" w:eastAsia="Times New Roman"/>
+          <w:b w:val="0"/>
+        </w:rPr>
+        <w:t>• документы, разграничивающие договорную роль Левинского Н.К. и фактическую роль исполнителя исследования.</w:t>
+      </w:r>
+    </w:p>
+    <w:p>
+      <w:pPr>
+        <w:widowControl/>
+        <w:jc w:val="both"/>
+      </w:pPr>
+      <w:r>
+        <w:rPr>
+          <w:rFonts w:ascii="Times New Roman" w:hAnsi="Times New Roman" w:eastAsia="Times New Roman"/>
+          <w:b/>
+        </w:rPr>
+        <w:t>Какое обстоятельство устанавливается:</w:t>
       </w:r>
       <w:r>
         <w:rPr>
-          <w:rFonts w:ascii="Times New Roman" w:hAnsi="Times New Roman" w:cs="Times New Roman" w:eastAsia="Times New Roman"/>
+          <w:rFonts w:ascii="Times New Roman" w:hAnsi="Times New Roman" w:eastAsia="Times New Roman"/>
           <w:b w:val="0"/>
-          <w:i w:val="0"/>
-          <w:color w:val="000000"/>
-          <w:sz w:val="22"/>
         </w:rPr>
-        <w:t>заключение от 07.08.2026 полностью, без пропуска страниц;</w:t>
+        <w:t xml:space="preserve"> Содержится ли в заключении самостоятельный ответ на вопрос №1 о составе и характере повреждений; какие данные и цены использованы; какие материалы переданы заказчиком; не перенесён ли перечень повреждений полностью из акта от 30.10.2023; кто является непосредственным исполнителем и подписантом исследования.</w:t>
       </w:r>
     </w:p>
     <w:p>
       <w:pPr>
-        <w:spacing w:after="40"/>
-        <w:ind w:left="510" w:hanging="227"/>
+        <w:widowControl/>
         <w:jc w:val="both"/>
       </w:pPr>
       <w:r>
         <w:rPr>
-          <w:rFonts w:ascii="Times New Roman" w:hAnsi="Times New Roman" w:cs="Times New Roman" w:eastAsia="Times New Roman"/>
-          <w:color w:val="000000"/>
-          <w:sz w:val="22"/>
+          <w:rFonts w:ascii="Times New Roman" w:hAnsi="Times New Roman" w:eastAsia="Times New Roman"/>
+          <w:b/>
         </w:rPr>
-        <w:t xml:space="preserve">• </w:t>
+        <w:t>Значение для дела:</w:t>
       </w:r>
       <w:r>
         <w:rPr>
-          <w:rFonts w:ascii="Times New Roman" w:hAnsi="Times New Roman" w:cs="Times New Roman" w:eastAsia="Times New Roman"/>
+          <w:rFonts w:ascii="Times New Roman" w:hAnsi="Times New Roman" w:eastAsia="Times New Roman"/>
           <w:b w:val="0"/>
-          <w:i w:val="0"/>
-          <w:color w:val="000000"/>
-          <w:sz w:val="22"/>
         </w:rPr>
-        <w:t>приложение №1 полностью;</w:t>
+        <w:t xml:space="preserve"> Заключение является основой расчёта 227 490,87 руб. Полнота его выводов, приложений и исходных данных влияет на возможность проверки объёма ущерба и причинной связи.</w:t>
       </w:r>
     </w:p>
     <w:p>
       <w:pPr>
-        <w:spacing w:after="40"/>
-        <w:ind w:left="510" w:hanging="227"/>
+        <w:widowControl/>
         <w:jc w:val="both"/>
       </w:pPr>
       <w:r>
         <w:rPr>
-          <w:rFonts w:ascii="Times New Roman" w:hAnsi="Times New Roman" w:cs="Times New Roman" w:eastAsia="Times New Roman"/>
-          <w:color w:val="000000"/>
-          <w:sz w:val="22"/>
+          <w:rFonts w:ascii="Times New Roman" w:hAnsi="Times New Roman" w:eastAsia="Times New Roman"/>
+          <w:b/>
         </w:rPr>
-        <w:t xml:space="preserve">• </w:t>
+        <w:t>У кого находится доказательство:</w:t>
       </w:r>
       <w:r>
         <w:rPr>
-          <w:rFonts w:ascii="Times New Roman" w:hAnsi="Times New Roman" w:cs="Times New Roman" w:eastAsia="Times New Roman"/>
+          <w:rFonts w:ascii="Times New Roman" w:hAnsi="Times New Roman" w:eastAsia="Times New Roman"/>
           <w:b w:val="0"/>
-          <w:i w:val="0"/>
-          <w:color w:val="000000"/>
-          <w:sz w:val="22"/>
         </w:rPr>
-        <w:t>все остальные приложения к заключению;</w:t>
+        <w:t xml:space="preserve"> Истец, Левинский Н.К. и лицо, непосредственно выполнившее техническое исследование и расчёт.</w:t>
       </w:r>
     </w:p>
     <w:p>
       <w:pPr>
-        <w:spacing w:after="40"/>
-        <w:ind w:left="510" w:hanging="227"/>
+        <w:widowControl/>
         <w:jc w:val="both"/>
       </w:pPr>
       <w:r>
         <w:rPr>
-          <w:rFonts w:ascii="Times New Roman" w:hAnsi="Times New Roman" w:cs="Times New Roman" w:eastAsia="Times New Roman"/>
-          <w:color w:val="000000"/>
-          <w:sz w:val="22"/>
+          <w:rFonts w:ascii="Times New Roman" w:hAnsi="Times New Roman" w:eastAsia="Times New Roman"/>
+          <w:b/>
         </w:rPr>
-        <w:t xml:space="preserve">• </w:t>
+        <w:t>Что предпринял ответчик:</w:t>
       </w:r>
       <w:r>
         <w:rPr>
-          <w:rFonts w:ascii="Times New Roman" w:hAnsi="Times New Roman" w:cs="Times New Roman" w:eastAsia="Times New Roman"/>
+          <w:rFonts w:ascii="Times New Roman" w:hAnsi="Times New Roman" w:eastAsia="Times New Roman"/>
           <w:b w:val="0"/>
-          <w:i w:val="0"/>
-          <w:color w:val="000000"/>
-          <w:sz w:val="22"/>
         </w:rPr>
-        <w:t>полный построчный расчёт;</w:t>
+        <w:t xml:space="preserve"> В изученном комплекте выявлены только имеющиеся страницы и итоговые величины; полный комплект исходных приложений не представлен.</w:t>
       </w:r>
     </w:p>
     <w:p>
       <w:pPr>
-        <w:spacing w:after="40"/>
-        <w:ind w:left="510" w:hanging="227"/>
+        <w:widowControl/>
         <w:jc w:val="both"/>
       </w:pPr>
       <w:r>
         <w:rPr>
-          <w:rFonts w:ascii="Times New Roman" w:hAnsi="Times New Roman" w:cs="Times New Roman" w:eastAsia="Times New Roman"/>
-          <w:color w:val="000000"/>
-          <w:sz w:val="22"/>
+          <w:rFonts w:ascii="Times New Roman" w:hAnsi="Times New Roman" w:eastAsia="Times New Roman"/>
+          <w:b/>
         </w:rPr>
-        <w:t xml:space="preserve">• </w:t>
+        <w:t>Почему невозможно получить самостоятельно:</w:t>
       </w:r>
       <w:r>
         <w:rPr>
-          <w:rFonts w:ascii="Times New Roman" w:hAnsi="Times New Roman" w:cs="Times New Roman" w:eastAsia="Times New Roman"/>
+          <w:rFonts w:ascii="Times New Roman" w:hAnsi="Times New Roman" w:eastAsia="Times New Roman"/>
           <w:b w:val="0"/>
-          <w:i w:val="0"/>
-          <w:color w:val="000000"/>
-          <w:sz w:val="22"/>
         </w:rPr>
-        <w:t>все источники цен;</w:t>
+        <w:t xml:space="preserve"> Материалы исследования находятся у истца и лиц, участвовавших в его подготовке.</w:t>
       </w:r>
     </w:p>
     <w:p>
       <w:pPr>
-        <w:spacing w:after="40"/>
-        <w:ind w:left="510" w:hanging="227"/>
+        <w:widowControl/>
         <w:jc w:val="both"/>
       </w:pPr>
       <w:r>
         <w:rPr>
-          <w:rFonts w:ascii="Times New Roman" w:hAnsi="Times New Roman" w:cs="Times New Roman" w:eastAsia="Times New Roman"/>
-          <w:color w:val="000000"/>
-          <w:sz w:val="22"/>
+          <w:rFonts w:ascii="Times New Roman" w:hAnsi="Times New Roman" w:eastAsia="Times New Roman"/>
+          <w:b/>
         </w:rPr>
-        <w:t xml:space="preserve">• </w:t>
+        <w:t>Что просит ответчик:</w:t>
       </w:r>
       <w:r>
         <w:rPr>
-          <w:rFonts w:ascii="Times New Roman" w:hAnsi="Times New Roman" w:cs="Times New Roman" w:eastAsia="Times New Roman"/>
+          <w:rFonts w:ascii="Times New Roman" w:hAnsi="Times New Roman" w:eastAsia="Times New Roman"/>
           <w:b w:val="0"/>
-          <w:i w:val="0"/>
-          <w:color w:val="000000"/>
-          <w:sz w:val="22"/>
         </w:rPr>
-        <w:t>распечатки и скриншоты ценовых предложений;</w:t>
+        <w:t xml:space="preserve"> Истребовать полный комплект заключения, приложений, расчётов и исходных материалов либо предложить истцу представить их. Установить и вызвать лицо, непосредственно выполнившее техническое исследование и расчёт, с проверкой его ФИО по оригиналу.</w:t>
       </w:r>
     </w:p>
     <w:p>
       <w:pPr>
-        <w:spacing w:after="40"/>
-        <w:ind w:left="510" w:hanging="227"/>
-        <w:jc w:val="both"/>
+        <w:pStyle w:val="Heading2"/>
+        <w:jc w:val="left"/>
       </w:pPr>
       <w:r>
         <w:rPr>
-          <w:rFonts w:ascii="Times New Roman" w:hAnsi="Times New Roman" w:cs="Times New Roman" w:eastAsia="Times New Roman"/>
+          <w:rFonts w:ascii="Times New Roman" w:hAnsi="Times New Roman" w:eastAsia="Times New Roman"/>
+          <w:b/>
           <w:color w:val="000000"/>
-          <w:sz w:val="22"/>
-        </w:rPr>
-        <w:t xml:space="preserve">• </w:t>
-      </w:r>
-      <w:r>
-        <w:rPr>
-          <w:rFonts w:ascii="Times New Roman" w:hAnsi="Times New Roman" w:cs="Times New Roman" w:eastAsia="Times New Roman"/>
-          <w:b w:val="0"/>
-          <w:i w:val="0"/>
-          <w:color w:val="000000"/>
-          <w:sz w:val="22"/>
-        </w:rPr>
-        <w:t>дата получения каждой цены;</w:t>
-      </w:r>
-    </w:p>
-    <w:p>
-      <w:pPr>
-        <w:spacing w:after="40"/>
-        <w:ind w:left="510" w:hanging="227"/>
-        <w:jc w:val="both"/>
-      </w:pPr>
-      <w:r>
-        <w:rPr>
-          <w:rFonts w:ascii="Times New Roman" w:hAnsi="Times New Roman" w:cs="Times New Roman" w:eastAsia="Times New Roman"/>
-          <w:color w:val="000000"/>
-          <w:sz w:val="22"/>
-        </w:rPr>
-        <w:t xml:space="preserve">• </w:t>
-      </w:r>
-      <w:r>
-        <w:rPr>
-          <w:rFonts w:ascii="Times New Roman" w:hAnsi="Times New Roman" w:cs="Times New Roman" w:eastAsia="Times New Roman"/>
-          <w:b w:val="0"/>
-          <w:i w:val="0"/>
-          <w:color w:val="000000"/>
-          <w:sz w:val="22"/>
-        </w:rPr>
-        <w:t>материалы, переданные Левинскому заказчиком;</w:t>
-      </w:r>
-    </w:p>
-    <w:p>
-      <w:pPr>
-        <w:spacing w:after="40"/>
-        <w:ind w:left="510" w:hanging="227"/>
-        <w:jc w:val="both"/>
-      </w:pPr>
-      <w:r>
-        <w:rPr>
-          <w:rFonts w:ascii="Times New Roman" w:hAnsi="Times New Roman" w:cs="Times New Roman" w:eastAsia="Times New Roman"/>
-          <w:color w:val="000000"/>
-          <w:sz w:val="22"/>
-        </w:rPr>
-        <w:t xml:space="preserve">• </w:t>
-      </w:r>
-      <w:r>
-        <w:rPr>
-          <w:rFonts w:ascii="Times New Roman" w:hAnsi="Times New Roman" w:cs="Times New Roman" w:eastAsia="Times New Roman"/>
-          <w:b w:val="0"/>
-          <w:i w:val="0"/>
-          <w:color w:val="000000"/>
-          <w:sz w:val="22"/>
-        </w:rPr>
-        <w:t>фотографии;</w:t>
-      </w:r>
-    </w:p>
-    <w:p>
-      <w:pPr>
-        <w:spacing w:after="40"/>
-        <w:ind w:left="510" w:hanging="227"/>
-        <w:jc w:val="both"/>
-      </w:pPr>
-      <w:r>
-        <w:rPr>
-          <w:rFonts w:ascii="Times New Roman" w:hAnsi="Times New Roman" w:cs="Times New Roman" w:eastAsia="Times New Roman"/>
-          <w:color w:val="000000"/>
-          <w:sz w:val="22"/>
-        </w:rPr>
-        <w:t xml:space="preserve">• </w:t>
-      </w:r>
-      <w:r>
-        <w:rPr>
-          <w:rFonts w:ascii="Times New Roman" w:hAnsi="Times New Roman" w:cs="Times New Roman" w:eastAsia="Times New Roman"/>
-          <w:b w:val="0"/>
-          <w:i w:val="0"/>
-          <w:color w:val="000000"/>
-          <w:sz w:val="22"/>
-        </w:rPr>
-        <w:t>документы осмотра;</w:t>
-      </w:r>
-    </w:p>
-    <w:p>
-      <w:pPr>
-        <w:spacing w:after="40"/>
-        <w:ind w:left="510" w:hanging="227"/>
-        <w:jc w:val="both"/>
-      </w:pPr>
-      <w:r>
-        <w:rPr>
-          <w:rFonts w:ascii="Times New Roman" w:hAnsi="Times New Roman" w:cs="Times New Roman" w:eastAsia="Times New Roman"/>
-          <w:color w:val="000000"/>
-          <w:sz w:val="22"/>
-        </w:rPr>
-        <w:t xml:space="preserve">• </w:t>
-      </w:r>
-      <w:r>
-        <w:rPr>
-          <w:rFonts w:ascii="Times New Roman" w:hAnsi="Times New Roman" w:cs="Times New Roman" w:eastAsia="Times New Roman"/>
-          <w:b w:val="0"/>
-          <w:i w:val="0"/>
-          <w:color w:val="000000"/>
-          <w:sz w:val="22"/>
-        </w:rPr>
-        <w:t>договор и задание на исследование;</w:t>
-      </w:r>
-    </w:p>
-    <w:p>
-      <w:pPr>
-        <w:spacing w:after="40"/>
-        <w:ind w:left="510" w:hanging="227"/>
-        <w:jc w:val="both"/>
-      </w:pPr>
-      <w:r>
-        <w:rPr>
-          <w:rFonts w:ascii="Times New Roman" w:hAnsi="Times New Roman" w:cs="Times New Roman" w:eastAsia="Times New Roman"/>
-          <w:color w:val="000000"/>
-          <w:sz w:val="22"/>
-        </w:rPr>
-        <w:t xml:space="preserve">• </w:t>
-      </w:r>
-      <w:r>
-        <w:rPr>
-          <w:rFonts w:ascii="Times New Roman" w:hAnsi="Times New Roman" w:cs="Times New Roman" w:eastAsia="Times New Roman"/>
-          <w:b w:val="0"/>
-          <w:i w:val="0"/>
-          <w:color w:val="000000"/>
-          <w:sz w:val="22"/>
-        </w:rPr>
-        <w:t>документы, определяющие перечень поставленных вопросов.</w:t>
-      </w:r>
-    </w:p>
-    <w:p>
-      <w:pPr>
-        <w:spacing w:before="120"/>
-        <w:ind w:firstLine="0"/>
-        <w:jc w:val="left"/>
-      </w:pPr>
-      <w:r>
-        <w:rPr>
-          <w:rFonts w:ascii="Times New Roman" w:hAnsi="Times New Roman" w:cs="Times New Roman" w:eastAsia="Times New Roman"/>
-          <w:b/>
-          <w:i w:val="0"/>
-          <w:color w:val="000000"/>
-          <w:sz w:val="22"/>
-        </w:rPr>
-        <w:t>Какое обстоятельство устанавливается:</w:t>
-      </w:r>
-    </w:p>
-    <w:p>
-      <w:pPr>
-        <w:ind w:firstLine="709"/>
-      </w:pPr>
-      <w:r>
-        <w:rPr>
-          <w:rFonts w:ascii="Times New Roman" w:hAnsi="Times New Roman" w:cs="Times New Roman" w:eastAsia="Times New Roman"/>
-          <w:b w:val="0"/>
-          <w:i w:val="0"/>
-          <w:color w:val="000000"/>
-          <w:sz w:val="22"/>
-        </w:rPr>
-        <w:t>Содержится ли в заключении самостоятельный ответ на вопрос №1 о составе и характере повреждений; какие данные и цены использованы; какие материалы переданы заказчиком; не перенесён ли перечень повреждений полностью из акта от 30.10.2023.</w:t>
-      </w:r>
-    </w:p>
-    <w:p>
-      <w:pPr>
-        <w:spacing w:before="120"/>
-        <w:ind w:firstLine="0"/>
-        <w:jc w:val="left"/>
-      </w:pPr>
-      <w:r>
-        <w:rPr>
-          <w:rFonts w:ascii="Times New Roman" w:hAnsi="Times New Roman" w:cs="Times New Roman" w:eastAsia="Times New Roman"/>
-          <w:b/>
-          <w:i w:val="0"/>
-          <w:color w:val="000000"/>
-          <w:sz w:val="22"/>
-        </w:rPr>
-        <w:t>Значение для дела:</w:t>
-      </w:r>
-    </w:p>
-    <w:p>
-      <w:pPr>
-        <w:ind w:firstLine="709"/>
-      </w:pPr>
-      <w:r>
-        <w:rPr>
-          <w:rFonts w:ascii="Times New Roman" w:hAnsi="Times New Roman" w:cs="Times New Roman" w:eastAsia="Times New Roman"/>
-          <w:b w:val="0"/>
-          <w:i w:val="0"/>
-          <w:color w:val="000000"/>
-          <w:sz w:val="22"/>
-        </w:rPr>
-        <w:t>Заключение является основой расчёта 227 490,87 руб. Полнота его выводов, приложений и исходных данных влияет на возможность проверки объёма ущерба и причинной связи.</w:t>
-      </w:r>
-    </w:p>
-    <w:p>
-      <w:pPr>
-        <w:spacing w:before="120"/>
-        <w:ind w:firstLine="0"/>
-        <w:jc w:val="left"/>
-      </w:pPr>
-      <w:r>
-        <w:rPr>
-          <w:rFonts w:ascii="Times New Roman" w:hAnsi="Times New Roman" w:cs="Times New Roman" w:eastAsia="Times New Roman"/>
-          <w:b/>
-          <w:i w:val="0"/>
-          <w:color w:val="000000"/>
-          <w:sz w:val="22"/>
-        </w:rPr>
-        <w:t>У кого находится доказательство:</w:t>
-      </w:r>
-    </w:p>
-    <w:p>
-      <w:pPr>
-        <w:ind w:firstLine="709"/>
-      </w:pPr>
-      <w:r>
-        <w:rPr>
-          <w:rFonts w:ascii="Times New Roman" w:hAnsi="Times New Roman" w:cs="Times New Roman" w:eastAsia="Times New Roman"/>
-          <w:b w:val="0"/>
-          <w:i w:val="0"/>
-          <w:color w:val="000000"/>
-          <w:sz w:val="22"/>
-        </w:rPr>
-        <w:t>Истец и Левинский Н.К.</w:t>
-      </w:r>
-    </w:p>
-    <w:p>
-      <w:pPr>
-        <w:spacing w:before="120"/>
-        <w:ind w:firstLine="0"/>
-        <w:jc w:val="left"/>
-      </w:pPr>
-      <w:r>
-        <w:rPr>
-          <w:rFonts w:ascii="Times New Roman" w:hAnsi="Times New Roman" w:cs="Times New Roman" w:eastAsia="Times New Roman"/>
-          <w:b/>
-          <w:i w:val="0"/>
-          <w:color w:val="000000"/>
-          <w:sz w:val="22"/>
-        </w:rPr>
-        <w:t>Что предпринял ответчик:</w:t>
-      </w:r>
-    </w:p>
-    <w:p>
-      <w:pPr>
-        <w:ind w:firstLine="709"/>
-      </w:pPr>
-      <w:r>
-        <w:rPr>
-          <w:rFonts w:ascii="Times New Roman" w:hAnsi="Times New Roman" w:cs="Times New Roman" w:eastAsia="Times New Roman"/>
-          <w:b w:val="0"/>
-          <w:i w:val="0"/>
-          <w:color w:val="000000"/>
-          <w:sz w:val="22"/>
-        </w:rPr>
-        <w:t>В изученном комплекте выявлены только имеющиеся страницы и итоговые величины; полный комплект исходных приложений не представлен.</w:t>
-      </w:r>
-    </w:p>
-    <w:p>
-      <w:pPr>
-        <w:spacing w:before="120"/>
-        <w:ind w:firstLine="0"/>
-        <w:jc w:val="left"/>
-      </w:pPr>
-      <w:r>
-        <w:rPr>
-          <w:rFonts w:ascii="Times New Roman" w:hAnsi="Times New Roman" w:cs="Times New Roman" w:eastAsia="Times New Roman"/>
-          <w:b/>
-          <w:i w:val="0"/>
-          <w:color w:val="000000"/>
-          <w:sz w:val="22"/>
-        </w:rPr>
-        <w:t>Почему невозможно получить самостоятельно:</w:t>
-      </w:r>
-    </w:p>
-    <w:p>
-      <w:pPr>
-        <w:ind w:firstLine="709"/>
-      </w:pPr>
-      <w:r>
-        <w:rPr>
-          <w:rFonts w:ascii="Times New Roman" w:hAnsi="Times New Roman" w:cs="Times New Roman" w:eastAsia="Times New Roman"/>
-          <w:b w:val="0"/>
-          <w:i w:val="0"/>
-          <w:color w:val="000000"/>
-          <w:sz w:val="22"/>
-        </w:rPr>
-        <w:t>Материалы исследования находятся у истца и автора заключения.</w:t>
-      </w:r>
-    </w:p>
-    <w:p>
-      <w:pPr>
-        <w:spacing w:before="120"/>
-        <w:ind w:firstLine="0"/>
-        <w:jc w:val="left"/>
-      </w:pPr>
-      <w:r>
-        <w:rPr>
-          <w:rFonts w:ascii="Times New Roman" w:hAnsi="Times New Roman" w:cs="Times New Roman" w:eastAsia="Times New Roman"/>
-          <w:b/>
-          <w:i w:val="0"/>
-          <w:color w:val="000000"/>
-          <w:sz w:val="22"/>
-        </w:rPr>
-        <w:t>Что просит ответчик:</w:t>
-      </w:r>
-    </w:p>
-    <w:p>
-      <w:pPr>
-        <w:ind w:firstLine="709"/>
-      </w:pPr>
-      <w:r>
-        <w:rPr>
-          <w:rFonts w:ascii="Times New Roman" w:hAnsi="Times New Roman" w:cs="Times New Roman" w:eastAsia="Times New Roman"/>
-          <w:b w:val="0"/>
-          <w:i w:val="0"/>
-          <w:color w:val="000000"/>
-          <w:sz w:val="22"/>
-        </w:rPr>
-        <w:t>Истребовать полный комплект заключения, приложений, расчётов и исходных материалов либо предложить истцу представить их.</w:t>
-      </w:r>
-    </w:p>
-    <w:p>
-      <w:pPr>
-        <w:pStyle w:val="Heading2"/>
-      </w:pPr>
-      <w:r>
-        <w:rPr>
-          <w:rFonts w:ascii="Times New Roman" w:hAnsi="Times New Roman" w:cs="Times New Roman" w:eastAsia="Times New Roman"/>
-          <w:b/>
-          <w:i w:val="0"/>
-          <w:color w:val="000000"/>
-          <w:sz w:val="25"/>
         </w:rPr>
         <w:t>6. УГИБДД ГУ МВД России по г. Москве</w:t>
       </w:r>
     </w:p>
     <w:p>
       <w:pPr>
-        <w:ind w:firstLine="709"/>
+        <w:widowControl/>
+        <w:jc w:val="both"/>
       </w:pPr>
       <w:r>
         <w:rPr>
-          <w:rFonts w:ascii="Times New Roman" w:hAnsi="Times New Roman" w:cs="Times New Roman" w:eastAsia="Times New Roman"/>
+          <w:rFonts w:ascii="Times New Roman" w:hAnsi="Times New Roman" w:eastAsia="Times New Roman"/>
           <w:b w:val="0"/>
-          <w:i w:val="0"/>
-          <w:color w:val="000000"/>
-          <w:sz w:val="22"/>
         </w:rPr>
         <w:t>Ответчик не утверждает, что спорные повреждения возникли в другом ДТП. История иных событий запрашивается как исходный материал для проверки причинной связи.</w:t>
       </w:r>
     </w:p>
     <w:p>
       <w:pPr>
-        <w:spacing w:before="120"/>
-        <w:ind w:firstLine="0"/>
-        <w:jc w:val="left"/>
+        <w:widowControl/>
+        <w:jc w:val="both"/>
       </w:pPr>
       <w:r>
         <w:rPr>
-          <w:rFonts w:ascii="Times New Roman" w:hAnsi="Times New Roman" w:cs="Times New Roman" w:eastAsia="Times New Roman"/>
+          <w:rFonts w:ascii="Times New Roman" w:hAnsi="Times New Roman" w:eastAsia="Times New Roman"/>
           <w:b/>
-          <w:i w:val="0"/>
-          <w:color w:val="000000"/>
-          <w:sz w:val="22"/>
         </w:rPr>
         <w:t>Какие доказательства истребуются:</w:t>
       </w:r>
     </w:p>
     <w:p>
       <w:pPr>
-        <w:spacing w:after="40"/>
-        <w:ind w:left="510" w:hanging="227"/>
+        <w:widowControl/>
+        <w:ind w:left="317" w:hanging="230"/>
         <w:jc w:val="both"/>
       </w:pPr>
       <w:r>
         <w:rPr>
-          <w:rFonts w:ascii="Times New Roman" w:hAnsi="Times New Roman" w:cs="Times New Roman" w:eastAsia="Times New Roman"/>
-          <w:color w:val="000000"/>
-          <w:sz w:val="22"/>
+          <w:rFonts w:ascii="Times New Roman" w:hAnsi="Times New Roman" w:eastAsia="Times New Roman"/>
+          <w:b w:val="0"/>
         </w:rPr>
-        <w:t xml:space="preserve">• </w:t>
+        <w:t>• сведения о зарегистрированных ДТП с участием Volkswagen Polo VIN XW8ZZZ61ZLG032867 до 29.10.2023 - для проверки ранее существовавших повреждений задней части автомобиля;</w:t>
+      </w:r>
+    </w:p>
+    <w:p>
+      <w:pPr>
+        <w:widowControl/>
+        <w:ind w:left="317" w:hanging="230"/>
+        <w:jc w:val="both"/>
+      </w:pPr>
+      <w:r>
+        <w:rPr>
+          <w:rFonts w:ascii="Times New Roman" w:hAnsi="Times New Roman" w:eastAsia="Times New Roman"/>
+          <w:b w:val="0"/>
+        </w:rPr>
+        <w:t>• сведения о зарегистрированных ДТП с участием того же автомобиля с 29.10.2023 по 07.08.2026 - для проверки последующих повреждающих событий до заключения 2026 года;</w:t>
+      </w:r>
+    </w:p>
+    <w:p>
+      <w:pPr>
+        <w:widowControl/>
+        <w:ind w:left="317" w:hanging="230"/>
+        <w:jc w:val="both"/>
+      </w:pPr>
+      <w:r>
+        <w:rPr>
+          <w:rFonts w:ascii="Times New Roman" w:hAnsi="Times New Roman" w:eastAsia="Times New Roman"/>
+          <w:b w:val="0"/>
+        </w:rPr>
+        <w:t>• при наличии зарегистрированных ДТП, в которых фиксировались повреждения задней части указанного автомобиля, - материалы фиксации соответствующих повреждений.</w:t>
+      </w:r>
+    </w:p>
+    <w:p>
+      <w:pPr>
+        <w:widowControl/>
+        <w:jc w:val="both"/>
+      </w:pPr>
+      <w:r>
+        <w:rPr>
+          <w:rFonts w:ascii="Times New Roman" w:hAnsi="Times New Roman" w:eastAsia="Times New Roman"/>
+          <w:b/>
+        </w:rPr>
+        <w:t>Какое обстоятельство устанавливается:</w:t>
       </w:r>
       <w:r>
         <w:rPr>
-          <w:rFonts w:ascii="Times New Roman" w:hAnsi="Times New Roman" w:cs="Times New Roman" w:eastAsia="Times New Roman"/>
+          <w:rFonts w:ascii="Times New Roman" w:hAnsi="Times New Roman" w:eastAsia="Times New Roman"/>
           <w:b w:val="0"/>
-          <w:i w:val="0"/>
-          <w:color w:val="000000"/>
-          <w:sz w:val="22"/>
         </w:rPr>
-        <w:t>сведения о зарегистрированных ДТП с участием Volkswagen Polo VIN XW8ZZZ61ZLG032867 до 29.10.2023 - для проверки ранее существовавших повреждений задней части автомобиля;</w:t>
+        <w:t xml:space="preserve"> Наличие или отсутствие иных зарегистрированных повреждающих событий, которые могли затрагивать спорные элементы задней части автомобиля.</w:t>
       </w:r>
     </w:p>
     <w:p>
       <w:pPr>
-        <w:spacing w:after="40"/>
-        <w:ind w:left="510" w:hanging="227"/>
+        <w:widowControl/>
         <w:jc w:val="both"/>
       </w:pPr>
       <w:r>
         <w:rPr>
-          <w:rFonts w:ascii="Times New Roman" w:hAnsi="Times New Roman" w:cs="Times New Roman" w:eastAsia="Times New Roman"/>
-          <w:color w:val="000000"/>
-          <w:sz w:val="22"/>
+          <w:rFonts w:ascii="Times New Roman" w:hAnsi="Times New Roman" w:eastAsia="Times New Roman"/>
+          <w:b/>
         </w:rPr>
-        <w:t xml:space="preserve">• </w:t>
+        <w:t>Значение для дела:</w:t>
       </w:r>
       <w:r>
         <w:rPr>
-          <w:rFonts w:ascii="Times New Roman" w:hAnsi="Times New Roman" w:cs="Times New Roman" w:eastAsia="Times New Roman"/>
+          <w:rFonts w:ascii="Times New Roman" w:hAnsi="Times New Roman" w:eastAsia="Times New Roman"/>
           <w:b w:val="0"/>
-          <w:i w:val="0"/>
-          <w:color w:val="000000"/>
-          <w:sz w:val="22"/>
         </w:rPr>
-        <w:t>сведения о зарегистрированных ДТП с участием того же автомобиля с 29.10.2023 по 07.08.2026 - для проверки последующих повреждающих событий до заключения Левинского;</w:t>
+        <w:t xml:space="preserve"> Сведения необходимы для последующей экспертной дифференциации происхождения десяти заявленных повреждений. Отсутствие иных ДТП также является значимым результатом проверки.</w:t>
       </w:r>
     </w:p>
     <w:p>
       <w:pPr>
-        <w:spacing w:after="40"/>
-        <w:ind w:left="510" w:hanging="227"/>
+        <w:widowControl/>
         <w:jc w:val="both"/>
       </w:pPr>
       <w:r>
         <w:rPr>
-          <w:rFonts w:ascii="Times New Roman" w:hAnsi="Times New Roman" w:cs="Times New Roman" w:eastAsia="Times New Roman"/>
-          <w:color w:val="000000"/>
-          <w:sz w:val="22"/>
+          <w:rFonts w:ascii="Times New Roman" w:hAnsi="Times New Roman" w:eastAsia="Times New Roman"/>
+          <w:b/>
         </w:rPr>
-        <w:t xml:space="preserve">• </w:t>
+        <w:t>У кого находится доказательство:</w:t>
       </w:r>
       <w:r>
         <w:rPr>
-          <w:rFonts w:ascii="Times New Roman" w:hAnsi="Times New Roman" w:cs="Times New Roman" w:eastAsia="Times New Roman"/>
+          <w:rFonts w:ascii="Times New Roman" w:hAnsi="Times New Roman" w:eastAsia="Times New Roman"/>
           <w:b w:val="0"/>
-          <w:i w:val="0"/>
-          <w:color w:val="000000"/>
-          <w:sz w:val="22"/>
         </w:rPr>
-        <w:t>при наличии зарегистрированных ДТП, в которых фиксировались повреждения задней части указанного автомобиля, - материалы фиксации соответствующих повреждений.</w:t>
+        <w:t xml:space="preserve"> УГИБДД ГУ МВД России по г. Москве.</w:t>
       </w:r>
     </w:p>
     <w:p>
       <w:pPr>
-        <w:spacing w:before="120"/>
-        <w:ind w:firstLine="0"/>
-        <w:jc w:val="left"/>
+        <w:widowControl/>
+        <w:jc w:val="both"/>
       </w:pPr>
       <w:r>
         <w:rPr>
-          <w:rFonts w:ascii="Times New Roman" w:hAnsi="Times New Roman" w:cs="Times New Roman" w:eastAsia="Times New Roman"/>
+          <w:rFonts w:ascii="Times New Roman" w:hAnsi="Times New Roman" w:eastAsia="Times New Roman"/>
           <w:b/>
-          <w:i w:val="0"/>
-          <w:color w:val="000000"/>
-          <w:sz w:val="22"/>
         </w:rPr>
-        <w:t>Какое обстоятельство устанавливается:</w:t>
+        <w:t>Что предпринял ответчик:</w:t>
+      </w:r>
+      <w:r>
+        <w:rPr>
+          <w:rFonts w:ascii="Times New Roman" w:hAnsi="Times New Roman" w:eastAsia="Times New Roman"/>
+          <w:b w:val="0"/>
+        </w:rPr>
+        <w:t xml:space="preserve"> Обращение ID 6265336 от 19.10.2026.</w:t>
       </w:r>
     </w:p>
     <w:p>
       <w:pPr>
-        <w:ind w:firstLine="709"/>
+        <w:widowControl/>
+        <w:jc w:val="both"/>
       </w:pPr>
       <w:r>
         <w:rPr>
-          <w:rFonts w:ascii="Times New Roman" w:hAnsi="Times New Roman" w:cs="Times New Roman" w:eastAsia="Times New Roman"/>
+          <w:rFonts w:ascii="Times New Roman" w:hAnsi="Times New Roman" w:eastAsia="Times New Roman"/>
+          <w:b/>
+        </w:rPr>
+        <w:t>Почему невозможно получить самостоятельно:</w:t>
+      </w:r>
+      <w:r>
+        <w:rPr>
+          <w:rFonts w:ascii="Times New Roman" w:hAnsi="Times New Roman" w:eastAsia="Times New Roman"/>
           <w:b w:val="0"/>
-          <w:i w:val="0"/>
-          <w:color w:val="000000"/>
-          <w:sz w:val="22"/>
         </w:rPr>
-        <w:t>Наличие или отсутствие иных зарегистрированных повреждающих событий, которые могли затрагивать спорные элементы задней части автомобиля.</w:t>
+        <w:t xml:space="preserve"> Ответом ГУ МВД России по г. Москве от 20.10.2026 № 3/267729720750 в предоставлении сведений отказано ввиду отсутствия у заявителя документального подтверждения права на их получение. Одновременно МВД прямо указало, что необходимые сведения и документы будут предоставлены по запросу уполномоченного должностного лица либо судьи.</w:t>
       </w:r>
     </w:p>
     <w:p>
       <w:pPr>
-        <w:spacing w:before="120"/>
-        <w:ind w:firstLine="0"/>
-        <w:jc w:val="left"/>
+        <w:widowControl/>
+        <w:jc w:val="both"/>
       </w:pPr>
       <w:r>
         <w:rPr>
-          <w:rFonts w:ascii="Times New Roman" w:hAnsi="Times New Roman" w:cs="Times New Roman" w:eastAsia="Times New Roman"/>
+          <w:rFonts w:ascii="Times New Roman" w:hAnsi="Times New Roman" w:eastAsia="Times New Roman"/>
           <w:b/>
-          <w:i w:val="0"/>
-          <w:color w:val="000000"/>
-          <w:sz w:val="22"/>
         </w:rPr>
-        <w:t>Значение для дела:</w:t>
+        <w:t>Что просит ответчик:</w:t>
+      </w:r>
+      <w:r>
+        <w:rPr>
+          <w:rFonts w:ascii="Times New Roman" w:hAnsi="Times New Roman" w:eastAsia="Times New Roman"/>
+          <w:b w:val="0"/>
+        </w:rPr>
+        <w:t xml:space="preserve"> Истребовать указанные сведения и материалы у ГУ МВД России по г. Москве.</w:t>
       </w:r>
     </w:p>
     <w:p>
       <w:pPr>
-        <w:ind w:firstLine="709"/>
+        <w:pStyle w:val="Heading2"/>
+        <w:jc w:val="left"/>
       </w:pPr>
       <w:r>
         <w:rPr>
-          <w:rFonts w:ascii="Times New Roman" w:hAnsi="Times New Roman" w:cs="Times New Roman" w:eastAsia="Times New Roman"/>
-          <w:b w:val="0"/>
-          <w:i w:val="0"/>
+          <w:rFonts w:ascii="Times New Roman" w:hAnsi="Times New Roman" w:eastAsia="Times New Roman"/>
+          <w:b/>
           <w:color w:val="000000"/>
-          <w:sz w:val="22"/>
-        </w:rPr>
-        <w:t>Сведения необходимы для последующей экспертной дифференциации происхождения десяти заявленных повреждений. Отсутствие иных ДТП также является значимым результатом проверки.</w:t>
-      </w:r>
-    </w:p>
-    <w:p>
-      <w:pPr>
-        <w:spacing w:before="120"/>
-        <w:ind w:firstLine="0"/>
-        <w:jc w:val="left"/>
-      </w:pPr>
-      <w:r>
-        <w:rPr>
-          <w:rFonts w:ascii="Times New Roman" w:hAnsi="Times New Roman" w:cs="Times New Roman" w:eastAsia="Times New Roman"/>
-          <w:b/>
-          <w:i w:val="0"/>
-          <w:color w:val="000000"/>
-          <w:sz w:val="22"/>
-        </w:rPr>
-        <w:t>У кого находится доказательство:</w:t>
-      </w:r>
-    </w:p>
-    <w:p>
-      <w:pPr>
-        <w:ind w:firstLine="709"/>
-      </w:pPr>
-      <w:r>
-        <w:rPr>
-          <w:rFonts w:ascii="Times New Roman" w:hAnsi="Times New Roman" w:cs="Times New Roman" w:eastAsia="Times New Roman"/>
-          <w:b w:val="0"/>
-          <w:i w:val="0"/>
-          <w:color w:val="000000"/>
-          <w:sz w:val="22"/>
-        </w:rPr>
-        <w:t>УГИБДД ГУ МВД России по г. Москве.</w:t>
-      </w:r>
-    </w:p>
-    <w:p>
-      <w:pPr>
-        <w:spacing w:before="120"/>
-        <w:ind w:firstLine="0"/>
-        <w:jc w:val="left"/>
-      </w:pPr>
-      <w:r>
-        <w:rPr>
-          <w:rFonts w:ascii="Times New Roman" w:hAnsi="Times New Roman" w:cs="Times New Roman" w:eastAsia="Times New Roman"/>
-          <w:b/>
-          <w:i w:val="0"/>
-          <w:color w:val="000000"/>
-          <w:sz w:val="22"/>
-        </w:rPr>
-        <w:t>Что предпринял ответчик:</w:t>
-      </w:r>
-    </w:p>
-    <w:p>
-      <w:pPr>
-        <w:ind w:firstLine="709"/>
-      </w:pPr>
-      <w:r>
-        <w:rPr>
-          <w:rFonts w:ascii="Times New Roman" w:hAnsi="Times New Roman" w:cs="Times New Roman" w:eastAsia="Times New Roman"/>
-          <w:b w:val="0"/>
-          <w:i w:val="0"/>
-          <w:color w:val="000000"/>
-          <w:sz w:val="22"/>
-        </w:rPr>
-        <w:t>Обращение ID 6265336 от 19.10.2026.</w:t>
-      </w:r>
-    </w:p>
-    <w:p>
-      <w:pPr>
-        <w:spacing w:before="120"/>
-        <w:ind w:firstLine="0"/>
-        <w:jc w:val="left"/>
-      </w:pPr>
-      <w:r>
-        <w:rPr>
-          <w:rFonts w:ascii="Times New Roman" w:hAnsi="Times New Roman" w:cs="Times New Roman" w:eastAsia="Times New Roman"/>
-          <w:b/>
-          <w:i w:val="0"/>
-          <w:color w:val="000000"/>
-          <w:sz w:val="22"/>
-        </w:rPr>
-        <w:t>Почему невозможно получить самостоятельно:</w:t>
-      </w:r>
-    </w:p>
-    <w:p>
-      <w:pPr>
-        <w:ind w:firstLine="709"/>
-      </w:pPr>
-      <w:r>
-        <w:rPr>
-          <w:rFonts w:ascii="Times New Roman" w:hAnsi="Times New Roman" w:cs="Times New Roman" w:eastAsia="Times New Roman"/>
-          <w:b w:val="0"/>
-          <w:i w:val="0"/>
-          <w:color w:val="000000"/>
-          <w:sz w:val="22"/>
-        </w:rPr>
-        <w:t>Ответом ГУ МВД России по г. Москве от 20.10.2026 № 3/267729720750 в предоставлении сведений отказано ввиду отсутствия у заявителя документального подтверждения права на их получение. Одновременно МВД прямо указало, что необходимые сведения и документы будут предоставлены по запросу уполномоченного должностного лица либо судьи.</w:t>
-      </w:r>
-    </w:p>
-    <w:p>
-      <w:pPr>
-        <w:spacing w:before="120"/>
-        <w:ind w:firstLine="0"/>
-        <w:jc w:val="left"/>
-      </w:pPr>
-      <w:r>
-        <w:rPr>
-          <w:rFonts w:ascii="Times New Roman" w:hAnsi="Times New Roman" w:cs="Times New Roman" w:eastAsia="Times New Roman"/>
-          <w:b/>
-          <w:i w:val="0"/>
-          <w:color w:val="000000"/>
-          <w:sz w:val="22"/>
-        </w:rPr>
-        <w:t>Что просит ответчик:</w:t>
-      </w:r>
-    </w:p>
-    <w:p>
-      <w:pPr>
-        <w:ind w:firstLine="709"/>
-      </w:pPr>
-      <w:r>
-        <w:rPr>
-          <w:rFonts w:ascii="Times New Roman" w:hAnsi="Times New Roman" w:cs="Times New Roman" w:eastAsia="Times New Roman"/>
-          <w:b w:val="0"/>
-          <w:i w:val="0"/>
-          <w:color w:val="000000"/>
-          <w:sz w:val="22"/>
-        </w:rPr>
-        <w:t>Истребовать указанные сведения и материалы у ГУ МВД России по г. Москве.</w:t>
-      </w:r>
-    </w:p>
-    <w:p>
-      <w:pPr>
-        <w:pStyle w:val="Heading2"/>
-      </w:pPr>
-      <w:r>
-        <w:rPr>
-          <w:rFonts w:ascii="Times New Roman" w:hAnsi="Times New Roman" w:cs="Times New Roman" w:eastAsia="Times New Roman"/>
-          <w:b/>
-          <w:i w:val="0"/>
-          <w:color w:val="000000"/>
-          <w:sz w:val="25"/>
         </w:rPr>
         <w:t>7. НСИС и РСА</w:t>
       </w:r>
     </w:p>
     <w:p>
       <w:pPr>
-        <w:ind w:firstLine="709"/>
+        <w:widowControl/>
+        <w:jc w:val="both"/>
       </w:pPr>
       <w:r>
         <w:rPr>
-          <w:rFonts w:ascii="Times New Roman" w:hAnsi="Times New Roman" w:cs="Times New Roman" w:eastAsia="Times New Roman"/>
+          <w:rFonts w:ascii="Times New Roman" w:hAnsi="Times New Roman" w:eastAsia="Times New Roman"/>
           <w:b w:val="0"/>
-          <w:i w:val="0"/>
-          <w:color w:val="000000"/>
-          <w:sz w:val="22"/>
         </w:rPr>
         <w:t>Сведения об иных страховых событиях запрашиваются не для утверждения о наличии другого ДТП, а как исходные данные для проверки причинной связи по каждой из десяти позиций.</w:t>
       </w:r>
     </w:p>
     <w:p>
       <w:pPr>
-        <w:spacing w:before="120"/>
-        <w:ind w:firstLine="0"/>
-        <w:jc w:val="left"/>
+        <w:widowControl/>
+        <w:jc w:val="both"/>
       </w:pPr>
       <w:r>
         <w:rPr>
-          <w:rFonts w:ascii="Times New Roman" w:hAnsi="Times New Roman" w:cs="Times New Roman" w:eastAsia="Times New Roman"/>
+          <w:rFonts w:ascii="Times New Roman" w:hAnsi="Times New Roman" w:eastAsia="Times New Roman"/>
           <w:b/>
-          <w:i w:val="0"/>
-          <w:color w:val="000000"/>
-          <w:sz w:val="22"/>
         </w:rPr>
         <w:t>Какие доказательства истребуются:</w:t>
       </w:r>
     </w:p>
     <w:p>
       <w:pPr>
-        <w:spacing w:after="40"/>
-        <w:ind w:left="510" w:hanging="227"/>
+        <w:widowControl/>
+        <w:ind w:left="317" w:hanging="230"/>
         <w:jc w:val="both"/>
       </w:pPr>
       <w:r>
         <w:rPr>
-          <w:rFonts w:ascii="Times New Roman" w:hAnsi="Times New Roman" w:cs="Times New Roman" w:eastAsia="Times New Roman"/>
-          <w:color w:val="000000"/>
-          <w:sz w:val="22"/>
+          <w:rFonts w:ascii="Times New Roman" w:hAnsi="Times New Roman" w:eastAsia="Times New Roman"/>
+          <w:b w:val="0"/>
         </w:rPr>
-        <w:t xml:space="preserve">• </w:t>
+        <w:t>• сведения об иных страховых событиях по VIN до 29.10.2023;</w:t>
+      </w:r>
+    </w:p>
+    <w:p>
+      <w:pPr>
+        <w:widowControl/>
+        <w:ind w:left="317" w:hanging="230"/>
+        <w:jc w:val="both"/>
+      </w:pPr>
+      <w:r>
+        <w:rPr>
+          <w:rFonts w:ascii="Times New Roman" w:hAnsi="Times New Roman" w:eastAsia="Times New Roman"/>
+          <w:b w:val="0"/>
+        </w:rPr>
+        <w:t>• сведения об иных страховых событиях по VIN с 29.10.2023 по 07.08.2026;</w:t>
+      </w:r>
+    </w:p>
+    <w:p>
+      <w:pPr>
+        <w:widowControl/>
+        <w:ind w:left="317" w:hanging="230"/>
+        <w:jc w:val="both"/>
+      </w:pPr>
+      <w:r>
+        <w:rPr>
+          <w:rFonts w:ascii="Times New Roman" w:hAnsi="Times New Roman" w:eastAsia="Times New Roman"/>
+          <w:b w:val="0"/>
+        </w:rPr>
+        <w:t>• сведения об иных европротоколах;</w:t>
+      </w:r>
+    </w:p>
+    <w:p>
+      <w:pPr>
+        <w:widowControl/>
+        <w:ind w:left="317" w:hanging="230"/>
+        <w:jc w:val="both"/>
+      </w:pPr>
+      <w:r>
+        <w:rPr>
+          <w:rFonts w:ascii="Times New Roman" w:hAnsi="Times New Roman" w:eastAsia="Times New Roman"/>
+          <w:b w:val="0"/>
+        </w:rPr>
+        <w:t>• доступные сведения о страховой истории автомобиля.</w:t>
+      </w:r>
+    </w:p>
+    <w:p>
+      <w:pPr>
+        <w:widowControl/>
+        <w:jc w:val="both"/>
+      </w:pPr>
+      <w:r>
+        <w:rPr>
+          <w:rFonts w:ascii="Times New Roman" w:hAnsi="Times New Roman" w:eastAsia="Times New Roman"/>
+          <w:b/>
+        </w:rPr>
+        <w:t>Какое обстоятельство устанавливается:</w:t>
       </w:r>
       <w:r>
         <w:rPr>
-          <w:rFonts w:ascii="Times New Roman" w:hAnsi="Times New Roman" w:cs="Times New Roman" w:eastAsia="Times New Roman"/>
+          <w:rFonts w:ascii="Times New Roman" w:hAnsi="Times New Roman" w:eastAsia="Times New Roman"/>
           <w:b w:val="0"/>
-          <w:i w:val="0"/>
-          <w:color w:val="000000"/>
-          <w:sz w:val="22"/>
         </w:rPr>
-        <w:t>сведения об иных страховых событиях по VIN до 29.10.2023;</w:t>
+        <w:t xml:space="preserve"> Наличие или отсутствие иных зарегистрированных страховых событий, которые могли затрагивать спорные элементы задней части автомобиля.</w:t>
       </w:r>
     </w:p>
     <w:p>
       <w:pPr>
-        <w:spacing w:after="40"/>
-        <w:ind w:left="510" w:hanging="227"/>
+        <w:widowControl/>
         <w:jc w:val="both"/>
       </w:pPr>
       <w:r>
         <w:rPr>
-          <w:rFonts w:ascii="Times New Roman" w:hAnsi="Times New Roman" w:cs="Times New Roman" w:eastAsia="Times New Roman"/>
-          <w:color w:val="000000"/>
-          <w:sz w:val="22"/>
+          <w:rFonts w:ascii="Times New Roman" w:hAnsi="Times New Roman" w:eastAsia="Times New Roman"/>
+          <w:b/>
         </w:rPr>
-        <w:t xml:space="preserve">• </w:t>
+        <w:t>Значение для дела:</w:t>
       </w:r>
       <w:r>
         <w:rPr>
-          <w:rFonts w:ascii="Times New Roman" w:hAnsi="Times New Roman" w:cs="Times New Roman" w:eastAsia="Times New Roman"/>
+          <w:rFonts w:ascii="Times New Roman" w:hAnsi="Times New Roman" w:eastAsia="Times New Roman"/>
           <w:b w:val="0"/>
-          <w:i w:val="0"/>
-          <w:color w:val="000000"/>
-          <w:sz w:val="22"/>
         </w:rPr>
-        <w:t>сведения об иных страховых событиях по VIN с 29.10.2023 по 07.08.2026;</w:t>
+        <w:t xml:space="preserve"> Результат необходим для экспертной дифференциации происхождения десяти позиций и оценки состояния элементов между ДТП и заключением 07.08.2026. Отсутствие иных событий не исключает проверку, а образует значимый результат.</w:t>
       </w:r>
     </w:p>
     <w:p>
       <w:pPr>
-        <w:spacing w:after="40"/>
-        <w:ind w:left="510" w:hanging="227"/>
+        <w:widowControl/>
         <w:jc w:val="both"/>
       </w:pPr>
       <w:r>
         <w:rPr>
-          <w:rFonts w:ascii="Times New Roman" w:hAnsi="Times New Roman" w:cs="Times New Roman" w:eastAsia="Times New Roman"/>
-          <w:color w:val="000000"/>
-          <w:sz w:val="22"/>
+          <w:rFonts w:ascii="Times New Roman" w:hAnsi="Times New Roman" w:eastAsia="Times New Roman"/>
+          <w:b/>
         </w:rPr>
-        <w:t xml:space="preserve">• </w:t>
+        <w:t>У кого находится доказательство:</w:t>
       </w:r>
       <w:r>
         <w:rPr>
-          <w:rFonts w:ascii="Times New Roman" w:hAnsi="Times New Roman" w:cs="Times New Roman" w:eastAsia="Times New Roman"/>
+          <w:rFonts w:ascii="Times New Roman" w:hAnsi="Times New Roman" w:eastAsia="Times New Roman"/>
           <w:b w:val="0"/>
-          <w:i w:val="0"/>
-          <w:color w:val="000000"/>
-          <w:sz w:val="22"/>
         </w:rPr>
-        <w:t>сведения об иных европротоколах;</w:t>
+        <w:t xml:space="preserve"> НСИС, РСА.</w:t>
       </w:r>
     </w:p>
     <w:p>
       <w:pPr>
-        <w:spacing w:after="40"/>
-        <w:ind w:left="510" w:hanging="227"/>
+        <w:widowControl/>
         <w:jc w:val="both"/>
       </w:pPr>
       <w:r>
         <w:rPr>
-          <w:rFonts w:ascii="Times New Roman" w:hAnsi="Times New Roman" w:cs="Times New Roman" w:eastAsia="Times New Roman"/>
-          <w:color w:val="000000"/>
-          <w:sz w:val="22"/>
+          <w:rFonts w:ascii="Times New Roman" w:hAnsi="Times New Roman" w:eastAsia="Times New Roman"/>
+          <w:b/>
         </w:rPr>
-        <w:t xml:space="preserve">• </w:t>
+        <w:t>Что предпринял ответчик:</w:t>
       </w:r>
       <w:r>
         <w:rPr>
-          <w:rFonts w:ascii="Times New Roman" w:hAnsi="Times New Roman" w:cs="Times New Roman" w:eastAsia="Times New Roman"/>
+          <w:rFonts w:ascii="Times New Roman" w:hAnsi="Times New Roman" w:eastAsia="Times New Roman"/>
           <w:b w:val="0"/>
-          <w:i w:val="0"/>
-          <w:color w:val="000000"/>
-          <w:sz w:val="22"/>
         </w:rPr>
-        <w:t>доступные сведения о страховой истории автомобиля.</w:t>
+        <w:t xml:space="preserve"> В НСИС получен ответ; обращение в РСА подготовлено.</w:t>
       </w:r>
     </w:p>
     <w:p>
       <w:pPr>
-        <w:spacing w:before="120"/>
-        <w:ind w:firstLine="0"/>
-        <w:jc w:val="left"/>
+        <w:widowControl/>
+        <w:jc w:val="both"/>
       </w:pPr>
       <w:r>
         <w:rPr>
-          <w:rFonts w:ascii="Times New Roman" w:hAnsi="Times New Roman" w:cs="Times New Roman" w:eastAsia="Times New Roman"/>
+          <w:rFonts w:ascii="Times New Roman" w:hAnsi="Times New Roman" w:eastAsia="Times New Roman"/>
           <w:b/>
-          <w:i w:val="0"/>
-          <w:color w:val="000000"/>
-          <w:sz w:val="22"/>
         </w:rPr>
-        <w:t>Какое обстоятельство устанавливается:</w:t>
+        <w:t>Почему невозможно получить самостоятельно:</w:t>
+      </w:r>
+      <w:r>
+        <w:rPr>
+          <w:rFonts w:ascii="Times New Roman" w:hAnsi="Times New Roman" w:eastAsia="Times New Roman"/>
+          <w:b w:val="0"/>
+        </w:rPr>
+        <w:t xml:space="preserve"> НСИС не предоставил материалы напрямую; порядок доступа к данным РСА требует уточнения.</w:t>
       </w:r>
     </w:p>
     <w:p>
       <w:pPr>
-        <w:ind w:firstLine="709"/>
+        <w:widowControl/>
+        <w:jc w:val="both"/>
       </w:pPr>
       <w:r>
         <w:rPr>
-          <w:rFonts w:ascii="Times New Roman" w:hAnsi="Times New Roman" w:cs="Times New Roman" w:eastAsia="Times New Roman"/>
+          <w:rFonts w:ascii="Times New Roman" w:hAnsi="Times New Roman" w:eastAsia="Times New Roman"/>
+          <w:b/>
+        </w:rPr>
+        <w:t>Что просит ответчик:</w:t>
+      </w:r>
+      <w:r>
+        <w:rPr>
+          <w:rFonts w:ascii="Times New Roman" w:hAnsi="Times New Roman" w:eastAsia="Times New Roman"/>
           <w:b w:val="0"/>
-          <w:i w:val="0"/>
-          <w:color w:val="000000"/>
-          <w:sz w:val="22"/>
         </w:rPr>
-        <w:t>Наличие или отсутствие иных зарегистрированных страховых событий, которые могли затрагивать спорные элементы задней части автомобиля.</w:t>
+        <w:t xml:space="preserve"> Истребовать доступные сведения об иных страховых событиях и европротоколах.</w:t>
       </w:r>
     </w:p>
     <w:p>
       <w:pPr>
-        <w:spacing w:before="120"/>
-        <w:ind w:firstLine="0"/>
+        <w:pStyle w:val="Heading2"/>
         <w:jc w:val="left"/>
       </w:pPr>
       <w:r>
         <w:rPr>
-          <w:rFonts w:ascii="Times New Roman" w:hAnsi="Times New Roman" w:cs="Times New Roman" w:eastAsia="Times New Roman"/>
+          <w:rFonts w:ascii="Times New Roman" w:hAnsi="Times New Roman" w:eastAsia="Times New Roman"/>
           <w:b/>
-          <w:i w:val="0"/>
           <w:color w:val="000000"/>
-          <w:sz w:val="22"/>
-        </w:rPr>
-        <w:t>Значение для дела:</w:t>
-      </w:r>
-    </w:p>
-    <w:p>
-      <w:pPr>
-        <w:ind w:firstLine="709"/>
-      </w:pPr>
-      <w:r>
-        <w:rPr>
-          <w:rFonts w:ascii="Times New Roman" w:hAnsi="Times New Roman" w:cs="Times New Roman" w:eastAsia="Times New Roman"/>
-          <w:b w:val="0"/>
-          <w:i w:val="0"/>
-          <w:color w:val="000000"/>
-          <w:sz w:val="22"/>
-        </w:rPr>
-        <w:t>Результат необходим для экспертной дифференциации происхождения десяти позиций и оценки состояния элементов между ДТП и заключением 07.08.2026. Отсутствие иных событий не исключает проверку, а образует значимый результат.</w:t>
-      </w:r>
-    </w:p>
-    <w:p>
-      <w:pPr>
-        <w:spacing w:before="120"/>
-        <w:ind w:firstLine="0"/>
-        <w:jc w:val="left"/>
-      </w:pPr>
-      <w:r>
-        <w:rPr>
-          <w:rFonts w:ascii="Times New Roman" w:hAnsi="Times New Roman" w:cs="Times New Roman" w:eastAsia="Times New Roman"/>
-          <w:b/>
-          <w:i w:val="0"/>
-          <w:color w:val="000000"/>
-          <w:sz w:val="22"/>
-        </w:rPr>
-        <w:t>У кого находится доказательство:</w:t>
-      </w:r>
-    </w:p>
-    <w:p>
-      <w:pPr>
-        <w:ind w:firstLine="709"/>
-      </w:pPr>
-      <w:r>
-        <w:rPr>
-          <w:rFonts w:ascii="Times New Roman" w:hAnsi="Times New Roman" w:cs="Times New Roman" w:eastAsia="Times New Roman"/>
-          <w:b w:val="0"/>
-          <w:i w:val="0"/>
-          <w:color w:val="000000"/>
-          <w:sz w:val="22"/>
-        </w:rPr>
-        <w:t>НСИС, РСА.</w:t>
-      </w:r>
-    </w:p>
-    <w:p>
-      <w:pPr>
-        <w:spacing w:before="120"/>
-        <w:ind w:firstLine="0"/>
-        <w:jc w:val="left"/>
-      </w:pPr>
-      <w:r>
-        <w:rPr>
-          <w:rFonts w:ascii="Times New Roman" w:hAnsi="Times New Roman" w:cs="Times New Roman" w:eastAsia="Times New Roman"/>
-          <w:b/>
-          <w:i w:val="0"/>
-          <w:color w:val="000000"/>
-          <w:sz w:val="22"/>
-        </w:rPr>
-        <w:t>Что предпринял ответчик:</w:t>
-      </w:r>
-    </w:p>
-    <w:p>
-      <w:pPr>
-        <w:ind w:firstLine="709"/>
-      </w:pPr>
-      <w:r>
-        <w:rPr>
-          <w:rFonts w:ascii="Times New Roman" w:hAnsi="Times New Roman" w:cs="Times New Roman" w:eastAsia="Times New Roman"/>
-          <w:b w:val="0"/>
-          <w:i w:val="0"/>
-          <w:color w:val="000000"/>
-          <w:sz w:val="22"/>
-        </w:rPr>
-        <w:t>В НСИС получен ответ; обращение в РСА подготовлено.</w:t>
-      </w:r>
-    </w:p>
-    <w:p>
-      <w:pPr>
-        <w:spacing w:before="120"/>
-        <w:ind w:firstLine="0"/>
-        <w:jc w:val="left"/>
-      </w:pPr>
-      <w:r>
-        <w:rPr>
-          <w:rFonts w:ascii="Times New Roman" w:hAnsi="Times New Roman" w:cs="Times New Roman" w:eastAsia="Times New Roman"/>
-          <w:b/>
-          <w:i w:val="0"/>
-          <w:color w:val="000000"/>
-          <w:sz w:val="22"/>
-        </w:rPr>
-        <w:t>Почему невозможно получить самостоятельно:</w:t>
-      </w:r>
-    </w:p>
-    <w:p>
-      <w:pPr>
-        <w:ind w:firstLine="709"/>
-      </w:pPr>
-      <w:r>
-        <w:rPr>
-          <w:rFonts w:ascii="Times New Roman" w:hAnsi="Times New Roman" w:cs="Times New Roman" w:eastAsia="Times New Roman"/>
-          <w:b w:val="0"/>
-          <w:i w:val="0"/>
-          <w:color w:val="000000"/>
-          <w:sz w:val="22"/>
-        </w:rPr>
-        <w:t>НСИС не предоставил материалы напрямую; порядок доступа к данным РСА требует уточнения.</w:t>
-      </w:r>
-    </w:p>
-    <w:p>
-      <w:pPr>
-        <w:spacing w:before="120"/>
-        <w:ind w:firstLine="0"/>
-        <w:jc w:val="left"/>
-      </w:pPr>
-      <w:r>
-        <w:rPr>
-          <w:rFonts w:ascii="Times New Roman" w:hAnsi="Times New Roman" w:cs="Times New Roman" w:eastAsia="Times New Roman"/>
-          <w:b/>
-          <w:i w:val="0"/>
-          <w:color w:val="000000"/>
-          <w:sz w:val="22"/>
-        </w:rPr>
-        <w:t>Что просит ответчик:</w:t>
-      </w:r>
-    </w:p>
-    <w:p>
-      <w:pPr>
-        <w:ind w:firstLine="709"/>
-      </w:pPr>
-      <w:r>
-        <w:rPr>
-          <w:rFonts w:ascii="Times New Roman" w:hAnsi="Times New Roman" w:cs="Times New Roman" w:eastAsia="Times New Roman"/>
-          <w:b w:val="0"/>
-          <w:i w:val="0"/>
-          <w:color w:val="000000"/>
-          <w:sz w:val="22"/>
-        </w:rPr>
-        <w:t>Истребовать доступные сведения об иных страховых событиях и европротоколах.</w:t>
-      </w:r>
-    </w:p>
-    <w:p>
-      <w:pPr>
-        <w:pStyle w:val="Heading2"/>
-      </w:pPr>
-      <w:r>
-        <w:rPr>
-          <w:rFonts w:ascii="Times New Roman" w:hAnsi="Times New Roman" w:cs="Times New Roman" w:eastAsia="Times New Roman"/>
-          <w:b/>
-          <w:i w:val="0"/>
-          <w:color w:val="000000"/>
-          <w:sz w:val="25"/>
         </w:rPr>
         <w:t>Прошу суд</w:t>
       </w:r>
     </w:p>
     <w:p>
       <w:pPr>
-        <w:spacing w:after="40"/>
-        <w:ind w:left="567" w:hanging="283"/>
+        <w:widowControl/>
+        <w:ind w:left="346" w:hanging="259"/>
         <w:jc w:val="both"/>
       </w:pPr>
       <w:r>
         <w:rPr>
-          <w:rFonts w:ascii="Times New Roman" w:hAnsi="Times New Roman" w:cs="Times New Roman" w:eastAsia="Times New Roman"/>
-          <w:color w:val="000000"/>
-          <w:sz w:val="22"/>
+          <w:rFonts w:ascii="Times New Roman" w:hAnsi="Times New Roman" w:eastAsia="Times New Roman"/>
+          <w:b w:val="0"/>
         </w:rPr>
-        <w:t xml:space="preserve">1. </w:t>
-      </w:r>
-      <w:r>
-        <w:rPr>
-          <w:rFonts w:ascii="Times New Roman" w:hAnsi="Times New Roman" w:cs="Times New Roman" w:eastAsia="Times New Roman"/>
-          <w:b w:val="0"/>
-          <w:i w:val="0"/>
-          <w:color w:val="000000"/>
-          <w:sz w:val="22"/>
-        </w:rPr>
-        <w:t>Истребовать перечисленные доказательства у соответствующих держателей.</w:t>
+        <w:t>1. Истребовать перечисленные доказательства у соответствующих держателей.</w:t>
       </w:r>
     </w:p>
     <w:p>
       <w:pPr>
-        <w:spacing w:after="40"/>
-        <w:ind w:left="567" w:hanging="283"/>
+        <w:widowControl/>
+        <w:ind w:left="346" w:hanging="259"/>
         <w:jc w:val="both"/>
       </w:pPr>
       <w:r>
         <w:rPr>
-          <w:rFonts w:ascii="Times New Roman" w:hAnsi="Times New Roman" w:cs="Times New Roman" w:eastAsia="Times New Roman"/>
-          <w:color w:val="000000"/>
-          <w:sz w:val="22"/>
+          <w:rFonts w:ascii="Times New Roman" w:hAnsi="Times New Roman" w:eastAsia="Times New Roman"/>
+          <w:b w:val="0"/>
         </w:rPr>
-        <w:t xml:space="preserve">2. </w:t>
-      </w:r>
-      <w:r>
-        <w:rPr>
-          <w:rFonts w:ascii="Times New Roman" w:hAnsi="Times New Roman" w:cs="Times New Roman" w:eastAsia="Times New Roman"/>
-          <w:b w:val="0"/>
-          <w:i w:val="0"/>
-          <w:color w:val="000000"/>
-          <w:sz w:val="22"/>
-        </w:rPr>
-        <w:t>Направить судебные запросы в АО ГСК «Югория», АО «Зетта Страхование», РСА как оператора АИС ОСАГО, ГУ МВД России по г. Москве и НСИС.</w:t>
+        <w:t>2. Направить судебные запросы в АО ГСК «Югория», АО «Зетта Страхование», РСА как оператора АИС ОСАГО, ГУ МВД России по г. Москве и НСИС.</w:t>
       </w:r>
     </w:p>
     <w:p>
       <w:pPr>
-        <w:spacing w:after="40"/>
-        <w:ind w:left="567" w:hanging="283"/>
+        <w:widowControl/>
+        <w:ind w:left="346" w:hanging="259"/>
         <w:jc w:val="both"/>
       </w:pPr>
       <w:r>
         <w:rPr>
-          <w:rFonts w:ascii="Times New Roman" w:hAnsi="Times New Roman" w:cs="Times New Roman" w:eastAsia="Times New Roman"/>
-          <w:color w:val="000000"/>
-          <w:sz w:val="22"/>
+          <w:rFonts w:ascii="Times New Roman" w:hAnsi="Times New Roman" w:eastAsia="Times New Roman"/>
+          <w:b w:val="0"/>
         </w:rPr>
-        <w:t xml:space="preserve">3. </w:t>
-      </w:r>
-      <w:r>
-        <w:rPr>
-          <w:rFonts w:ascii="Times New Roman" w:hAnsi="Times New Roman" w:cs="Times New Roman" w:eastAsia="Times New Roman"/>
-          <w:b w:val="0"/>
-          <w:i w:val="0"/>
-          <w:color w:val="000000"/>
-          <w:sz w:val="22"/>
-        </w:rPr>
-        <w:t>Учесть письменные ответы АО ГСК «Югория» и ГУ МВД России по г. Москве как подтверждение невозможности самостоятельного получения документов.</w:t>
+        <w:t>3. Учесть письменные ответы АО ГСК «Югория» и ГУ МВД России по г. Москве как подтверждение невозможности самостоятельного получения документов.</w:t>
       </w:r>
     </w:p>
     <w:p>
       <w:pPr>
         <w:pStyle w:val="Heading2"/>
+        <w:jc w:val="left"/>
       </w:pPr>
       <w:r>
         <w:rPr>
-          <w:rFonts w:ascii="Times New Roman" w:hAnsi="Times New Roman" w:cs="Times New Roman" w:eastAsia="Times New Roman"/>
+          <w:rFonts w:ascii="Times New Roman" w:hAnsi="Times New Roman" w:eastAsia="Times New Roman"/>
           <w:b/>
-          <w:i w:val="0"/>
           <w:color w:val="000000"/>
-          <w:sz w:val="25"/>
         </w:rPr>
         <w:t>Приложения</w:t>
       </w:r>
     </w:p>
     <w:p>
       <w:pPr>
-        <w:spacing w:after="40"/>
-        <w:ind w:left="510" w:hanging="227"/>
+        <w:widowControl/>
+        <w:ind w:left="317" w:hanging="230"/>
         <w:jc w:val="both"/>
       </w:pPr>
       <w:r>
         <w:rPr>
-          <w:rFonts w:ascii="Times New Roman" w:hAnsi="Times New Roman" w:cs="Times New Roman" w:eastAsia="Times New Roman"/>
-          <w:color w:val="000000"/>
-          <w:sz w:val="22"/>
+          <w:rFonts w:ascii="Times New Roman" w:hAnsi="Times New Roman" w:eastAsia="Times New Roman"/>
+          <w:b w:val="0"/>
         </w:rPr>
-        <w:t xml:space="preserve">• </w:t>
-      </w:r>
-      <w:r>
-        <w:rPr>
-          <w:rFonts w:ascii="Times New Roman" w:hAnsi="Times New Roman" w:cs="Times New Roman" w:eastAsia="Times New Roman"/>
-          <w:b w:val="0"/>
-          <w:i w:val="0"/>
-          <w:color w:val="000000"/>
-          <w:sz w:val="22"/>
-        </w:rPr>
-        <w:t>ответ АО ГСК «Югория» от 20.10.2026;</w:t>
+        <w:t>• представленный ответчиком PDF электронного извещения о ДТП от 29.10.2023;</w:t>
       </w:r>
     </w:p>
     <w:p>
       <w:pPr>
-        <w:spacing w:after="40"/>
-        <w:ind w:left="510" w:hanging="227"/>
+        <w:widowControl/>
+        <w:ind w:left="317" w:hanging="230"/>
         <w:jc w:val="both"/>
       </w:pPr>
       <w:r>
         <w:rPr>
-          <w:rFonts w:ascii="Times New Roman" w:hAnsi="Times New Roman" w:cs="Times New Roman" w:eastAsia="Times New Roman"/>
-          <w:color w:val="000000"/>
-          <w:sz w:val="22"/>
+          <w:rFonts w:ascii="Times New Roman" w:hAnsi="Times New Roman" w:eastAsia="Times New Roman"/>
+          <w:b w:val="0"/>
         </w:rPr>
-        <w:t xml:space="preserve">• </w:t>
-      </w:r>
-      <w:r>
-        <w:rPr>
-          <w:rFonts w:ascii="Times New Roman" w:hAnsi="Times New Roman" w:cs="Times New Roman" w:eastAsia="Times New Roman"/>
-          <w:b w:val="0"/>
-          <w:i w:val="0"/>
-          <w:color w:val="000000"/>
-          <w:sz w:val="22"/>
-        </w:rPr>
-        <w:t>уведомление о регистрации последующего запроса № 01-03/116336-26 от 20.10.2026 в 15:54;</w:t>
+        <w:t>• рукописное извещение на листе «страница 16»;</w:t>
       </w:r>
     </w:p>
     <w:p>
       <w:pPr>
-        <w:spacing w:after="40"/>
-        <w:ind w:left="510" w:hanging="227"/>
+        <w:widowControl/>
+        <w:ind w:left="317" w:hanging="230"/>
         <w:jc w:val="both"/>
       </w:pPr>
       <w:r>
         <w:rPr>
-          <w:rFonts w:ascii="Times New Roman" w:hAnsi="Times New Roman" w:cs="Times New Roman" w:eastAsia="Times New Roman"/>
-          <w:color w:val="000000"/>
-          <w:sz w:val="22"/>
+          <w:rFonts w:ascii="Times New Roman" w:hAnsi="Times New Roman" w:eastAsia="Times New Roman"/>
+          <w:b w:val="0"/>
         </w:rPr>
-        <w:t xml:space="preserve">• </w:t>
-      </w:r>
-      <w:r>
-        <w:rPr>
-          <w:rFonts w:ascii="Times New Roman" w:hAnsi="Times New Roman" w:cs="Times New Roman" w:eastAsia="Times New Roman"/>
-          <w:b w:val="0"/>
-          <w:i w:val="0"/>
-          <w:color w:val="000000"/>
-          <w:sz w:val="22"/>
-        </w:rPr>
-        <w:t>ответ ГУ МВД России по г. Москве № 3/267729720750 от 20.10.2026;</w:t>
+        <w:t>• ответ АО ГСК «Югория» от 20.10.2026;</w:t>
       </w:r>
     </w:p>
     <w:p>
       <w:pPr>
-        <w:spacing w:after="40"/>
-        <w:ind w:left="510" w:hanging="227"/>
+        <w:widowControl/>
+        <w:ind w:left="317" w:hanging="230"/>
         <w:jc w:val="both"/>
       </w:pPr>
       <w:r>
         <w:rPr>
-          <w:rFonts w:ascii="Times New Roman" w:hAnsi="Times New Roman" w:cs="Times New Roman" w:eastAsia="Times New Roman"/>
-          <w:color w:val="000000"/>
-          <w:sz w:val="22"/>
+          <w:rFonts w:ascii="Times New Roman" w:hAnsi="Times New Roman" w:eastAsia="Times New Roman"/>
+          <w:b w:val="0"/>
         </w:rPr>
-        <w:t xml:space="preserve">• </w:t>
-      </w:r>
-      <w:r>
-        <w:rPr>
-          <w:rFonts w:ascii="Times New Roman" w:hAnsi="Times New Roman" w:cs="Times New Roman" w:eastAsia="Times New Roman"/>
-          <w:b w:val="0"/>
-          <w:i w:val="0"/>
-          <w:color w:val="000000"/>
-          <w:sz w:val="22"/>
-        </w:rPr>
-        <w:t>подтверждение запроса в АО «Зетта Страхование» № 613966;</w:t>
+        <w:t>• уведомление о регистрации последующего запроса № 01-03/116336-26 от 20.10.2026 в 15:54;</w:t>
       </w:r>
     </w:p>
     <w:p>
       <w:pPr>
-        <w:spacing w:after="40"/>
-        <w:ind w:left="510" w:hanging="227"/>
+        <w:widowControl/>
+        <w:ind w:left="317" w:hanging="230"/>
         <w:jc w:val="both"/>
       </w:pPr>
       <w:r>
         <w:rPr>
-          <w:rFonts w:ascii="Times New Roman" w:hAnsi="Times New Roman" w:cs="Times New Roman" w:eastAsia="Times New Roman"/>
-          <w:color w:val="000000"/>
-          <w:sz w:val="22"/>
+          <w:rFonts w:ascii="Times New Roman" w:hAnsi="Times New Roman" w:eastAsia="Times New Roman"/>
+          <w:b w:val="0"/>
         </w:rPr>
-        <w:t xml:space="preserve">• </w:t>
-      </w:r>
-      <w:r>
-        <w:rPr>
-          <w:rFonts w:ascii="Times New Roman" w:hAnsi="Times New Roman" w:cs="Times New Roman" w:eastAsia="Times New Roman"/>
-          <w:b w:val="0"/>
-          <w:i w:val="0"/>
-          <w:color w:val="000000"/>
-          <w:sz w:val="22"/>
-        </w:rPr>
-        <w:t>подтверждение обращения в УГИБДД ID 6265336;</w:t>
+        <w:t>• ответ ГУ МВД России по г. Москве № 3/267729720750 от 20.10.2026;</w:t>
       </w:r>
     </w:p>
     <w:p>
       <w:pPr>
-        <w:spacing w:after="40"/>
-        <w:ind w:left="510" w:hanging="227"/>
+        <w:widowControl/>
+        <w:ind w:left="317" w:hanging="230"/>
         <w:jc w:val="both"/>
       </w:pPr>
       <w:r>
         <w:rPr>
-          <w:rFonts w:ascii="Times New Roman" w:hAnsi="Times New Roman" w:cs="Times New Roman" w:eastAsia="Times New Roman"/>
-          <w:color w:val="000000"/>
-          <w:sz w:val="22"/>
+          <w:rFonts w:ascii="Times New Roman" w:hAnsi="Times New Roman" w:eastAsia="Times New Roman"/>
+          <w:b w:val="0"/>
         </w:rPr>
-        <w:t xml:space="preserve">• </w:t>
-      </w:r>
-      <w:r>
-        <w:rPr>
-          <w:rFonts w:ascii="Times New Roman" w:hAnsi="Times New Roman" w:cs="Times New Roman" w:eastAsia="Times New Roman"/>
-          <w:b w:val="0"/>
-          <w:i w:val="0"/>
-          <w:color w:val="000000"/>
-          <w:sz w:val="22"/>
-        </w:rPr>
-        <w:t>ответы НСИС;</w:t>
+        <w:t>• подтверждение запроса в АО «Зетта Страхование» № 613966;</w:t>
       </w:r>
     </w:p>
     <w:p>
       <w:pPr>
-        <w:spacing w:after="40"/>
-        <w:ind w:left="510" w:hanging="227"/>
+        <w:widowControl/>
+        <w:ind w:left="317" w:hanging="230"/>
         <w:jc w:val="both"/>
       </w:pPr>
       <w:r>
         <w:rPr>
-          <w:rFonts w:ascii="Times New Roman" w:hAnsi="Times New Roman" w:cs="Times New Roman" w:eastAsia="Times New Roman"/>
-          <w:color w:val="000000"/>
-          <w:sz w:val="22"/>
+          <w:rFonts w:ascii="Times New Roman" w:hAnsi="Times New Roman" w:eastAsia="Times New Roman"/>
+          <w:b w:val="0"/>
         </w:rPr>
-        <w:t xml:space="preserve">• </w:t>
-      </w:r>
-      <w:r>
-        <w:rPr>
-          <w:rFonts w:ascii="Times New Roman" w:hAnsi="Times New Roman" w:cs="Times New Roman" w:eastAsia="Times New Roman"/>
-          <w:b w:val="0"/>
-          <w:i w:val="0"/>
-          <w:color w:val="000000"/>
-          <w:sz w:val="22"/>
-        </w:rPr>
-        <w:t>иные подтверждения самостоятельных обращений.</w:t>
+        <w:t>• подтверждение обращения в УГИБДД ID 6265336;</w:t>
       </w:r>
     </w:p>
     <w:p>
       <w:pPr>
-        <w:spacing w:after="40"/>
-        <w:ind w:firstLine="0"/>
-        <w:jc w:val="left"/>
+        <w:widowControl/>
+        <w:ind w:left="317" w:hanging="230"/>
+        <w:jc w:val="both"/>
       </w:pPr>
       <w:r>
         <w:rPr>
-          <w:rFonts w:ascii="Times New Roman" w:hAnsi="Times New Roman" w:cs="Times New Roman" w:eastAsia="Times New Roman"/>
-          <w:b/>
-          <w:i w:val="0"/>
-          <w:color w:val="000000"/>
-          <w:sz w:val="22"/>
+          <w:rFonts w:ascii="Times New Roman" w:hAnsi="Times New Roman" w:eastAsia="Times New Roman"/>
+          <w:b w:val="0"/>
+        </w:rPr>
+        <w:t>• ответы НСИС;</w:t>
+      </w:r>
+    </w:p>
+    <w:p>
+      <w:pPr>
+        <w:widowControl/>
+        <w:ind w:left="317" w:hanging="230"/>
+        <w:jc w:val="both"/>
+      </w:pPr>
+      <w:r>
+        <w:rPr>
+          <w:rFonts w:ascii="Times New Roman" w:hAnsi="Times New Roman" w:eastAsia="Times New Roman"/>
+          <w:b w:val="0"/>
+        </w:rPr>
+        <w:t>• иные подтверждения самостоятельных обращений.</w:t>
+      </w:r>
+    </w:p>
+    <w:p>
+      <w:pPr>
+        <w:widowControl/>
+        <w:jc w:val="both"/>
+      </w:pPr>
+      <w:r>
+        <w:rPr>
+          <w:rFonts w:ascii="Times New Roman" w:hAnsi="Times New Roman" w:eastAsia="Times New Roman"/>
+          <w:b w:val="0"/>
         </w:rPr>
         <w:t>Ответчик: __________ / Димитриева М.В. /</w:t>
       </w:r>
     </w:p>
     <w:p>
       <w:pPr>
-        <w:spacing w:after="40"/>
-        <w:ind w:firstLine="0"/>
-        <w:jc w:val="left"/>
+        <w:widowControl/>
+        <w:jc w:val="both"/>
       </w:pPr>
       <w:r>
         <w:rPr>
-          <w:rFonts w:ascii="Times New Roman" w:hAnsi="Times New Roman" w:cs="Times New Roman" w:eastAsia="Times New Roman"/>
+          <w:rFonts w:ascii="Times New Roman" w:hAnsi="Times New Roman" w:eastAsia="Times New Roman"/>
           <w:b w:val="0"/>
-          <w:i w:val="0"/>
-          <w:color w:val="000000"/>
-          <w:sz w:val="22"/>
         </w:rPr>
         <w:t>Дата: __________</w:t>
       </w:r>
@@ -5544,7 +3880,7 @@
     <w:qFormat/>
     <w:rsid w:val="00FC693F"/>
     <w:pPr>
-      <w:spacing w:after="80" w:line="259" w:lineRule="auto"/>
+      <w:spacing w:after="100" w:line="269" w:lineRule="auto"/>
       <w:jc w:val="both"/>
     </w:pPr>
     <w:rPr>
@@ -5552,7 +3888,7 @@
       <w:b w:val="0"/>
       <w:i w:val="0"/>
       <w:color w:val="000000"/>
-      <w:sz w:val="22"/>
+      <w:sz w:val="21"/>
     </w:rPr>
   </w:style>
   <w:style w:type="paragraph" w:styleId="Header">
@@ -5610,7 +3946,7 @@
     <w:pPr>
       <w:keepNext/>
       <w:keepLines/>
-      <w:spacing w:before="160" w:after="80"/>
+      <w:spacing w:before="180" w:after="100"/>
       <w:outlineLvl w:val="0"/>
     </w:pPr>
     <w:rPr>
@@ -5619,7 +3955,7 @@
       <w:bCs/>
       <w:i w:val="0"/>
       <w:color w:val="000000"/>
-      <w:sz w:val="30"/>
+      <w:sz w:val="26"/>
       <w:szCs w:val="28"/>
     </w:rPr>
   </w:style>
@@ -5635,7 +3971,7 @@
     <w:pPr>
       <w:keepNext/>
       <w:keepLines/>
-      <w:spacing w:before="160" w:after="80"/>
+      <w:spacing w:before="180" w:after="100"/>
       <w:outlineLvl w:val="1"/>
     </w:pPr>
     <w:rPr>
@@ -5644,7 +3980,7 @@
       <w:bCs/>
       <w:i w:val="0"/>
       <w:color w:val="000000"/>
-      <w:sz w:val="25"/>
+      <w:sz w:val="23"/>
       <w:szCs w:val="26"/>
     </w:rPr>
   </w:style>
@@ -5660,7 +3996,7 @@
     <w:pPr>
       <w:keepNext/>
       <w:keepLines/>
-      <w:spacing w:before="160" w:after="80"/>
+      <w:spacing w:before="180" w:after="100"/>
       <w:outlineLvl w:val="2"/>
     </w:pPr>
     <w:rPr>
@@ -5669,7 +4005,7 @@
       <w:bCs/>
       <w:i w:val="0"/>
       <w:color w:val="000000"/>
-      <w:sz w:val="23"/>
+      <w:sz w:val="21"/>
     </w:rPr>
   </w:style>
   <w:style w:type="paragraph" w:styleId="Heading4">
@@ -5901,10 +4237,8 @@
     <w:rsid w:val="00FC693F"/>
     <w:pPr>
       <w:keepNext/>
-      <w:pBdr>
-        <w:bottom w:val="single" w:sz="8" w:space="4" w:color="4F81BD" w:themeColor="accent1"/>
-      </w:pBdr>
-      <w:spacing w:after="80" w:line="240" w:lineRule="auto" w:before="160"/>
+      <w:keepLines/>
+      <w:spacing w:after="100" w:line="240" w:lineRule="auto" w:before="180"/>
       <w:contextualSpacing/>
     </w:pPr>
     <w:rPr>
@@ -5947,12 +4281,13 @@
       </w:numPr>
     </w:pPr>
     <w:rPr>
-      <w:rFonts w:asciiTheme="majorHAnsi" w:eastAsiaTheme="majorEastAsia" w:hAnsiTheme="majorHAnsi" w:cstheme="majorBidi"/>
+      <w:rFonts w:asciiTheme="majorHAnsi" w:eastAsiaTheme="majorEastAsia" w:hAnsiTheme="majorHAnsi" w:cstheme="majorBidi" w:ascii="Times New Roman" w:hAnsi="Times New Roman" w:eastAsia="Times New Roman" w:cs="Times New Roman"/>
+      <w:b w:val="0"/>
       <w:i/>
       <w:iCs/>
-      <w:color w:val="4F81BD" w:themeColor="accent1"/>
+      <w:color w:val="000000"/>
       <w:spacing w:val="15"/>
-      <w:sz w:val="24"/>
+      <w:sz w:val="21"/>
       <w:szCs w:val="24"/>
     </w:rPr>
   </w:style>
